--- a/templates/plananual/ARTE 1° A 5/ARTE 4° - PROGRAMACIÓN CURRICULAR ANUAL .docx
+++ b/templates/plananual/ARTE 1° A 5/ARTE 4° - PROGRAMACIÓN CURRICULAR ANUAL .docx
@@ -295,7 +295,31 @@
                                   <w:sz w:val="32"/>
                                   <w:szCs w:val="32"/>
                                 </w:rPr>
-                                <w:t>{{anio}}</w:t>
+                                <w:t>{{</w:t>
+                              </w:r>
+                              <w:proofErr w:type="spellStart"/>
+                              <w:r>
+                                <w:rPr>
+                                  <w:rFonts w:ascii="Aptos ExtraBold" w:hAnsi="Aptos ExtraBold" w:cs="Times New Roman"/>
+                                  <w:b/>
+                                  <w:bCs/>
+                                  <w:color w:val="FFFFFF" w:themeColor="background1"/>
+                                  <w:sz w:val="32"/>
+                                  <w:szCs w:val="32"/>
+                                </w:rPr>
+                                <w:t>anio</w:t>
+                              </w:r>
+                              <w:proofErr w:type="spellEnd"/>
+                              <w:r>
+                                <w:rPr>
+                                  <w:rFonts w:ascii="Aptos ExtraBold" w:hAnsi="Aptos ExtraBold" w:cs="Times New Roman"/>
+                                  <w:b/>
+                                  <w:bCs/>
+                                  <w:color w:val="FFFFFF" w:themeColor="background1"/>
+                                  <w:sz w:val="32"/>
+                                  <w:szCs w:val="32"/>
+                                </w:rPr>
+                                <w:t>}}</w:t>
                               </w:r>
                             </w:p>
                           </w:txbxContent>
@@ -694,7 +718,25 @@
                 <w:sz w:val="20"/>
                 <w:szCs w:val="20"/>
               </w:rPr>
-              <w:t>{{dre}}</w:t>
+              <w:t>{{</w:t>
+            </w:r>
+            <w:proofErr w:type="spellStart"/>
+            <w:r>
+              <w:rPr>
+                <w:rFonts w:ascii="Arial Nova Cond" w:hAnsi="Arial Nova Cond" w:cs="Times New Roman"/>
+                <w:sz w:val="20"/>
+                <w:szCs w:val="20"/>
+              </w:rPr>
+              <w:t>dre</w:t>
+            </w:r>
+            <w:proofErr w:type="spellEnd"/>
+            <w:r>
+              <w:rPr>
+                <w:rFonts w:ascii="Arial Nova Cond" w:hAnsi="Arial Nova Cond" w:cs="Times New Roman"/>
+                <w:sz w:val="20"/>
+                <w:szCs w:val="20"/>
+              </w:rPr>
+              <w:t>}}</w:t>
             </w:r>
           </w:p>
         </w:tc>
@@ -744,7 +786,25 @@
                 <w:sz w:val="20"/>
                 <w:szCs w:val="20"/>
               </w:rPr>
-              <w:t>{{area}}</w:t>
+              <w:t>{{</w:t>
+            </w:r>
+            <w:proofErr w:type="spellStart"/>
+            <w:r>
+              <w:rPr>
+                <w:rFonts w:ascii="Arial Nova Cond" w:hAnsi="Arial Nova Cond" w:cs="Times New Roman"/>
+                <w:sz w:val="20"/>
+                <w:szCs w:val="20"/>
+              </w:rPr>
+              <w:t>area</w:t>
+            </w:r>
+            <w:proofErr w:type="spellEnd"/>
+            <w:r>
+              <w:rPr>
+                <w:rFonts w:ascii="Arial Nova Cond" w:hAnsi="Arial Nova Cond" w:cs="Times New Roman"/>
+                <w:sz w:val="20"/>
+                <w:szCs w:val="20"/>
+              </w:rPr>
+              <w:t>}}</w:t>
             </w:r>
           </w:p>
         </w:tc>
@@ -869,7 +929,25 @@
                 <w:sz w:val="20"/>
                 <w:szCs w:val="20"/>
               </w:rPr>
-              <w:t>{{ugel}}</w:t>
+              <w:t>{{</w:t>
+            </w:r>
+            <w:proofErr w:type="spellStart"/>
+            <w:r>
+              <w:rPr>
+                <w:rFonts w:ascii="Arial Nova Cond" w:hAnsi="Arial Nova Cond" w:cs="Times New Roman"/>
+                <w:sz w:val="20"/>
+                <w:szCs w:val="20"/>
+              </w:rPr>
+              <w:t>ugel</w:t>
+            </w:r>
+            <w:proofErr w:type="spellEnd"/>
+            <w:r>
+              <w:rPr>
+                <w:rFonts w:ascii="Arial Nova Cond" w:hAnsi="Arial Nova Cond" w:cs="Times New Roman"/>
+                <w:sz w:val="20"/>
+                <w:szCs w:val="20"/>
+              </w:rPr>
+              <w:t>}}</w:t>
             </w:r>
           </w:p>
         </w:tc>
@@ -894,7 +972,25 @@
                 <w:sz w:val="20"/>
                 <w:szCs w:val="20"/>
               </w:rPr>
-              <w:t>{{cordinador}}</w:t>
+              <w:t>{{</w:t>
+            </w:r>
+            <w:proofErr w:type="spellStart"/>
+            <w:r>
+              <w:rPr>
+                <w:rFonts w:ascii="Arial Nova Cond" w:hAnsi="Arial Nova Cond" w:cs="Times New Roman"/>
+                <w:sz w:val="20"/>
+                <w:szCs w:val="20"/>
+              </w:rPr>
+              <w:t>cordinador</w:t>
+            </w:r>
+            <w:proofErr w:type="spellEnd"/>
+            <w:r>
+              <w:rPr>
+                <w:rFonts w:ascii="Arial Nova Cond" w:hAnsi="Arial Nova Cond" w:cs="Times New Roman"/>
+                <w:sz w:val="20"/>
+                <w:szCs w:val="20"/>
+              </w:rPr>
+              <w:t>}}</w:t>
             </w:r>
           </w:p>
         </w:tc>
@@ -1054,7 +1150,25 @@
                 <w:sz w:val="20"/>
                 <w:szCs w:val="20"/>
               </w:rPr>
-              <w:t>{{institucioneducativa}}</w:t>
+              <w:t>{{</w:t>
+            </w:r>
+            <w:proofErr w:type="spellStart"/>
+            <w:r>
+              <w:rPr>
+                <w:rFonts w:ascii="Arial Nova Cond" w:hAnsi="Arial Nova Cond" w:cs="Times New Roman"/>
+                <w:sz w:val="20"/>
+                <w:szCs w:val="20"/>
+              </w:rPr>
+              <w:t>institucioneducativa</w:t>
+            </w:r>
+            <w:proofErr w:type="spellEnd"/>
+            <w:r>
+              <w:rPr>
+                <w:rFonts w:ascii="Arial Nova Cond" w:hAnsi="Arial Nova Cond" w:cs="Times New Roman"/>
+                <w:sz w:val="20"/>
+                <w:szCs w:val="20"/>
+              </w:rPr>
+              <w:t>}}</w:t>
             </w:r>
           </w:p>
         </w:tc>
@@ -1548,7 +1662,27 @@
                 <w:sz w:val="20"/>
                 <w:szCs w:val="20"/>
               </w:rPr>
-              <w:t>Esta área se sustenta en el enfoque multicultural e interdisciplinario (Minedu, 2017, pp. 9, 124). Por lo tanto, es multicultural porque reconoce que toda producción artística tiene características sociales y culturales, busca implementar expresiones artísticas indígenas, urbanas, rurales, migrantes y juveniles, entre otras y salvaguarda del patrimonio cultural que se puede estar perdiendo sino se valora desde la escuela. Es interdisciplinario porque queremos que nuestros estudiantes integren el arte con otras disciplinas y saberes, para responder a las situaciones vinculadas a problemáticas locales o globales como; la violencia contra la mujer, problemas ambientales, el racismo, entre otros (PerúEduca, 2018).</w:t>
+              <w:t>Esta área se sustenta en el enfoque multicultural e interdisciplinario (Minedu, 2017, pp. 9, 124). Por lo tanto, es multicultural porque reconoce que toda producción artística tiene características sociales y culturales, busca implementar expresiones artísticas indígenas, urbanas, rurales, migrantes y juveniles, entre otras y salvaguarda del patrimonio cultural que se puede estar perdiendo sino se valora desde la escuela. Es interdisciplinario porque queremos que nuestros estudiantes integren el arte con otras disciplinas y saberes, para responder a las situaciones vinculadas a problemáticas locales o globales como; la violencia contra la mujer, problemas ambientales, el racismo, entre otros (</w:t>
+            </w:r>
+            <w:proofErr w:type="spellStart"/>
+            <w:r>
+              <w:rPr>
+                <w:rFonts w:ascii="Arial Nova Cond Light" w:hAnsi="Arial Nova Cond Light" w:cs="Times New Roman"/>
+                <w:color w:val="000000" w:themeColor="text1"/>
+                <w:sz w:val="20"/>
+                <w:szCs w:val="20"/>
+              </w:rPr>
+              <w:t>PerúEduca</w:t>
+            </w:r>
+            <w:proofErr w:type="spellEnd"/>
+            <w:r>
+              <w:rPr>
+                <w:rFonts w:ascii="Arial Nova Cond Light" w:hAnsi="Arial Nova Cond Light" w:cs="Times New Roman"/>
+                <w:color w:val="000000" w:themeColor="text1"/>
+                <w:sz w:val="20"/>
+                <w:szCs w:val="20"/>
+              </w:rPr>
+              <w:t>, 2018).</w:t>
             </w:r>
           </w:p>
         </w:tc>
@@ -3102,16 +3236,29 @@
                 <w:szCs w:val="20"/>
               </w:rPr>
             </w:pPr>
-            <w:r>
-              <w:rPr>
-                <w:rFonts w:ascii="Arial Nova Cond Light" w:hAnsi="Arial Nova Cond Light" w:cs="Times New Roman"/>
-                <w:b/>
-                <w:bCs/>
-                <w:color w:val="000000" w:themeColor="text1"/>
-                <w:sz w:val="20"/>
-                <w:szCs w:val="20"/>
-              </w:rPr>
-              <w:t>N° DE SEMANAS LECTIVAS</w:t>
+            <w:proofErr w:type="spellStart"/>
+            <w:r>
+              <w:rPr>
+                <w:rFonts w:ascii="Arial Nova Cond Light" w:hAnsi="Arial Nova Cond Light" w:cs="Times New Roman"/>
+                <w:b/>
+                <w:bCs/>
+                <w:color w:val="000000" w:themeColor="text1"/>
+                <w:sz w:val="20"/>
+                <w:szCs w:val="20"/>
+              </w:rPr>
+              <w:t>N°</w:t>
+            </w:r>
+            <w:proofErr w:type="spellEnd"/>
+            <w:r>
+              <w:rPr>
+                <w:rFonts w:ascii="Arial Nova Cond Light" w:hAnsi="Arial Nova Cond Light" w:cs="Times New Roman"/>
+                <w:b/>
+                <w:bCs/>
+                <w:color w:val="000000" w:themeColor="text1"/>
+                <w:sz w:val="20"/>
+                <w:szCs w:val="20"/>
+              </w:rPr>
+              <w:t xml:space="preserve"> DE SEMANAS LECTIVAS</w:t>
             </w:r>
           </w:p>
         </w:tc>
@@ -3136,16 +3283,29 @@
                 <w:szCs w:val="20"/>
               </w:rPr>
             </w:pPr>
-            <w:r>
-              <w:rPr>
-                <w:rFonts w:ascii="Arial Nova Cond Light" w:hAnsi="Arial Nova Cond Light" w:cs="Times New Roman"/>
-                <w:b/>
-                <w:bCs/>
-                <w:color w:val="000000" w:themeColor="text1"/>
-                <w:sz w:val="20"/>
-                <w:szCs w:val="20"/>
-              </w:rPr>
-              <w:t>N° UNIDADES</w:t>
+            <w:proofErr w:type="spellStart"/>
+            <w:r>
+              <w:rPr>
+                <w:rFonts w:ascii="Arial Nova Cond Light" w:hAnsi="Arial Nova Cond Light" w:cs="Times New Roman"/>
+                <w:b/>
+                <w:bCs/>
+                <w:color w:val="000000" w:themeColor="text1"/>
+                <w:sz w:val="20"/>
+                <w:szCs w:val="20"/>
+              </w:rPr>
+              <w:t>N°</w:t>
+            </w:r>
+            <w:proofErr w:type="spellEnd"/>
+            <w:r>
+              <w:rPr>
+                <w:rFonts w:ascii="Arial Nova Cond Light" w:hAnsi="Arial Nova Cond Light" w:cs="Times New Roman"/>
+                <w:b/>
+                <w:bCs/>
+                <w:color w:val="000000" w:themeColor="text1"/>
+                <w:sz w:val="20"/>
+                <w:szCs w:val="20"/>
+              </w:rPr>
+              <w:t xml:space="preserve"> UNIDADES</w:t>
             </w:r>
           </w:p>
         </w:tc>
@@ -9226,7 +9386,7 @@
     <w:tbl>
       <w:tblPr>
         <w:tblStyle w:val="Tablaconcuadrcula"/>
-        <w:tblW w:w="14850" w:type="dxa"/>
+        <w:tblW w:w="14851" w:type="dxa"/>
         <w:jc w:val="center"/>
         <w:tblBorders>
           <w:top w:val="double" w:sz="4" w:space="0" w:color="47D459" w:themeColor="accent3" w:themeTint="99"/>
@@ -9240,7 +9400,7 @@
         <w:tblLook w:val="04A0" w:firstRow="1" w:lastRow="0" w:firstColumn="1" w:lastColumn="0" w:noHBand="0" w:noVBand="1"/>
       </w:tblPr>
       <w:tblGrid>
-        <w:gridCol w:w="874"/>
+        <w:gridCol w:w="875"/>
         <w:gridCol w:w="1095"/>
         <w:gridCol w:w="1726"/>
         <w:gridCol w:w="6169"/>
@@ -9256,32 +9416,27 @@
         <w:tc>
           <w:tcPr>
             <w:tcW w:w="875" w:type="dxa"/>
-            <w:tcBorders>
-              <w:top w:val="double" w:sz="4" w:space="0" w:color="47D459" w:themeColor="accent3" w:themeTint="99"/>
-              <w:left w:val="double" w:sz="4" w:space="0" w:color="47D459" w:themeColor="accent3" w:themeTint="99"/>
-              <w:bottom w:val="double" w:sz="4" w:space="0" w:color="47D459" w:themeColor="accent3" w:themeTint="99"/>
-              <w:right w:val="double" w:sz="4" w:space="0" w:color="47D459" w:themeColor="accent3" w:themeTint="99"/>
-            </w:tcBorders>
             <w:shd w:val="clear" w:color="auto" w:fill="C1F0C7" w:themeFill="accent3" w:themeFillTint="33"/>
             <w:vAlign w:val="center"/>
-            <w:hideMark/>
-          </w:tcPr>
-          <w:p>
-            <w:pPr>
-              <w:spacing w:after="160" w:line="276" w:lineRule="auto"/>
-              <w:ind w:right="-455"/>
-              <w:rPr>
-                <w:rFonts w:ascii="Arial Nova Cond Light" w:hAnsi="Arial Nova Cond Light" w:cs="Times New Roman"/>
-                <w:b/>
-                <w:bCs/>
-                <w:color w:val="000000" w:themeColor="text1"/>
-                <w:sz w:val="20"/>
-                <w:szCs w:val="20"/>
-              </w:rPr>
-            </w:pPr>
-            <w:r>
-              <w:rPr>
-                <w:rFonts w:ascii="Arial Nova Cond Light" w:hAnsi="Arial Nova Cond Light" w:cs="Times New Roman"/>
+          </w:tcPr>
+          <w:p>
+            <w:pPr>
+              <w:pStyle w:val="Prrafodelista"/>
+              <w:ind w:left="0"/>
+              <w:jc w:val="center"/>
+              <w:rPr>
+                <w:rFonts w:ascii="Arial Nova Cond" w:hAnsi="Arial Nova Cond" w:cs="Times New Roman"/>
+                <w:b/>
+                <w:bCs/>
+                <w:color w:val="000000" w:themeColor="text1"/>
+                <w:sz w:val="20"/>
+                <w:szCs w:val="20"/>
+              </w:rPr>
+            </w:pPr>
+            <w:bookmarkStart w:id="1" w:name="_Hlk227075175"/>
+            <w:r>
+              <w:rPr>
+                <w:rFonts w:ascii="Arial Nova Cond" w:hAnsi="Arial Nova Cond" w:cs="Times New Roman"/>
                 <w:b/>
                 <w:bCs/>
                 <w:color w:val="000000" w:themeColor="text1"/>
@@ -9295,32 +9450,26 @@
         <w:tc>
           <w:tcPr>
             <w:tcW w:w="1095" w:type="dxa"/>
-            <w:tcBorders>
-              <w:top w:val="double" w:sz="4" w:space="0" w:color="47D459" w:themeColor="accent3" w:themeTint="99"/>
-              <w:left w:val="double" w:sz="4" w:space="0" w:color="47D459" w:themeColor="accent3" w:themeTint="99"/>
-              <w:bottom w:val="double" w:sz="4" w:space="0" w:color="47D459" w:themeColor="accent3" w:themeTint="99"/>
-              <w:right w:val="double" w:sz="4" w:space="0" w:color="47D459" w:themeColor="accent3" w:themeTint="99"/>
-            </w:tcBorders>
             <w:shd w:val="clear" w:color="auto" w:fill="C1F0C7" w:themeFill="accent3" w:themeFillTint="33"/>
             <w:vAlign w:val="center"/>
-            <w:hideMark/>
-          </w:tcPr>
-          <w:p>
-            <w:pPr>
-              <w:spacing w:after="160" w:line="276" w:lineRule="auto"/>
-              <w:ind w:right="-455"/>
-              <w:rPr>
-                <w:rFonts w:ascii="Arial Nova Cond Light" w:hAnsi="Arial Nova Cond Light" w:cs="Times New Roman"/>
-                <w:b/>
-                <w:bCs/>
-                <w:color w:val="000000" w:themeColor="text1"/>
-                <w:sz w:val="20"/>
-                <w:szCs w:val="20"/>
-              </w:rPr>
-            </w:pPr>
-            <w:r>
-              <w:rPr>
-                <w:rFonts w:ascii="Arial Nova Cond Light" w:hAnsi="Arial Nova Cond Light" w:cs="Times New Roman"/>
+          </w:tcPr>
+          <w:p>
+            <w:pPr>
+              <w:pStyle w:val="Prrafodelista"/>
+              <w:ind w:left="0"/>
+              <w:jc w:val="center"/>
+              <w:rPr>
+                <w:rFonts w:ascii="Arial Nova Cond" w:hAnsi="Arial Nova Cond" w:cs="Times New Roman"/>
+                <w:b/>
+                <w:bCs/>
+                <w:color w:val="000000" w:themeColor="text1"/>
+                <w:sz w:val="20"/>
+                <w:szCs w:val="20"/>
+              </w:rPr>
+            </w:pPr>
+            <w:r>
+              <w:rPr>
+                <w:rFonts w:ascii="Arial Nova Cond" w:hAnsi="Arial Nova Cond" w:cs="Times New Roman"/>
                 <w:b/>
                 <w:bCs/>
                 <w:color w:val="000000" w:themeColor="text1"/>
@@ -9334,32 +9483,26 @@
         <w:tc>
           <w:tcPr>
             <w:tcW w:w="1726" w:type="dxa"/>
-            <w:tcBorders>
-              <w:top w:val="double" w:sz="4" w:space="0" w:color="47D459" w:themeColor="accent3" w:themeTint="99"/>
-              <w:left w:val="double" w:sz="4" w:space="0" w:color="47D459" w:themeColor="accent3" w:themeTint="99"/>
-              <w:bottom w:val="double" w:sz="4" w:space="0" w:color="47D459" w:themeColor="accent3" w:themeTint="99"/>
-              <w:right w:val="double" w:sz="4" w:space="0" w:color="47D459" w:themeColor="accent3" w:themeTint="99"/>
-            </w:tcBorders>
             <w:shd w:val="clear" w:color="auto" w:fill="C1F0C7" w:themeFill="accent3" w:themeFillTint="33"/>
             <w:vAlign w:val="center"/>
-            <w:hideMark/>
-          </w:tcPr>
-          <w:p>
-            <w:pPr>
-              <w:spacing w:after="160" w:line="276" w:lineRule="auto"/>
-              <w:ind w:right="-455"/>
-              <w:rPr>
-                <w:rFonts w:ascii="Arial Nova Cond Light" w:hAnsi="Arial Nova Cond Light" w:cs="Times New Roman"/>
-                <w:b/>
-                <w:bCs/>
-                <w:color w:val="000000" w:themeColor="text1"/>
-                <w:sz w:val="20"/>
-                <w:szCs w:val="20"/>
-              </w:rPr>
-            </w:pPr>
-            <w:r>
-              <w:rPr>
-                <w:rFonts w:ascii="Arial Nova Cond Light" w:hAnsi="Arial Nova Cond Light" w:cs="Times New Roman"/>
+          </w:tcPr>
+          <w:p>
+            <w:pPr>
+              <w:pStyle w:val="Prrafodelista"/>
+              <w:ind w:left="0"/>
+              <w:jc w:val="center"/>
+              <w:rPr>
+                <w:rFonts w:ascii="Arial Nova Cond" w:hAnsi="Arial Nova Cond" w:cs="Times New Roman"/>
+                <w:b/>
+                <w:bCs/>
+                <w:color w:val="000000" w:themeColor="text1"/>
+                <w:sz w:val="20"/>
+                <w:szCs w:val="20"/>
+              </w:rPr>
+            </w:pPr>
+            <w:r>
+              <w:rPr>
+                <w:rFonts w:ascii="Arial Nova Cond" w:hAnsi="Arial Nova Cond" w:cs="Times New Roman"/>
                 <w:b/>
                 <w:bCs/>
                 <w:color w:val="000000" w:themeColor="text1"/>
@@ -9373,110 +9516,147 @@
         <w:tc>
           <w:tcPr>
             <w:tcW w:w="6169" w:type="dxa"/>
-            <w:tcBorders>
-              <w:top w:val="double" w:sz="4" w:space="0" w:color="47D459" w:themeColor="accent3" w:themeTint="99"/>
-              <w:left w:val="double" w:sz="4" w:space="0" w:color="47D459" w:themeColor="accent3" w:themeTint="99"/>
-              <w:bottom w:val="double" w:sz="4" w:space="0" w:color="47D459" w:themeColor="accent3" w:themeTint="99"/>
-              <w:right w:val="double" w:sz="4" w:space="0" w:color="47D459" w:themeColor="accent3" w:themeTint="99"/>
-            </w:tcBorders>
             <w:shd w:val="clear" w:color="auto" w:fill="C1F0C7" w:themeFill="accent3" w:themeFillTint="33"/>
             <w:vAlign w:val="center"/>
-            <w:hideMark/>
-          </w:tcPr>
-          <w:p>
-            <w:pPr>
-              <w:spacing w:after="160" w:line="276" w:lineRule="auto"/>
-              <w:ind w:right="-455"/>
-              <w:rPr>
-                <w:rFonts w:ascii="Arial Nova Cond Light" w:hAnsi="Arial Nova Cond Light" w:cs="Times New Roman"/>
-                <w:b/>
-                <w:bCs/>
-                <w:color w:val="000000" w:themeColor="text1"/>
-                <w:sz w:val="20"/>
-                <w:szCs w:val="20"/>
-              </w:rPr>
-            </w:pPr>
-            <w:r>
-              <w:rPr>
-                <w:rFonts w:ascii="Arial Nova Cond Light" w:hAnsi="Arial Nova Cond Light" w:cs="Times New Roman"/>
-                <w:b/>
-                <w:bCs/>
-                <w:color w:val="000000" w:themeColor="text1"/>
-                <w:sz w:val="20"/>
-                <w:szCs w:val="20"/>
-              </w:rPr>
-              <w:t>SITUACIÓN SIGNIFICATIVA</w:t>
+          </w:tcPr>
+          <w:p>
+            <w:pPr>
+              <w:pStyle w:val="Prrafodelista"/>
+              <w:ind w:left="0"/>
+              <w:jc w:val="center"/>
+              <w:rPr>
+                <w:rFonts w:ascii="Arial Nova Cond" w:hAnsi="Arial Nova Cond" w:cs="Times New Roman"/>
+                <w:b/>
+                <w:bCs/>
+                <w:color w:val="000000" w:themeColor="text1"/>
+                <w:sz w:val="20"/>
+                <w:szCs w:val="20"/>
+              </w:rPr>
+            </w:pPr>
+            <w:r>
+              <w:rPr>
+                <w:rFonts w:ascii="Arial Nova Cond" w:hAnsi="Arial Nova Cond" w:cs="Times New Roman"/>
+                <w:b/>
+                <w:bCs/>
+                <w:color w:val="000000" w:themeColor="text1"/>
+                <w:sz w:val="20"/>
+                <w:szCs w:val="20"/>
+              </w:rPr>
+              <w:t>SITUACIÓN SIGNIF</w:t>
+            </w:r>
+            <w:r>
+              <w:rPr>
+                <w:rFonts w:ascii="Arial Nova Cond" w:hAnsi="Arial Nova Cond" w:cs="Times New Roman"/>
+                <w:b/>
+                <w:bCs/>
+                <w:color w:val="000000" w:themeColor="text1"/>
+                <w:sz w:val="20"/>
+                <w:szCs w:val="20"/>
+              </w:rPr>
+              <w:t>I</w:t>
+            </w:r>
+            <w:r>
+              <w:rPr>
+                <w:rFonts w:ascii="Arial Nova Cond" w:hAnsi="Arial Nova Cond" w:cs="Times New Roman"/>
+                <w:b/>
+                <w:bCs/>
+                <w:color w:val="000000" w:themeColor="text1"/>
+                <w:sz w:val="20"/>
+                <w:szCs w:val="20"/>
+              </w:rPr>
+              <w:t>CATIVA</w:t>
             </w:r>
           </w:p>
         </w:tc>
         <w:tc>
           <w:tcPr>
             <w:tcW w:w="2015" w:type="dxa"/>
-            <w:tcBorders>
-              <w:top w:val="double" w:sz="4" w:space="0" w:color="47D459" w:themeColor="accent3" w:themeTint="99"/>
-              <w:left w:val="double" w:sz="4" w:space="0" w:color="47D459" w:themeColor="accent3" w:themeTint="99"/>
-              <w:bottom w:val="double" w:sz="4" w:space="0" w:color="47D459" w:themeColor="accent3" w:themeTint="99"/>
-              <w:right w:val="double" w:sz="4" w:space="0" w:color="47D459" w:themeColor="accent3" w:themeTint="99"/>
-            </w:tcBorders>
             <w:shd w:val="clear" w:color="auto" w:fill="C1F0C7" w:themeFill="accent3" w:themeFillTint="33"/>
             <w:vAlign w:val="center"/>
-            <w:hideMark/>
-          </w:tcPr>
-          <w:p>
-            <w:pPr>
-              <w:spacing w:after="160" w:line="276" w:lineRule="auto"/>
-              <w:ind w:right="-455"/>
-              <w:rPr>
-                <w:rFonts w:ascii="Arial Nova Cond Light" w:hAnsi="Arial Nova Cond Light" w:cs="Times New Roman"/>
-                <w:b/>
-                <w:bCs/>
-                <w:color w:val="000000" w:themeColor="text1"/>
-                <w:sz w:val="20"/>
-                <w:szCs w:val="20"/>
-              </w:rPr>
-            </w:pPr>
-            <w:r>
-              <w:rPr>
-                <w:rFonts w:ascii="Arial Nova Cond Light" w:hAnsi="Arial Nova Cond Light" w:cs="Times New Roman"/>
-                <w:b/>
-                <w:bCs/>
-                <w:color w:val="000000" w:themeColor="text1"/>
-                <w:sz w:val="20"/>
-                <w:szCs w:val="20"/>
-              </w:rPr>
-              <w:t>TÍTULO DE LA UNIDAD DIDÁCTICA.</w:t>
+          </w:tcPr>
+          <w:p>
+            <w:pPr>
+              <w:pStyle w:val="Prrafodelista"/>
+              <w:ind w:left="0"/>
+              <w:jc w:val="center"/>
+              <w:rPr>
+                <w:rFonts w:ascii="Arial Nova Cond" w:hAnsi="Arial Nova Cond" w:cs="Times New Roman"/>
+                <w:b/>
+                <w:bCs/>
+                <w:color w:val="000000" w:themeColor="text1"/>
+                <w:sz w:val="20"/>
+                <w:szCs w:val="20"/>
+              </w:rPr>
+            </w:pPr>
+            <w:r>
+              <w:rPr>
+                <w:rFonts w:ascii="Arial Nova Cond" w:hAnsi="Arial Nova Cond" w:cs="Times New Roman"/>
+                <w:b/>
+                <w:bCs/>
+                <w:color w:val="000000" w:themeColor="text1"/>
+                <w:sz w:val="20"/>
+                <w:szCs w:val="20"/>
+              </w:rPr>
+              <w:t>TÍTULO DE LA UNIDAD DID</w:t>
+            </w:r>
+            <w:r>
+              <w:rPr>
+                <w:rFonts w:ascii="Arial Nova Cond" w:hAnsi="Arial Nova Cond" w:cs="Times New Roman"/>
+                <w:b/>
+                <w:bCs/>
+                <w:color w:val="000000" w:themeColor="text1"/>
+                <w:sz w:val="20"/>
+                <w:szCs w:val="20"/>
+              </w:rPr>
+              <w:t>Á</w:t>
+            </w:r>
+            <w:r>
+              <w:rPr>
+                <w:rFonts w:ascii="Arial Nova Cond" w:hAnsi="Arial Nova Cond" w:cs="Times New Roman"/>
+                <w:b/>
+                <w:bCs/>
+                <w:color w:val="000000" w:themeColor="text1"/>
+                <w:sz w:val="20"/>
+                <w:szCs w:val="20"/>
+              </w:rPr>
+              <w:t>CTICA</w:t>
+            </w:r>
+            <w:r>
+              <w:rPr>
+                <w:rFonts w:ascii="Arial Nova Cond" w:hAnsi="Arial Nova Cond" w:cs="Times New Roman"/>
+                <w:b/>
+                <w:bCs/>
+                <w:color w:val="000000" w:themeColor="text1"/>
+                <w:sz w:val="20"/>
+                <w:szCs w:val="20"/>
+              </w:rPr>
+              <w:t>.</w:t>
             </w:r>
           </w:p>
         </w:tc>
         <w:tc>
           <w:tcPr>
             <w:tcW w:w="1634" w:type="dxa"/>
-            <w:tcBorders>
-              <w:top w:val="double" w:sz="4" w:space="0" w:color="47D459" w:themeColor="accent3" w:themeTint="99"/>
-              <w:left w:val="double" w:sz="4" w:space="0" w:color="47D459" w:themeColor="accent3" w:themeTint="99"/>
-              <w:bottom w:val="double" w:sz="4" w:space="0" w:color="47D459" w:themeColor="accent3" w:themeTint="99"/>
-              <w:right w:val="double" w:sz="4" w:space="0" w:color="47D459" w:themeColor="accent3" w:themeTint="99"/>
-            </w:tcBorders>
             <w:shd w:val="clear" w:color="auto" w:fill="C1F0C7" w:themeFill="accent3" w:themeFillTint="33"/>
             <w:vAlign w:val="center"/>
-            <w:hideMark/>
-          </w:tcPr>
-          <w:p>
-            <w:pPr>
-              <w:spacing w:after="160" w:line="276" w:lineRule="auto"/>
-              <w:ind w:right="-455"/>
-              <w:rPr>
-                <w:rFonts w:ascii="Arial Nova Cond Light" w:hAnsi="Arial Nova Cond Light" w:cs="Times New Roman"/>
-                <w:b/>
-                <w:bCs/>
-                <w:color w:val="000000" w:themeColor="text1"/>
-                <w:sz w:val="20"/>
-                <w:szCs w:val="20"/>
-              </w:rPr>
-            </w:pPr>
-            <w:r>
-              <w:rPr>
-                <w:rFonts w:ascii="Arial Nova Cond Light" w:hAnsi="Arial Nova Cond Light" w:cs="Times New Roman"/>
+          </w:tcPr>
+          <w:p>
+            <w:pPr>
+              <w:pStyle w:val="Prrafodelista"/>
+              <w:ind w:left="0"/>
+              <w:jc w:val="center"/>
+              <w:rPr>
+                <w:rFonts w:ascii="Arial Nova Cond" w:hAnsi="Arial Nova Cond" w:cs="Times New Roman"/>
+                <w:b/>
+                <w:bCs/>
+                <w:color w:val="000000" w:themeColor="text1"/>
+                <w:sz w:val="20"/>
+                <w:szCs w:val="20"/>
+              </w:rPr>
+            </w:pPr>
+            <w:r>
+              <w:rPr>
+                <w:rFonts w:ascii="Arial Nova Cond" w:hAnsi="Arial Nova Cond" w:cs="Times New Roman"/>
                 <w:b/>
                 <w:bCs/>
                 <w:color w:val="000000" w:themeColor="text1"/>
@@ -9490,32 +9670,26 @@
         <w:tc>
           <w:tcPr>
             <w:tcW w:w="1337" w:type="dxa"/>
-            <w:tcBorders>
-              <w:top w:val="double" w:sz="4" w:space="0" w:color="47D459" w:themeColor="accent3" w:themeTint="99"/>
-              <w:left w:val="double" w:sz="4" w:space="0" w:color="47D459" w:themeColor="accent3" w:themeTint="99"/>
-              <w:bottom w:val="double" w:sz="4" w:space="0" w:color="47D459" w:themeColor="accent3" w:themeTint="99"/>
-              <w:right w:val="double" w:sz="4" w:space="0" w:color="47D459" w:themeColor="accent3" w:themeTint="99"/>
-            </w:tcBorders>
             <w:shd w:val="clear" w:color="auto" w:fill="C1F0C7" w:themeFill="accent3" w:themeFillTint="33"/>
             <w:vAlign w:val="center"/>
-            <w:hideMark/>
-          </w:tcPr>
-          <w:p>
-            <w:pPr>
-              <w:spacing w:after="160" w:line="276" w:lineRule="auto"/>
-              <w:ind w:right="-455"/>
-              <w:rPr>
-                <w:rFonts w:ascii="Arial Nova Cond Light" w:hAnsi="Arial Nova Cond Light" w:cs="Times New Roman"/>
-                <w:b/>
-                <w:bCs/>
-                <w:color w:val="000000" w:themeColor="text1"/>
-                <w:sz w:val="20"/>
-                <w:szCs w:val="20"/>
-              </w:rPr>
-            </w:pPr>
-            <w:r>
-              <w:rPr>
-                <w:rFonts w:ascii="Arial Nova Cond Light" w:hAnsi="Arial Nova Cond Light" w:cs="Times New Roman"/>
+          </w:tcPr>
+          <w:p>
+            <w:pPr>
+              <w:pStyle w:val="Prrafodelista"/>
+              <w:ind w:left="0"/>
+              <w:jc w:val="center"/>
+              <w:rPr>
+                <w:rFonts w:ascii="Arial Nova Cond" w:hAnsi="Arial Nova Cond" w:cs="Times New Roman"/>
+                <w:b/>
+                <w:bCs/>
+                <w:color w:val="000000" w:themeColor="text1"/>
+                <w:sz w:val="20"/>
+                <w:szCs w:val="20"/>
+              </w:rPr>
+            </w:pPr>
+            <w:r>
+              <w:rPr>
+                <w:rFonts w:ascii="Arial Nova Cond" w:hAnsi="Arial Nova Cond" w:cs="Times New Roman"/>
                 <w:b/>
                 <w:bCs/>
                 <w:color w:val="000000" w:themeColor="text1"/>
@@ -9536,24 +9710,23 @@
           <w:tcPr>
             <w:tcW w:w="875" w:type="dxa"/>
             <w:vMerge w:val="restart"/>
-            <w:tcBorders>
-              <w:top w:val="double" w:sz="4" w:space="0" w:color="47D459" w:themeColor="accent3" w:themeTint="99"/>
-              <w:left w:val="double" w:sz="4" w:space="0" w:color="47D459" w:themeColor="accent3" w:themeTint="99"/>
-              <w:bottom w:val="double" w:sz="4" w:space="0" w:color="47D459" w:themeColor="accent3" w:themeTint="99"/>
-              <w:right w:val="double" w:sz="4" w:space="0" w:color="47D459" w:themeColor="accent3" w:themeTint="99"/>
-            </w:tcBorders>
-            <w:vAlign w:val="center"/>
-            <w:hideMark/>
-          </w:tcPr>
-          <w:p>
-            <w:pPr>
-              <w:spacing w:after="160" w:line="276" w:lineRule="auto"/>
-              <w:ind w:right="-455"/>
-              <w:rPr>
-                <w:rFonts w:ascii="Arial Nova Cond Light" w:hAnsi="Arial Nova Cond Light" w:cs="Times New Roman"/>
-                <w:b/>
-                <w:bCs/>
-                <w:color w:val="000000" w:themeColor="text1"/>
+            <w:vAlign w:val="center"/>
+          </w:tcPr>
+          <w:p>
+            <w:pPr>
+              <w:pStyle w:val="Prrafodelista"/>
+              <w:tabs>
+                <w:tab w:val="left" w:pos="0"/>
+                <w:tab w:val="left" w:pos="142"/>
+                <w:tab w:val="left" w:pos="284"/>
+              </w:tabs>
+              <w:spacing w:line="276" w:lineRule="auto"/>
+              <w:ind w:left="0"/>
+              <w:jc w:val="center"/>
+              <w:rPr>
+                <w:rFonts w:ascii="Arial Nova Cond" w:eastAsia="Calibri" w:hAnsi="Arial Nova Cond" w:cs="Times New Roman"/>
+                <w:b/>
+                <w:bCs/>
                 <w:sz w:val="20"/>
                 <w:szCs w:val="20"/>
                 <w:lang w:val="es-ES_tradnl"/>
@@ -9561,10 +9734,9 @@
             </w:pPr>
             <w:r>
               <w:rPr>
-                <w:rFonts w:ascii="Arial Nova Cond Light" w:hAnsi="Arial Nova Cond Light" w:cs="Times New Roman"/>
-                <w:b/>
-                <w:bCs/>
-                <w:color w:val="000000" w:themeColor="text1"/>
+                <w:rFonts w:ascii="Arial Nova Cond" w:eastAsia="Calibri" w:hAnsi="Arial Nova Cond" w:cs="Times New Roman"/>
+                <w:b/>
+                <w:bCs/>
                 <w:sz w:val="20"/>
                 <w:szCs w:val="20"/>
                 <w:lang w:val="es-ES_tradnl"/>
@@ -9576,24 +9748,23 @@
         <w:tc>
           <w:tcPr>
             <w:tcW w:w="1095" w:type="dxa"/>
-            <w:tcBorders>
-              <w:top w:val="double" w:sz="4" w:space="0" w:color="47D459" w:themeColor="accent3" w:themeTint="99"/>
-              <w:left w:val="double" w:sz="4" w:space="0" w:color="47D459" w:themeColor="accent3" w:themeTint="99"/>
-              <w:bottom w:val="double" w:sz="4" w:space="0" w:color="47D459" w:themeColor="accent3" w:themeTint="99"/>
-              <w:right w:val="double" w:sz="4" w:space="0" w:color="47D459" w:themeColor="accent3" w:themeTint="99"/>
-            </w:tcBorders>
-            <w:vAlign w:val="center"/>
-            <w:hideMark/>
-          </w:tcPr>
-          <w:p>
-            <w:pPr>
-              <w:spacing w:after="160" w:line="276" w:lineRule="auto"/>
-              <w:ind w:right="-455"/>
-              <w:rPr>
-                <w:rFonts w:ascii="Arial Nova Cond Light" w:hAnsi="Arial Nova Cond Light" w:cs="Times New Roman"/>
-                <w:b/>
-                <w:bCs/>
-                <w:color w:val="000000" w:themeColor="text1"/>
+            <w:vAlign w:val="center"/>
+          </w:tcPr>
+          <w:p>
+            <w:pPr>
+              <w:pStyle w:val="Prrafodelista"/>
+              <w:tabs>
+                <w:tab w:val="left" w:pos="0"/>
+                <w:tab w:val="left" w:pos="142"/>
+                <w:tab w:val="left" w:pos="284"/>
+              </w:tabs>
+              <w:spacing w:line="276" w:lineRule="auto"/>
+              <w:ind w:left="0"/>
+              <w:jc w:val="center"/>
+              <w:rPr>
+                <w:rFonts w:ascii="Arial Nova Cond" w:eastAsia="Calibri" w:hAnsi="Arial Nova Cond" w:cs="Times New Roman"/>
+                <w:b/>
+                <w:bCs/>
                 <w:sz w:val="20"/>
                 <w:szCs w:val="20"/>
                 <w:lang w:val="es-ES_tradnl"/>
@@ -9601,10 +9772,9 @@
             </w:pPr>
             <w:r>
               <w:rPr>
-                <w:rFonts w:ascii="Arial Nova Cond Light" w:hAnsi="Arial Nova Cond Light" w:cs="Times New Roman"/>
-                <w:b/>
-                <w:bCs/>
-                <w:color w:val="000000" w:themeColor="text1"/>
+                <w:rFonts w:ascii="Arial Nova Cond" w:eastAsia="Calibri" w:hAnsi="Arial Nova Cond" w:cs="Times New Roman"/>
+                <w:b/>
+                <w:bCs/>
                 <w:sz w:val="20"/>
                 <w:szCs w:val="20"/>
                 <w:lang w:val="es-ES_tradnl"/>
@@ -9616,24 +9786,21 @@
         <w:tc>
           <w:tcPr>
             <w:tcW w:w="1726" w:type="dxa"/>
-            <w:tcBorders>
-              <w:top w:val="double" w:sz="4" w:space="0" w:color="47D459" w:themeColor="accent3" w:themeTint="99"/>
-              <w:left w:val="double" w:sz="4" w:space="0" w:color="47D459" w:themeColor="accent3" w:themeTint="99"/>
-              <w:bottom w:val="double" w:sz="4" w:space="0" w:color="47D459" w:themeColor="accent3" w:themeTint="99"/>
-              <w:right w:val="double" w:sz="4" w:space="0" w:color="47D459" w:themeColor="accent3" w:themeTint="99"/>
-            </w:tcBorders>
-            <w:vAlign w:val="center"/>
-            <w:hideMark/>
-          </w:tcPr>
-          <w:p>
-            <w:pPr>
-              <w:spacing w:after="160" w:line="276" w:lineRule="auto"/>
-              <w:ind w:right="-455"/>
-              <w:rPr>
-                <w:rFonts w:ascii="Arial Nova Cond Light" w:hAnsi="Arial Nova Cond Light" w:cs="Times New Roman"/>
-                <w:b/>
-                <w:bCs/>
-                <w:color w:val="000000" w:themeColor="text1"/>
+            <w:vAlign w:val="center"/>
+          </w:tcPr>
+          <w:p>
+            <w:pPr>
+              <w:pStyle w:val="Prrafodelista"/>
+              <w:tabs>
+                <w:tab w:val="left" w:pos="0"/>
+                <w:tab w:val="left" w:pos="142"/>
+                <w:tab w:val="left" w:pos="284"/>
+              </w:tabs>
+              <w:spacing w:line="276" w:lineRule="auto"/>
+              <w:ind w:left="0"/>
+              <w:jc w:val="both"/>
+              <w:rPr>
+                <w:rFonts w:ascii="Arial Nova Cond" w:eastAsia="Calibri" w:hAnsi="Arial Nova Cond" w:cs="Times New Roman"/>
                 <w:sz w:val="20"/>
                 <w:szCs w:val="20"/>
                 <w:lang w:val="es-ES_tradnl"/>
@@ -9641,10 +9808,7 @@
             </w:pPr>
             <w:r>
               <w:rPr>
-                <w:rFonts w:ascii="Arial Nova Cond Light" w:hAnsi="Arial Nova Cond Light" w:cs="Times New Roman"/>
-                <w:b/>
-                <w:bCs/>
-                <w:color w:val="000000" w:themeColor="text1"/>
+                <w:rFonts w:ascii="Arial Nova Cond" w:eastAsia="Calibri" w:hAnsi="Arial Nova Cond" w:cs="Times New Roman"/>
                 <w:sz w:val="20"/>
                 <w:szCs w:val="20"/>
                 <w:lang w:val="es-ES_tradnl"/>
@@ -9656,24 +9820,21 @@
         <w:tc>
           <w:tcPr>
             <w:tcW w:w="6169" w:type="dxa"/>
-            <w:tcBorders>
-              <w:top w:val="double" w:sz="4" w:space="0" w:color="47D459" w:themeColor="accent3" w:themeTint="99"/>
-              <w:left w:val="double" w:sz="4" w:space="0" w:color="47D459" w:themeColor="accent3" w:themeTint="99"/>
-              <w:bottom w:val="double" w:sz="4" w:space="0" w:color="47D459" w:themeColor="accent3" w:themeTint="99"/>
-              <w:right w:val="double" w:sz="4" w:space="0" w:color="47D459" w:themeColor="accent3" w:themeTint="99"/>
-            </w:tcBorders>
-            <w:vAlign w:val="center"/>
-            <w:hideMark/>
-          </w:tcPr>
-          <w:p>
-            <w:pPr>
-              <w:spacing w:after="160" w:line="276" w:lineRule="auto"/>
-              <w:ind w:right="-455"/>
-              <w:rPr>
-                <w:rFonts w:ascii="Arial Nova Cond Light" w:hAnsi="Arial Nova Cond Light" w:cs="Times New Roman"/>
-                <w:b/>
-                <w:bCs/>
-                <w:color w:val="000000" w:themeColor="text1"/>
+            <w:vAlign w:val="center"/>
+          </w:tcPr>
+          <w:p>
+            <w:pPr>
+              <w:pStyle w:val="Prrafodelista"/>
+              <w:tabs>
+                <w:tab w:val="left" w:pos="0"/>
+                <w:tab w:val="left" w:pos="142"/>
+                <w:tab w:val="left" w:pos="284"/>
+              </w:tabs>
+              <w:spacing w:line="276" w:lineRule="auto"/>
+              <w:ind w:left="0"/>
+              <w:jc w:val="both"/>
+              <w:rPr>
+                <w:rFonts w:ascii="Arial Nova Cond" w:eastAsia="Calibri" w:hAnsi="Arial Nova Cond" w:cs="Times New Roman"/>
                 <w:sz w:val="20"/>
                 <w:szCs w:val="20"/>
                 <w:lang w:val="es-ES_tradnl"/>
@@ -9681,10 +9842,7 @@
             </w:pPr>
             <w:r>
               <w:rPr>
-                <w:rFonts w:ascii="Arial Nova Cond Light" w:hAnsi="Arial Nova Cond Light" w:cs="Times New Roman"/>
-                <w:b/>
-                <w:bCs/>
-                <w:color w:val="000000" w:themeColor="text1"/>
+                <w:rFonts w:ascii="Arial Nova Cond" w:eastAsia="Calibri" w:hAnsi="Arial Nova Cond" w:cs="Times New Roman"/>
                 <w:sz w:val="20"/>
                 <w:szCs w:val="20"/>
                 <w:lang w:val="es-ES_tradnl"/>
@@ -9696,34 +9854,27 @@
         <w:tc>
           <w:tcPr>
             <w:tcW w:w="2015" w:type="dxa"/>
-            <w:tcBorders>
-              <w:top w:val="double" w:sz="4" w:space="0" w:color="47D459" w:themeColor="accent3" w:themeTint="99"/>
-              <w:left w:val="double" w:sz="4" w:space="0" w:color="47D459" w:themeColor="accent3" w:themeTint="99"/>
-              <w:bottom w:val="double" w:sz="4" w:space="0" w:color="47D459" w:themeColor="accent3" w:themeTint="99"/>
-              <w:right w:val="double" w:sz="4" w:space="0" w:color="47D459" w:themeColor="accent3" w:themeTint="99"/>
-            </w:tcBorders>
-            <w:vAlign w:val="center"/>
-            <w:hideMark/>
-          </w:tcPr>
-          <w:p>
-            <w:pPr>
-              <w:spacing w:after="160" w:line="276" w:lineRule="auto"/>
-              <w:ind w:right="-455"/>
-              <w:rPr>
-                <w:rFonts w:ascii="Arial Nova Cond Light" w:hAnsi="Arial Nova Cond Light" w:cs="Times New Roman"/>
-                <w:b/>
-                <w:bCs/>
-                <w:color w:val="000000" w:themeColor="text1"/>
-                <w:sz w:val="20"/>
-                <w:szCs w:val="20"/>
-              </w:rPr>
-            </w:pPr>
-            <w:r>
-              <w:rPr>
-                <w:rFonts w:ascii="Arial Nova Cond Light" w:hAnsi="Arial Nova Cond Light" w:cs="Times New Roman"/>
-                <w:b/>
-                <w:bCs/>
-                <w:color w:val="000000" w:themeColor="text1"/>
+            <w:vAlign w:val="center"/>
+          </w:tcPr>
+          <w:p>
+            <w:pPr>
+              <w:autoSpaceDE w:val="0"/>
+              <w:autoSpaceDN w:val="0"/>
+              <w:adjustRightInd w:val="0"/>
+              <w:jc w:val="center"/>
+              <w:rPr>
+                <w:rFonts w:ascii="Arial Nova Cond" w:hAnsi="Arial Nova Cond" w:cs="Arial"/>
+                <w:color w:val="000000"/>
+                <w:kern w:val="0"/>
+                <w:sz w:val="20"/>
+                <w:szCs w:val="20"/>
+              </w:rPr>
+            </w:pPr>
+            <w:r>
+              <w:rPr>
+                <w:rFonts w:ascii="Arial Nova Cond" w:hAnsi="Arial Nova Cond" w:cs="Arial"/>
+                <w:color w:val="000000"/>
+                <w:kern w:val="0"/>
                 <w:sz w:val="20"/>
                 <w:szCs w:val="20"/>
               </w:rPr>
@@ -9734,34 +9885,27 @@
         <w:tc>
           <w:tcPr>
             <w:tcW w:w="1634" w:type="dxa"/>
-            <w:tcBorders>
-              <w:top w:val="double" w:sz="4" w:space="0" w:color="47D459" w:themeColor="accent3" w:themeTint="99"/>
-              <w:left w:val="double" w:sz="4" w:space="0" w:color="47D459" w:themeColor="accent3" w:themeTint="99"/>
-              <w:bottom w:val="double" w:sz="4" w:space="0" w:color="47D459" w:themeColor="accent3" w:themeTint="99"/>
-              <w:right w:val="double" w:sz="4" w:space="0" w:color="47D459" w:themeColor="accent3" w:themeTint="99"/>
-            </w:tcBorders>
-            <w:vAlign w:val="center"/>
-            <w:hideMark/>
-          </w:tcPr>
-          <w:p>
-            <w:pPr>
-              <w:spacing w:after="160" w:line="276" w:lineRule="auto"/>
-              <w:ind w:right="-455"/>
-              <w:rPr>
-                <w:rFonts w:ascii="Arial Nova Cond Light" w:hAnsi="Arial Nova Cond Light" w:cs="Times New Roman"/>
-                <w:b/>
-                <w:bCs/>
-                <w:color w:val="000000" w:themeColor="text1"/>
-                <w:sz w:val="20"/>
-                <w:szCs w:val="20"/>
-              </w:rPr>
-            </w:pPr>
-            <w:r>
-              <w:rPr>
-                <w:rFonts w:ascii="Arial Nova Cond Light" w:hAnsi="Arial Nova Cond Light" w:cs="Times New Roman"/>
-                <w:b/>
-                <w:bCs/>
-                <w:color w:val="000000" w:themeColor="text1"/>
+            <w:vAlign w:val="center"/>
+          </w:tcPr>
+          <w:p>
+            <w:pPr>
+              <w:autoSpaceDE w:val="0"/>
+              <w:autoSpaceDN w:val="0"/>
+              <w:adjustRightInd w:val="0"/>
+              <w:jc w:val="both"/>
+              <w:rPr>
+                <w:rFonts w:ascii="Arial Nova Cond" w:hAnsi="Arial Nova Cond" w:cs="Arial"/>
+                <w:color w:val="000000"/>
+                <w:kern w:val="0"/>
+                <w:sz w:val="20"/>
+                <w:szCs w:val="20"/>
+              </w:rPr>
+            </w:pPr>
+            <w:r>
+              <w:rPr>
+                <w:rFonts w:ascii="Arial Nova Cond" w:hAnsi="Arial Nova Cond" w:cs="Arial"/>
+                <w:color w:val="000000"/>
+                <w:kern w:val="0"/>
                 <w:sz w:val="20"/>
                 <w:szCs w:val="20"/>
               </w:rPr>
@@ -9772,34 +9916,27 @@
         <w:tc>
           <w:tcPr>
             <w:tcW w:w="1337" w:type="dxa"/>
-            <w:tcBorders>
-              <w:top w:val="double" w:sz="4" w:space="0" w:color="47D459" w:themeColor="accent3" w:themeTint="99"/>
-              <w:left w:val="double" w:sz="4" w:space="0" w:color="47D459" w:themeColor="accent3" w:themeTint="99"/>
-              <w:bottom w:val="double" w:sz="4" w:space="0" w:color="47D459" w:themeColor="accent3" w:themeTint="99"/>
-              <w:right w:val="double" w:sz="4" w:space="0" w:color="47D459" w:themeColor="accent3" w:themeTint="99"/>
-            </w:tcBorders>
-            <w:vAlign w:val="center"/>
-            <w:hideMark/>
-          </w:tcPr>
-          <w:p>
-            <w:pPr>
-              <w:spacing w:after="160" w:line="276" w:lineRule="auto"/>
-              <w:ind w:right="-455"/>
-              <w:rPr>
-                <w:rFonts w:ascii="Arial Nova Cond Light" w:hAnsi="Arial Nova Cond Light" w:cs="Times New Roman"/>
-                <w:b/>
-                <w:bCs/>
-                <w:color w:val="000000" w:themeColor="text1"/>
-                <w:sz w:val="20"/>
-                <w:szCs w:val="20"/>
-              </w:rPr>
-            </w:pPr>
-            <w:r>
-              <w:rPr>
-                <w:rFonts w:ascii="Arial Nova Cond Light" w:hAnsi="Arial Nova Cond Light" w:cs="Times New Roman"/>
-                <w:b/>
-                <w:bCs/>
-                <w:color w:val="000000" w:themeColor="text1"/>
+            <w:vAlign w:val="center"/>
+          </w:tcPr>
+          <w:p>
+            <w:pPr>
+              <w:autoSpaceDE w:val="0"/>
+              <w:autoSpaceDN w:val="0"/>
+              <w:adjustRightInd w:val="0"/>
+              <w:jc w:val="center"/>
+              <w:rPr>
+                <w:rFonts w:ascii="Arial Nova Cond" w:hAnsi="Arial Nova Cond" w:cs="Arial"/>
+                <w:color w:val="000000"/>
+                <w:kern w:val="0"/>
+                <w:sz w:val="20"/>
+                <w:szCs w:val="20"/>
+              </w:rPr>
+            </w:pPr>
+            <w:r>
+              <w:rPr>
+                <w:rFonts w:ascii="Arial Nova Cond" w:hAnsi="Arial Nova Cond" w:cs="Arial"/>
+                <w:color w:val="000000"/>
+                <w:kern w:val="0"/>
                 <w:sz w:val="20"/>
                 <w:szCs w:val="20"/>
               </w:rPr>
@@ -9817,24 +9954,23 @@
           <w:tcPr>
             <w:tcW w:w="875" w:type="dxa"/>
             <w:vMerge/>
-            <w:tcBorders>
-              <w:top w:val="double" w:sz="4" w:space="0" w:color="47D459" w:themeColor="accent3" w:themeTint="99"/>
-              <w:left w:val="double" w:sz="4" w:space="0" w:color="47D459" w:themeColor="accent3" w:themeTint="99"/>
-              <w:bottom w:val="double" w:sz="4" w:space="0" w:color="47D459" w:themeColor="accent3" w:themeTint="99"/>
-              <w:right w:val="double" w:sz="4" w:space="0" w:color="47D459" w:themeColor="accent3" w:themeTint="99"/>
-            </w:tcBorders>
-            <w:vAlign w:val="center"/>
-            <w:hideMark/>
-          </w:tcPr>
-          <w:p>
-            <w:pPr>
-              <w:spacing w:after="160" w:line="276" w:lineRule="auto"/>
-              <w:ind w:right="-455"/>
-              <w:rPr>
-                <w:rFonts w:ascii="Arial Nova Cond Light" w:hAnsi="Arial Nova Cond Light" w:cs="Times New Roman"/>
-                <w:b/>
-                <w:bCs/>
-                <w:color w:val="000000" w:themeColor="text1"/>
+            <w:vAlign w:val="center"/>
+          </w:tcPr>
+          <w:p>
+            <w:pPr>
+              <w:pStyle w:val="Prrafodelista"/>
+              <w:tabs>
+                <w:tab w:val="left" w:pos="0"/>
+                <w:tab w:val="left" w:pos="142"/>
+                <w:tab w:val="left" w:pos="284"/>
+              </w:tabs>
+              <w:spacing w:line="276" w:lineRule="auto"/>
+              <w:ind w:left="0"/>
+              <w:jc w:val="center"/>
+              <w:rPr>
+                <w:rFonts w:ascii="Arial Nova Cond" w:eastAsia="Calibri" w:hAnsi="Arial Nova Cond" w:cs="Times New Roman"/>
+                <w:b/>
+                <w:bCs/>
                 <w:sz w:val="20"/>
                 <w:szCs w:val="20"/>
                 <w:lang w:val="es-ES_tradnl"/>
@@ -9845,24 +9981,23 @@
         <w:tc>
           <w:tcPr>
             <w:tcW w:w="1095" w:type="dxa"/>
-            <w:tcBorders>
-              <w:top w:val="double" w:sz="4" w:space="0" w:color="47D459" w:themeColor="accent3" w:themeTint="99"/>
-              <w:left w:val="double" w:sz="4" w:space="0" w:color="47D459" w:themeColor="accent3" w:themeTint="99"/>
-              <w:bottom w:val="double" w:sz="4" w:space="0" w:color="47D459" w:themeColor="accent3" w:themeTint="99"/>
-              <w:right w:val="double" w:sz="4" w:space="0" w:color="47D459" w:themeColor="accent3" w:themeTint="99"/>
-            </w:tcBorders>
-            <w:vAlign w:val="center"/>
-            <w:hideMark/>
-          </w:tcPr>
-          <w:p>
-            <w:pPr>
-              <w:spacing w:after="160" w:line="276" w:lineRule="auto"/>
-              <w:ind w:right="-455"/>
-              <w:rPr>
-                <w:rFonts w:ascii="Arial Nova Cond Light" w:hAnsi="Arial Nova Cond Light" w:cs="Times New Roman"/>
-                <w:b/>
-                <w:bCs/>
-                <w:color w:val="000000" w:themeColor="text1"/>
+            <w:vAlign w:val="center"/>
+          </w:tcPr>
+          <w:p>
+            <w:pPr>
+              <w:pStyle w:val="Prrafodelista"/>
+              <w:tabs>
+                <w:tab w:val="left" w:pos="0"/>
+                <w:tab w:val="left" w:pos="142"/>
+                <w:tab w:val="left" w:pos="284"/>
+              </w:tabs>
+              <w:spacing w:line="276" w:lineRule="auto"/>
+              <w:ind w:left="0"/>
+              <w:jc w:val="center"/>
+              <w:rPr>
+                <w:rFonts w:ascii="Arial Nova Cond" w:eastAsia="Calibri" w:hAnsi="Arial Nova Cond" w:cs="Times New Roman"/>
+                <w:b/>
+                <w:bCs/>
                 <w:sz w:val="20"/>
                 <w:szCs w:val="20"/>
                 <w:lang w:val="es-ES_tradnl"/>
@@ -9870,10 +10005,9 @@
             </w:pPr>
             <w:r>
               <w:rPr>
-                <w:rFonts w:ascii="Arial Nova Cond Light" w:hAnsi="Arial Nova Cond Light" w:cs="Times New Roman"/>
-                <w:b/>
-                <w:bCs/>
-                <w:color w:val="000000" w:themeColor="text1"/>
+                <w:rFonts w:ascii="Arial Nova Cond" w:eastAsia="Calibri" w:hAnsi="Arial Nova Cond" w:cs="Times New Roman"/>
+                <w:b/>
+                <w:bCs/>
                 <w:sz w:val="20"/>
                 <w:szCs w:val="20"/>
                 <w:lang w:val="es-ES_tradnl"/>
@@ -9885,34 +10019,21 @@
         <w:tc>
           <w:tcPr>
             <w:tcW w:w="1726" w:type="dxa"/>
-            <w:tcBorders>
-              <w:top w:val="double" w:sz="4" w:space="0" w:color="47D459" w:themeColor="accent3" w:themeTint="99"/>
-              <w:left w:val="double" w:sz="4" w:space="0" w:color="47D459" w:themeColor="accent3" w:themeTint="99"/>
-              <w:bottom w:val="double" w:sz="4" w:space="0" w:color="47D459" w:themeColor="accent3" w:themeTint="99"/>
-              <w:right w:val="double" w:sz="4" w:space="0" w:color="47D459" w:themeColor="accent3" w:themeTint="99"/>
-            </w:tcBorders>
-            <w:vAlign w:val="center"/>
-            <w:hideMark/>
-          </w:tcPr>
-          <w:p>
-            <w:pPr>
-              <w:spacing w:after="160" w:line="276" w:lineRule="auto"/>
-              <w:ind w:right="-455"/>
-              <w:rPr>
-                <w:rFonts w:ascii="Arial Nova Cond Light" w:hAnsi="Arial Nova Cond Light" w:cs="Times New Roman"/>
-                <w:b/>
-                <w:bCs/>
-                <w:color w:val="000000" w:themeColor="text1"/>
-                <w:sz w:val="20"/>
-                <w:szCs w:val="20"/>
-              </w:rPr>
-            </w:pPr>
-            <w:r>
-              <w:rPr>
-                <w:rFonts w:ascii="Arial Nova Cond Light" w:hAnsi="Arial Nova Cond Light" w:cs="Times New Roman"/>
-                <w:b/>
-                <w:bCs/>
-                <w:color w:val="000000" w:themeColor="text1"/>
+            <w:vAlign w:val="center"/>
+          </w:tcPr>
+          <w:p>
+            <w:pPr>
+              <w:pStyle w:val="NormalWeb"/>
+              <w:jc w:val="both"/>
+              <w:rPr>
+                <w:rFonts w:ascii="Arial Nova Cond" w:hAnsi="Arial Nova Cond"/>
+                <w:sz w:val="20"/>
+                <w:szCs w:val="20"/>
+              </w:rPr>
+            </w:pPr>
+            <w:r>
+              <w:rPr>
+                <w:rFonts w:ascii="Arial Nova Cond" w:eastAsia="Calibri" w:hAnsi="Arial Nova Cond"/>
                 <w:sz w:val="20"/>
                 <w:szCs w:val="20"/>
                 <w:lang w:val="es-ES_tradnl"/>
@@ -9924,24 +10045,21 @@
         <w:tc>
           <w:tcPr>
             <w:tcW w:w="6169" w:type="dxa"/>
-            <w:tcBorders>
-              <w:top w:val="double" w:sz="4" w:space="0" w:color="47D459" w:themeColor="accent3" w:themeTint="99"/>
-              <w:left w:val="double" w:sz="4" w:space="0" w:color="47D459" w:themeColor="accent3" w:themeTint="99"/>
-              <w:bottom w:val="double" w:sz="4" w:space="0" w:color="47D459" w:themeColor="accent3" w:themeTint="99"/>
-              <w:right w:val="double" w:sz="4" w:space="0" w:color="47D459" w:themeColor="accent3" w:themeTint="99"/>
-            </w:tcBorders>
-            <w:vAlign w:val="center"/>
-            <w:hideMark/>
-          </w:tcPr>
-          <w:p>
-            <w:pPr>
-              <w:spacing w:after="160" w:line="276" w:lineRule="auto"/>
-              <w:ind w:right="-455"/>
-              <w:rPr>
-                <w:rFonts w:ascii="Arial Nova Cond Light" w:hAnsi="Arial Nova Cond Light" w:cs="Times New Roman"/>
-                <w:b/>
-                <w:bCs/>
-                <w:color w:val="000000" w:themeColor="text1"/>
+            <w:vAlign w:val="center"/>
+          </w:tcPr>
+          <w:p>
+            <w:pPr>
+              <w:pStyle w:val="Prrafodelista"/>
+              <w:tabs>
+                <w:tab w:val="left" w:pos="0"/>
+                <w:tab w:val="left" w:pos="142"/>
+                <w:tab w:val="left" w:pos="284"/>
+              </w:tabs>
+              <w:spacing w:line="276" w:lineRule="auto"/>
+              <w:ind w:left="0"/>
+              <w:jc w:val="both"/>
+              <w:rPr>
+                <w:rFonts w:ascii="Arial Nova Cond" w:eastAsia="Calibri" w:hAnsi="Arial Nova Cond" w:cs="Times New Roman"/>
                 <w:sz w:val="20"/>
                 <w:szCs w:val="20"/>
                 <w:lang w:val="es-ES_tradnl"/>
@@ -9949,10 +10067,7 @@
             </w:pPr>
             <w:r>
               <w:rPr>
-                <w:rFonts w:ascii="Arial Nova Cond Light" w:hAnsi="Arial Nova Cond Light" w:cs="Times New Roman"/>
-                <w:b/>
-                <w:bCs/>
-                <w:color w:val="000000" w:themeColor="text1"/>
+                <w:rFonts w:ascii="Arial Nova Cond" w:eastAsia="Calibri" w:hAnsi="Arial Nova Cond" w:cs="Times New Roman"/>
                 <w:sz w:val="20"/>
                 <w:szCs w:val="20"/>
                 <w:lang w:val="es-ES_tradnl"/>
@@ -9964,34 +10079,27 @@
         <w:tc>
           <w:tcPr>
             <w:tcW w:w="2015" w:type="dxa"/>
-            <w:tcBorders>
-              <w:top w:val="double" w:sz="4" w:space="0" w:color="47D459" w:themeColor="accent3" w:themeTint="99"/>
-              <w:left w:val="double" w:sz="4" w:space="0" w:color="47D459" w:themeColor="accent3" w:themeTint="99"/>
-              <w:bottom w:val="double" w:sz="4" w:space="0" w:color="47D459" w:themeColor="accent3" w:themeTint="99"/>
-              <w:right w:val="double" w:sz="4" w:space="0" w:color="47D459" w:themeColor="accent3" w:themeTint="99"/>
-            </w:tcBorders>
-            <w:vAlign w:val="center"/>
-            <w:hideMark/>
-          </w:tcPr>
-          <w:p>
-            <w:pPr>
-              <w:spacing w:after="160" w:line="276" w:lineRule="auto"/>
-              <w:ind w:right="-455"/>
-              <w:rPr>
-                <w:rFonts w:ascii="Arial Nova Cond Light" w:hAnsi="Arial Nova Cond Light" w:cs="Times New Roman"/>
-                <w:b/>
-                <w:bCs/>
-                <w:color w:val="000000" w:themeColor="text1"/>
-                <w:sz w:val="20"/>
-                <w:szCs w:val="20"/>
-              </w:rPr>
-            </w:pPr>
-            <w:r>
-              <w:rPr>
-                <w:rFonts w:ascii="Arial Nova Cond Light" w:hAnsi="Arial Nova Cond Light" w:cs="Times New Roman"/>
-                <w:b/>
-                <w:bCs/>
-                <w:color w:val="000000" w:themeColor="text1"/>
+            <w:vAlign w:val="center"/>
+          </w:tcPr>
+          <w:p>
+            <w:pPr>
+              <w:autoSpaceDE w:val="0"/>
+              <w:autoSpaceDN w:val="0"/>
+              <w:adjustRightInd w:val="0"/>
+              <w:jc w:val="center"/>
+              <w:rPr>
+                <w:rFonts w:ascii="Arial Nova Cond" w:hAnsi="Arial Nova Cond" w:cs="Arial"/>
+                <w:color w:val="000000" w:themeColor="text1"/>
+                <w:kern w:val="0"/>
+                <w:sz w:val="20"/>
+                <w:szCs w:val="20"/>
+              </w:rPr>
+            </w:pPr>
+            <w:r>
+              <w:rPr>
+                <w:rFonts w:ascii="Arial Nova Cond" w:hAnsi="Arial Nova Cond" w:cs="Arial"/>
+                <w:color w:val="000000"/>
+                <w:kern w:val="0"/>
                 <w:sz w:val="20"/>
                 <w:szCs w:val="20"/>
               </w:rPr>
@@ -10002,34 +10110,27 @@
         <w:tc>
           <w:tcPr>
             <w:tcW w:w="1634" w:type="dxa"/>
-            <w:tcBorders>
-              <w:top w:val="double" w:sz="4" w:space="0" w:color="47D459" w:themeColor="accent3" w:themeTint="99"/>
-              <w:left w:val="double" w:sz="4" w:space="0" w:color="47D459" w:themeColor="accent3" w:themeTint="99"/>
-              <w:bottom w:val="double" w:sz="4" w:space="0" w:color="47D459" w:themeColor="accent3" w:themeTint="99"/>
-              <w:right w:val="double" w:sz="4" w:space="0" w:color="47D459" w:themeColor="accent3" w:themeTint="99"/>
-            </w:tcBorders>
-            <w:vAlign w:val="center"/>
-            <w:hideMark/>
-          </w:tcPr>
-          <w:p>
-            <w:pPr>
-              <w:spacing w:after="160" w:line="276" w:lineRule="auto"/>
-              <w:ind w:right="-455"/>
-              <w:rPr>
-                <w:rFonts w:ascii="Arial Nova Cond Light" w:hAnsi="Arial Nova Cond Light" w:cs="Times New Roman"/>
-                <w:b/>
-                <w:bCs/>
-                <w:color w:val="000000" w:themeColor="text1"/>
-                <w:sz w:val="20"/>
-                <w:szCs w:val="20"/>
-              </w:rPr>
-            </w:pPr>
-            <w:r>
-              <w:rPr>
-                <w:rFonts w:ascii="Arial Nova Cond Light" w:hAnsi="Arial Nova Cond Light" w:cs="Times New Roman"/>
-                <w:b/>
-                <w:bCs/>
-                <w:color w:val="000000" w:themeColor="text1"/>
+            <w:vAlign w:val="center"/>
+          </w:tcPr>
+          <w:p>
+            <w:pPr>
+              <w:autoSpaceDE w:val="0"/>
+              <w:autoSpaceDN w:val="0"/>
+              <w:adjustRightInd w:val="0"/>
+              <w:jc w:val="both"/>
+              <w:rPr>
+                <w:rFonts w:ascii="Arial Nova Cond" w:hAnsi="Arial Nova Cond" w:cs="Arial"/>
+                <w:color w:val="000000"/>
+                <w:kern w:val="0"/>
+                <w:sz w:val="20"/>
+                <w:szCs w:val="20"/>
+              </w:rPr>
+            </w:pPr>
+            <w:r>
+              <w:rPr>
+                <w:rFonts w:ascii="Arial Nova Cond" w:hAnsi="Arial Nova Cond" w:cs="Arial"/>
+                <w:color w:val="000000"/>
+                <w:kern w:val="0"/>
                 <w:sz w:val="20"/>
                 <w:szCs w:val="20"/>
               </w:rPr>
@@ -10040,34 +10141,27 @@
         <w:tc>
           <w:tcPr>
             <w:tcW w:w="1337" w:type="dxa"/>
-            <w:tcBorders>
-              <w:top w:val="double" w:sz="4" w:space="0" w:color="47D459" w:themeColor="accent3" w:themeTint="99"/>
-              <w:left w:val="double" w:sz="4" w:space="0" w:color="47D459" w:themeColor="accent3" w:themeTint="99"/>
-              <w:bottom w:val="double" w:sz="4" w:space="0" w:color="47D459" w:themeColor="accent3" w:themeTint="99"/>
-              <w:right w:val="double" w:sz="4" w:space="0" w:color="47D459" w:themeColor="accent3" w:themeTint="99"/>
-            </w:tcBorders>
-            <w:vAlign w:val="center"/>
-            <w:hideMark/>
-          </w:tcPr>
-          <w:p>
-            <w:pPr>
-              <w:spacing w:after="160" w:line="276" w:lineRule="auto"/>
-              <w:ind w:right="-455"/>
-              <w:rPr>
-                <w:rFonts w:ascii="Arial Nova Cond Light" w:hAnsi="Arial Nova Cond Light" w:cs="Times New Roman"/>
-                <w:b/>
-                <w:bCs/>
-                <w:color w:val="000000" w:themeColor="text1"/>
-                <w:sz w:val="20"/>
-                <w:szCs w:val="20"/>
-              </w:rPr>
-            </w:pPr>
-            <w:r>
-              <w:rPr>
-                <w:rFonts w:ascii="Arial Nova Cond Light" w:hAnsi="Arial Nova Cond Light" w:cs="Times New Roman"/>
-                <w:b/>
-                <w:bCs/>
-                <w:color w:val="000000" w:themeColor="text1"/>
+            <w:vAlign w:val="center"/>
+          </w:tcPr>
+          <w:p>
+            <w:pPr>
+              <w:autoSpaceDE w:val="0"/>
+              <w:autoSpaceDN w:val="0"/>
+              <w:adjustRightInd w:val="0"/>
+              <w:jc w:val="center"/>
+              <w:rPr>
+                <w:rFonts w:ascii="Arial Nova Cond" w:hAnsi="Arial Nova Cond" w:cs="Arial"/>
+                <w:color w:val="000000"/>
+                <w:kern w:val="0"/>
+                <w:sz w:val="20"/>
+                <w:szCs w:val="20"/>
+              </w:rPr>
+            </w:pPr>
+            <w:r>
+              <w:rPr>
+                <w:rFonts w:ascii="Arial Nova Cond" w:hAnsi="Arial Nova Cond" w:cs="Arial"/>
+                <w:color w:val="000000"/>
+                <w:kern w:val="0"/>
                 <w:sz w:val="20"/>
                 <w:szCs w:val="20"/>
               </w:rPr>
@@ -10085,24 +10179,23 @@
           <w:tcPr>
             <w:tcW w:w="875" w:type="dxa"/>
             <w:vMerge/>
-            <w:tcBorders>
-              <w:top w:val="double" w:sz="4" w:space="0" w:color="47D459" w:themeColor="accent3" w:themeTint="99"/>
-              <w:left w:val="double" w:sz="4" w:space="0" w:color="47D459" w:themeColor="accent3" w:themeTint="99"/>
-              <w:bottom w:val="double" w:sz="4" w:space="0" w:color="47D459" w:themeColor="accent3" w:themeTint="99"/>
-              <w:right w:val="double" w:sz="4" w:space="0" w:color="47D459" w:themeColor="accent3" w:themeTint="99"/>
-            </w:tcBorders>
-            <w:vAlign w:val="center"/>
-            <w:hideMark/>
-          </w:tcPr>
-          <w:p>
-            <w:pPr>
-              <w:spacing w:after="160" w:line="276" w:lineRule="auto"/>
-              <w:ind w:right="-455"/>
-              <w:rPr>
-                <w:rFonts w:ascii="Arial Nova Cond Light" w:hAnsi="Arial Nova Cond Light" w:cs="Times New Roman"/>
-                <w:b/>
-                <w:bCs/>
-                <w:color w:val="000000" w:themeColor="text1"/>
+            <w:vAlign w:val="center"/>
+          </w:tcPr>
+          <w:p>
+            <w:pPr>
+              <w:pStyle w:val="Prrafodelista"/>
+              <w:tabs>
+                <w:tab w:val="left" w:pos="0"/>
+                <w:tab w:val="left" w:pos="142"/>
+                <w:tab w:val="left" w:pos="284"/>
+              </w:tabs>
+              <w:spacing w:line="276" w:lineRule="auto"/>
+              <w:ind w:left="0"/>
+              <w:jc w:val="center"/>
+              <w:rPr>
+                <w:rFonts w:ascii="Arial Nova Cond" w:eastAsia="Calibri" w:hAnsi="Arial Nova Cond" w:cs="Times New Roman"/>
+                <w:b/>
+                <w:bCs/>
                 <w:sz w:val="20"/>
                 <w:szCs w:val="20"/>
                 <w:lang w:val="es-ES_tradnl"/>
@@ -10113,24 +10206,23 @@
         <w:tc>
           <w:tcPr>
             <w:tcW w:w="1095" w:type="dxa"/>
-            <w:tcBorders>
-              <w:top w:val="double" w:sz="4" w:space="0" w:color="47D459" w:themeColor="accent3" w:themeTint="99"/>
-              <w:left w:val="double" w:sz="4" w:space="0" w:color="47D459" w:themeColor="accent3" w:themeTint="99"/>
-              <w:bottom w:val="double" w:sz="4" w:space="0" w:color="47D459" w:themeColor="accent3" w:themeTint="99"/>
-              <w:right w:val="double" w:sz="4" w:space="0" w:color="47D459" w:themeColor="accent3" w:themeTint="99"/>
-            </w:tcBorders>
-            <w:vAlign w:val="center"/>
-            <w:hideMark/>
-          </w:tcPr>
-          <w:p>
-            <w:pPr>
-              <w:spacing w:after="160" w:line="276" w:lineRule="auto"/>
-              <w:ind w:right="-455"/>
-              <w:rPr>
-                <w:rFonts w:ascii="Arial Nova Cond Light" w:hAnsi="Arial Nova Cond Light" w:cs="Times New Roman"/>
-                <w:b/>
-                <w:bCs/>
-                <w:color w:val="000000" w:themeColor="text1"/>
+            <w:vAlign w:val="center"/>
+          </w:tcPr>
+          <w:p>
+            <w:pPr>
+              <w:pStyle w:val="Prrafodelista"/>
+              <w:tabs>
+                <w:tab w:val="left" w:pos="0"/>
+                <w:tab w:val="left" w:pos="142"/>
+                <w:tab w:val="left" w:pos="284"/>
+              </w:tabs>
+              <w:spacing w:line="276" w:lineRule="auto"/>
+              <w:ind w:left="0"/>
+              <w:jc w:val="center"/>
+              <w:rPr>
+                <w:rFonts w:ascii="Arial Nova Cond" w:eastAsia="Calibri" w:hAnsi="Arial Nova Cond" w:cs="Times New Roman"/>
+                <w:b/>
+                <w:bCs/>
                 <w:sz w:val="20"/>
                 <w:szCs w:val="20"/>
                 <w:lang w:val="es-ES_tradnl"/>
@@ -10138,10 +10230,9 @@
             </w:pPr>
             <w:r>
               <w:rPr>
-                <w:rFonts w:ascii="Arial Nova Cond Light" w:hAnsi="Arial Nova Cond Light" w:cs="Times New Roman"/>
-                <w:b/>
-                <w:bCs/>
-                <w:color w:val="000000" w:themeColor="text1"/>
+                <w:rFonts w:ascii="Arial Nova Cond" w:eastAsia="Calibri" w:hAnsi="Arial Nova Cond" w:cs="Times New Roman"/>
+                <w:b/>
+                <w:bCs/>
                 <w:sz w:val="20"/>
                 <w:szCs w:val="20"/>
                 <w:lang w:val="es-ES_tradnl"/>
@@ -10153,34 +10244,21 @@
         <w:tc>
           <w:tcPr>
             <w:tcW w:w="1726" w:type="dxa"/>
-            <w:tcBorders>
-              <w:top w:val="double" w:sz="4" w:space="0" w:color="47D459" w:themeColor="accent3" w:themeTint="99"/>
-              <w:left w:val="double" w:sz="4" w:space="0" w:color="47D459" w:themeColor="accent3" w:themeTint="99"/>
-              <w:bottom w:val="double" w:sz="4" w:space="0" w:color="47D459" w:themeColor="accent3" w:themeTint="99"/>
-              <w:right w:val="double" w:sz="4" w:space="0" w:color="47D459" w:themeColor="accent3" w:themeTint="99"/>
-            </w:tcBorders>
-            <w:vAlign w:val="center"/>
-            <w:hideMark/>
-          </w:tcPr>
-          <w:p>
-            <w:pPr>
-              <w:spacing w:after="160" w:line="276" w:lineRule="auto"/>
-              <w:ind w:right="-455"/>
-              <w:rPr>
-                <w:rFonts w:ascii="Arial Nova Cond Light" w:hAnsi="Arial Nova Cond Light" w:cs="Times New Roman"/>
-                <w:b/>
-                <w:bCs/>
-                <w:color w:val="000000" w:themeColor="text1"/>
-                <w:sz w:val="20"/>
-                <w:szCs w:val="20"/>
-              </w:rPr>
-            </w:pPr>
-            <w:r>
-              <w:rPr>
-                <w:rFonts w:ascii="Arial Nova Cond Light" w:hAnsi="Arial Nova Cond Light" w:cs="Times New Roman"/>
-                <w:b/>
-                <w:bCs/>
-                <w:color w:val="000000" w:themeColor="text1"/>
+            <w:vAlign w:val="center"/>
+          </w:tcPr>
+          <w:p>
+            <w:pPr>
+              <w:pStyle w:val="NormalWeb"/>
+              <w:jc w:val="both"/>
+              <w:rPr>
+                <w:rFonts w:ascii="Arial Nova Cond" w:eastAsia="Calibri" w:hAnsi="Arial Nova Cond"/>
+                <w:sz w:val="20"/>
+                <w:szCs w:val="20"/>
+              </w:rPr>
+            </w:pPr>
+            <w:r>
+              <w:rPr>
+                <w:rFonts w:ascii="Arial Nova Cond" w:eastAsia="Calibri" w:hAnsi="Arial Nova Cond"/>
                 <w:sz w:val="20"/>
                 <w:szCs w:val="20"/>
                 <w:lang w:val="es-ES_tradnl"/>
@@ -10192,24 +10270,21 @@
         <w:tc>
           <w:tcPr>
             <w:tcW w:w="6169" w:type="dxa"/>
-            <w:tcBorders>
-              <w:top w:val="double" w:sz="4" w:space="0" w:color="47D459" w:themeColor="accent3" w:themeTint="99"/>
-              <w:left w:val="double" w:sz="4" w:space="0" w:color="47D459" w:themeColor="accent3" w:themeTint="99"/>
-              <w:bottom w:val="double" w:sz="4" w:space="0" w:color="47D459" w:themeColor="accent3" w:themeTint="99"/>
-              <w:right w:val="double" w:sz="4" w:space="0" w:color="47D459" w:themeColor="accent3" w:themeTint="99"/>
-            </w:tcBorders>
-            <w:vAlign w:val="center"/>
-            <w:hideMark/>
-          </w:tcPr>
-          <w:p>
-            <w:pPr>
-              <w:spacing w:after="160" w:line="276" w:lineRule="auto"/>
-              <w:ind w:right="-455"/>
-              <w:rPr>
-                <w:rFonts w:ascii="Arial Nova Cond Light" w:hAnsi="Arial Nova Cond Light" w:cs="Times New Roman"/>
-                <w:b/>
-                <w:bCs/>
-                <w:color w:val="000000" w:themeColor="text1"/>
+            <w:vAlign w:val="center"/>
+          </w:tcPr>
+          <w:p>
+            <w:pPr>
+              <w:pStyle w:val="Prrafodelista"/>
+              <w:tabs>
+                <w:tab w:val="left" w:pos="0"/>
+                <w:tab w:val="left" w:pos="142"/>
+                <w:tab w:val="left" w:pos="284"/>
+              </w:tabs>
+              <w:spacing w:line="276" w:lineRule="auto"/>
+              <w:ind w:left="0"/>
+              <w:jc w:val="both"/>
+              <w:rPr>
+                <w:rFonts w:ascii="Arial Nova Cond" w:eastAsia="Calibri" w:hAnsi="Arial Nova Cond" w:cs="Times New Roman"/>
                 <w:sz w:val="20"/>
                 <w:szCs w:val="20"/>
                 <w:lang w:val="es-ES_tradnl"/>
@@ -10217,10 +10292,7 @@
             </w:pPr>
             <w:r>
               <w:rPr>
-                <w:rFonts w:ascii="Arial Nova Cond Light" w:hAnsi="Arial Nova Cond Light" w:cs="Times New Roman"/>
-                <w:b/>
-                <w:bCs/>
-                <w:color w:val="000000" w:themeColor="text1"/>
+                <w:rFonts w:ascii="Arial Nova Cond" w:eastAsia="Calibri" w:hAnsi="Arial Nova Cond" w:cs="Times New Roman"/>
                 <w:sz w:val="20"/>
                 <w:szCs w:val="20"/>
                 <w:lang w:val="es-ES_tradnl"/>
@@ -10232,34 +10304,27 @@
         <w:tc>
           <w:tcPr>
             <w:tcW w:w="2015" w:type="dxa"/>
-            <w:tcBorders>
-              <w:top w:val="double" w:sz="4" w:space="0" w:color="47D459" w:themeColor="accent3" w:themeTint="99"/>
-              <w:left w:val="double" w:sz="4" w:space="0" w:color="47D459" w:themeColor="accent3" w:themeTint="99"/>
-              <w:bottom w:val="double" w:sz="4" w:space="0" w:color="47D459" w:themeColor="accent3" w:themeTint="99"/>
-              <w:right w:val="double" w:sz="4" w:space="0" w:color="47D459" w:themeColor="accent3" w:themeTint="99"/>
-            </w:tcBorders>
-            <w:vAlign w:val="center"/>
-            <w:hideMark/>
-          </w:tcPr>
-          <w:p>
-            <w:pPr>
-              <w:spacing w:after="160" w:line="276" w:lineRule="auto"/>
-              <w:ind w:right="-455"/>
-              <w:rPr>
-                <w:rFonts w:ascii="Arial Nova Cond Light" w:hAnsi="Arial Nova Cond Light" w:cs="Times New Roman"/>
-                <w:b/>
-                <w:bCs/>
-                <w:color w:val="000000" w:themeColor="text1"/>
-                <w:sz w:val="20"/>
-                <w:szCs w:val="20"/>
-              </w:rPr>
-            </w:pPr>
-            <w:r>
-              <w:rPr>
-                <w:rFonts w:ascii="Arial Nova Cond Light" w:hAnsi="Arial Nova Cond Light" w:cs="Times New Roman"/>
-                <w:b/>
-                <w:bCs/>
-                <w:color w:val="000000" w:themeColor="text1"/>
+            <w:vAlign w:val="center"/>
+          </w:tcPr>
+          <w:p>
+            <w:pPr>
+              <w:autoSpaceDE w:val="0"/>
+              <w:autoSpaceDN w:val="0"/>
+              <w:adjustRightInd w:val="0"/>
+              <w:jc w:val="center"/>
+              <w:rPr>
+                <w:rFonts w:ascii="Arial Nova Cond" w:hAnsi="Arial Nova Cond" w:cs="Arial"/>
+                <w:color w:val="000000"/>
+                <w:kern w:val="0"/>
+                <w:sz w:val="20"/>
+                <w:szCs w:val="20"/>
+              </w:rPr>
+            </w:pPr>
+            <w:r>
+              <w:rPr>
+                <w:rFonts w:ascii="Arial Nova Cond" w:hAnsi="Arial Nova Cond" w:cs="Arial"/>
+                <w:color w:val="000000"/>
+                <w:kern w:val="0"/>
                 <w:sz w:val="20"/>
                 <w:szCs w:val="20"/>
               </w:rPr>
@@ -10270,34 +10335,27 @@
         <w:tc>
           <w:tcPr>
             <w:tcW w:w="1634" w:type="dxa"/>
-            <w:tcBorders>
-              <w:top w:val="double" w:sz="4" w:space="0" w:color="47D459" w:themeColor="accent3" w:themeTint="99"/>
-              <w:left w:val="double" w:sz="4" w:space="0" w:color="47D459" w:themeColor="accent3" w:themeTint="99"/>
-              <w:bottom w:val="double" w:sz="4" w:space="0" w:color="47D459" w:themeColor="accent3" w:themeTint="99"/>
-              <w:right w:val="double" w:sz="4" w:space="0" w:color="47D459" w:themeColor="accent3" w:themeTint="99"/>
-            </w:tcBorders>
-            <w:vAlign w:val="center"/>
-            <w:hideMark/>
-          </w:tcPr>
-          <w:p>
-            <w:pPr>
-              <w:spacing w:after="160" w:line="276" w:lineRule="auto"/>
-              <w:ind w:right="-455"/>
-              <w:rPr>
-                <w:rFonts w:ascii="Arial Nova Cond Light" w:hAnsi="Arial Nova Cond Light" w:cs="Times New Roman"/>
-                <w:b/>
-                <w:bCs/>
-                <w:color w:val="000000" w:themeColor="text1"/>
-                <w:sz w:val="20"/>
-                <w:szCs w:val="20"/>
-              </w:rPr>
-            </w:pPr>
-            <w:r>
-              <w:rPr>
-                <w:rFonts w:ascii="Arial Nova Cond Light" w:hAnsi="Arial Nova Cond Light" w:cs="Times New Roman"/>
-                <w:b/>
-                <w:bCs/>
-                <w:color w:val="000000" w:themeColor="text1"/>
+            <w:vAlign w:val="center"/>
+          </w:tcPr>
+          <w:p>
+            <w:pPr>
+              <w:autoSpaceDE w:val="0"/>
+              <w:autoSpaceDN w:val="0"/>
+              <w:adjustRightInd w:val="0"/>
+              <w:jc w:val="both"/>
+              <w:rPr>
+                <w:rFonts w:ascii="Arial Nova Cond" w:hAnsi="Arial Nova Cond" w:cs="Arial"/>
+                <w:color w:val="000000"/>
+                <w:kern w:val="0"/>
+                <w:sz w:val="20"/>
+                <w:szCs w:val="20"/>
+              </w:rPr>
+            </w:pPr>
+            <w:r>
+              <w:rPr>
+                <w:rFonts w:ascii="Arial Nova Cond" w:hAnsi="Arial Nova Cond" w:cs="Arial"/>
+                <w:color w:val="000000"/>
+                <w:kern w:val="0"/>
                 <w:sz w:val="20"/>
                 <w:szCs w:val="20"/>
               </w:rPr>
@@ -10308,34 +10366,27 @@
         <w:tc>
           <w:tcPr>
             <w:tcW w:w="1337" w:type="dxa"/>
-            <w:tcBorders>
-              <w:top w:val="double" w:sz="4" w:space="0" w:color="47D459" w:themeColor="accent3" w:themeTint="99"/>
-              <w:left w:val="double" w:sz="4" w:space="0" w:color="47D459" w:themeColor="accent3" w:themeTint="99"/>
-              <w:bottom w:val="double" w:sz="4" w:space="0" w:color="47D459" w:themeColor="accent3" w:themeTint="99"/>
-              <w:right w:val="double" w:sz="4" w:space="0" w:color="47D459" w:themeColor="accent3" w:themeTint="99"/>
-            </w:tcBorders>
-            <w:vAlign w:val="center"/>
-            <w:hideMark/>
-          </w:tcPr>
-          <w:p>
-            <w:pPr>
-              <w:spacing w:after="160" w:line="276" w:lineRule="auto"/>
-              <w:ind w:right="-455"/>
-              <w:rPr>
-                <w:rFonts w:ascii="Arial Nova Cond Light" w:hAnsi="Arial Nova Cond Light" w:cs="Times New Roman"/>
-                <w:b/>
-                <w:bCs/>
-                <w:color w:val="000000" w:themeColor="text1"/>
-                <w:sz w:val="20"/>
-                <w:szCs w:val="20"/>
-              </w:rPr>
-            </w:pPr>
-            <w:r>
-              <w:rPr>
-                <w:rFonts w:ascii="Arial Nova Cond Light" w:hAnsi="Arial Nova Cond Light" w:cs="Times New Roman"/>
-                <w:b/>
-                <w:bCs/>
-                <w:color w:val="000000" w:themeColor="text1"/>
+            <w:vAlign w:val="center"/>
+          </w:tcPr>
+          <w:p>
+            <w:pPr>
+              <w:autoSpaceDE w:val="0"/>
+              <w:autoSpaceDN w:val="0"/>
+              <w:adjustRightInd w:val="0"/>
+              <w:jc w:val="center"/>
+              <w:rPr>
+                <w:rFonts w:ascii="Arial Nova Cond" w:hAnsi="Arial Nova Cond" w:cs="Arial"/>
+                <w:color w:val="000000"/>
+                <w:kern w:val="0"/>
+                <w:sz w:val="20"/>
+                <w:szCs w:val="20"/>
+              </w:rPr>
+            </w:pPr>
+            <w:r>
+              <w:rPr>
+                <w:rFonts w:ascii="Arial Nova Cond" w:hAnsi="Arial Nova Cond" w:cs="Arial"/>
+                <w:color w:val="000000"/>
+                <w:kern w:val="0"/>
                 <w:sz w:val="20"/>
                 <w:szCs w:val="20"/>
               </w:rPr>
@@ -10353,24 +10404,23 @@
           <w:tcPr>
             <w:tcW w:w="875" w:type="dxa"/>
             <w:vMerge w:val="restart"/>
-            <w:tcBorders>
-              <w:top w:val="double" w:sz="4" w:space="0" w:color="47D459" w:themeColor="accent3" w:themeTint="99"/>
-              <w:left w:val="double" w:sz="4" w:space="0" w:color="47D459" w:themeColor="accent3" w:themeTint="99"/>
-              <w:bottom w:val="double" w:sz="4" w:space="0" w:color="47D459" w:themeColor="accent3" w:themeTint="99"/>
-              <w:right w:val="double" w:sz="4" w:space="0" w:color="47D459" w:themeColor="accent3" w:themeTint="99"/>
-            </w:tcBorders>
-            <w:vAlign w:val="center"/>
-            <w:hideMark/>
-          </w:tcPr>
-          <w:p>
-            <w:pPr>
-              <w:spacing w:after="160" w:line="276" w:lineRule="auto"/>
-              <w:ind w:right="-455"/>
-              <w:rPr>
-                <w:rFonts w:ascii="Arial Nova Cond Light" w:hAnsi="Arial Nova Cond Light" w:cs="Times New Roman"/>
-                <w:b/>
-                <w:bCs/>
-                <w:color w:val="000000" w:themeColor="text1"/>
+            <w:vAlign w:val="center"/>
+          </w:tcPr>
+          <w:p>
+            <w:pPr>
+              <w:pStyle w:val="Prrafodelista"/>
+              <w:tabs>
+                <w:tab w:val="left" w:pos="0"/>
+                <w:tab w:val="left" w:pos="142"/>
+                <w:tab w:val="left" w:pos="284"/>
+              </w:tabs>
+              <w:spacing w:line="276" w:lineRule="auto"/>
+              <w:ind w:left="0"/>
+              <w:jc w:val="center"/>
+              <w:rPr>
+                <w:rFonts w:ascii="Arial Nova Cond" w:eastAsia="Calibri" w:hAnsi="Arial Nova Cond" w:cs="Times New Roman"/>
+                <w:b/>
+                <w:bCs/>
                 <w:sz w:val="20"/>
                 <w:szCs w:val="20"/>
                 <w:lang w:val="es-ES_tradnl"/>
@@ -10378,10 +10428,9 @@
             </w:pPr>
             <w:r>
               <w:rPr>
-                <w:rFonts w:ascii="Arial Nova Cond Light" w:hAnsi="Arial Nova Cond Light" w:cs="Times New Roman"/>
-                <w:b/>
-                <w:bCs/>
-                <w:color w:val="000000" w:themeColor="text1"/>
+                <w:rFonts w:ascii="Arial Nova Cond" w:eastAsia="Calibri" w:hAnsi="Arial Nova Cond" w:cs="Times New Roman"/>
+                <w:b/>
+                <w:bCs/>
                 <w:sz w:val="20"/>
                 <w:szCs w:val="20"/>
                 <w:lang w:val="es-ES_tradnl"/>
@@ -10393,24 +10442,23 @@
         <w:tc>
           <w:tcPr>
             <w:tcW w:w="1095" w:type="dxa"/>
-            <w:tcBorders>
-              <w:top w:val="double" w:sz="4" w:space="0" w:color="47D459" w:themeColor="accent3" w:themeTint="99"/>
-              <w:left w:val="double" w:sz="4" w:space="0" w:color="47D459" w:themeColor="accent3" w:themeTint="99"/>
-              <w:bottom w:val="double" w:sz="4" w:space="0" w:color="47D459" w:themeColor="accent3" w:themeTint="99"/>
-              <w:right w:val="double" w:sz="4" w:space="0" w:color="47D459" w:themeColor="accent3" w:themeTint="99"/>
-            </w:tcBorders>
-            <w:vAlign w:val="center"/>
-            <w:hideMark/>
-          </w:tcPr>
-          <w:p>
-            <w:pPr>
-              <w:spacing w:after="160" w:line="276" w:lineRule="auto"/>
-              <w:ind w:right="-455"/>
-              <w:rPr>
-                <w:rFonts w:ascii="Arial Nova Cond Light" w:hAnsi="Arial Nova Cond Light" w:cs="Times New Roman"/>
-                <w:b/>
-                <w:bCs/>
-                <w:color w:val="000000" w:themeColor="text1"/>
+            <w:vAlign w:val="center"/>
+          </w:tcPr>
+          <w:p>
+            <w:pPr>
+              <w:pStyle w:val="Prrafodelista"/>
+              <w:tabs>
+                <w:tab w:val="left" w:pos="0"/>
+                <w:tab w:val="left" w:pos="142"/>
+                <w:tab w:val="left" w:pos="284"/>
+              </w:tabs>
+              <w:spacing w:line="276" w:lineRule="auto"/>
+              <w:ind w:left="0"/>
+              <w:jc w:val="center"/>
+              <w:rPr>
+                <w:rFonts w:ascii="Arial Nova Cond" w:eastAsia="Calibri" w:hAnsi="Arial Nova Cond" w:cs="Times New Roman"/>
+                <w:b/>
+                <w:bCs/>
                 <w:sz w:val="20"/>
                 <w:szCs w:val="20"/>
                 <w:lang w:val="es-ES_tradnl"/>
@@ -10418,10 +10466,9 @@
             </w:pPr>
             <w:r>
               <w:rPr>
-                <w:rFonts w:ascii="Arial Nova Cond Light" w:hAnsi="Arial Nova Cond Light" w:cs="Times New Roman"/>
-                <w:b/>
-                <w:bCs/>
-                <w:color w:val="000000" w:themeColor="text1"/>
+                <w:rFonts w:ascii="Arial Nova Cond" w:eastAsia="Calibri" w:hAnsi="Arial Nova Cond" w:cs="Times New Roman"/>
+                <w:b/>
+                <w:bCs/>
                 <w:sz w:val="20"/>
                 <w:szCs w:val="20"/>
                 <w:lang w:val="es-ES_tradnl"/>
@@ -10433,34 +10480,21 @@
         <w:tc>
           <w:tcPr>
             <w:tcW w:w="1726" w:type="dxa"/>
-            <w:tcBorders>
-              <w:top w:val="double" w:sz="4" w:space="0" w:color="47D459" w:themeColor="accent3" w:themeTint="99"/>
-              <w:left w:val="double" w:sz="4" w:space="0" w:color="47D459" w:themeColor="accent3" w:themeTint="99"/>
-              <w:bottom w:val="double" w:sz="4" w:space="0" w:color="47D459" w:themeColor="accent3" w:themeTint="99"/>
-              <w:right w:val="double" w:sz="4" w:space="0" w:color="47D459" w:themeColor="accent3" w:themeTint="99"/>
-            </w:tcBorders>
-            <w:vAlign w:val="center"/>
-            <w:hideMark/>
-          </w:tcPr>
-          <w:p>
-            <w:pPr>
-              <w:spacing w:after="160" w:line="276" w:lineRule="auto"/>
-              <w:ind w:right="-455"/>
-              <w:rPr>
-                <w:rFonts w:ascii="Arial Nova Cond Light" w:hAnsi="Arial Nova Cond Light" w:cs="Times New Roman"/>
-                <w:b/>
-                <w:bCs/>
-                <w:color w:val="000000" w:themeColor="text1"/>
-                <w:sz w:val="20"/>
-                <w:szCs w:val="20"/>
-              </w:rPr>
-            </w:pPr>
-            <w:r>
-              <w:rPr>
-                <w:rFonts w:ascii="Arial Nova Cond Light" w:hAnsi="Arial Nova Cond Light" w:cs="Times New Roman"/>
-                <w:b/>
-                <w:bCs/>
-                <w:color w:val="000000" w:themeColor="text1"/>
+            <w:vAlign w:val="center"/>
+          </w:tcPr>
+          <w:p>
+            <w:pPr>
+              <w:pStyle w:val="Sinespaciado"/>
+              <w:jc w:val="both"/>
+              <w:rPr>
+                <w:rFonts w:ascii="Arial Nova Cond" w:eastAsia="Times New Roman" w:hAnsi="Arial Nova Cond" w:cs="Times New Roman"/>
+                <w:sz w:val="20"/>
+                <w:szCs w:val="20"/>
+              </w:rPr>
+            </w:pPr>
+            <w:r>
+              <w:rPr>
+                <w:rFonts w:ascii="Arial Nova Cond" w:eastAsia="Calibri" w:hAnsi="Arial Nova Cond" w:cs="Times New Roman"/>
                 <w:sz w:val="20"/>
                 <w:szCs w:val="20"/>
                 <w:lang w:val="es-ES_tradnl"/>
@@ -10472,23 +10506,21 @@
         <w:tc>
           <w:tcPr>
             <w:tcW w:w="6169" w:type="dxa"/>
-            <w:tcBorders>
-              <w:top w:val="double" w:sz="4" w:space="0" w:color="47D459" w:themeColor="accent3" w:themeTint="99"/>
-              <w:left w:val="double" w:sz="4" w:space="0" w:color="47D459" w:themeColor="accent3" w:themeTint="99"/>
-              <w:bottom w:val="double" w:sz="4" w:space="0" w:color="47D459" w:themeColor="accent3" w:themeTint="99"/>
-              <w:right w:val="double" w:sz="4" w:space="0" w:color="47D459" w:themeColor="accent3" w:themeTint="99"/>
-            </w:tcBorders>
-            <w:vAlign w:val="center"/>
-            <w:hideMark/>
-          </w:tcPr>
-          <w:p>
-            <w:pPr>
-              <w:spacing w:after="160" w:line="276" w:lineRule="auto"/>
-              <w:ind w:right="-455"/>
-              <w:rPr>
-                <w:rFonts w:ascii="Arial Nova Cond Light" w:hAnsi="Arial Nova Cond Light" w:cs="Times New Roman"/>
-                <w:b/>
-                <w:bCs/>
+            <w:vAlign w:val="center"/>
+          </w:tcPr>
+          <w:p>
+            <w:pPr>
+              <w:pStyle w:val="Prrafodelista"/>
+              <w:tabs>
+                <w:tab w:val="left" w:pos="0"/>
+                <w:tab w:val="left" w:pos="142"/>
+                <w:tab w:val="left" w:pos="284"/>
+              </w:tabs>
+              <w:spacing w:line="276" w:lineRule="auto"/>
+              <w:ind w:left="0"/>
+              <w:jc w:val="both"/>
+              <w:rPr>
+                <w:rFonts w:ascii="Arial Nova Cond" w:eastAsia="Calibri" w:hAnsi="Arial Nova Cond" w:cs="Times New Roman"/>
                 <w:color w:val="000000" w:themeColor="text1"/>
                 <w:sz w:val="20"/>
                 <w:szCs w:val="20"/>
@@ -10497,10 +10529,7 @@
             </w:pPr>
             <w:r>
               <w:rPr>
-                <w:rFonts w:ascii="Arial Nova Cond Light" w:hAnsi="Arial Nova Cond Light" w:cs="Times New Roman"/>
-                <w:b/>
-                <w:bCs/>
-                <w:color w:val="000000" w:themeColor="text1"/>
+                <w:rFonts w:ascii="Arial Nova Cond" w:eastAsia="Calibri" w:hAnsi="Arial Nova Cond" w:cs="Times New Roman"/>
                 <w:sz w:val="20"/>
                 <w:szCs w:val="20"/>
                 <w:lang w:val="es-ES_tradnl"/>
@@ -10512,34 +10541,27 @@
         <w:tc>
           <w:tcPr>
             <w:tcW w:w="2015" w:type="dxa"/>
-            <w:tcBorders>
-              <w:top w:val="double" w:sz="4" w:space="0" w:color="47D459" w:themeColor="accent3" w:themeTint="99"/>
-              <w:left w:val="double" w:sz="4" w:space="0" w:color="47D459" w:themeColor="accent3" w:themeTint="99"/>
-              <w:bottom w:val="double" w:sz="4" w:space="0" w:color="47D459" w:themeColor="accent3" w:themeTint="99"/>
-              <w:right w:val="double" w:sz="4" w:space="0" w:color="47D459" w:themeColor="accent3" w:themeTint="99"/>
-            </w:tcBorders>
-            <w:vAlign w:val="center"/>
-            <w:hideMark/>
-          </w:tcPr>
-          <w:p>
-            <w:pPr>
-              <w:spacing w:after="160" w:line="276" w:lineRule="auto"/>
-              <w:ind w:right="-455"/>
-              <w:rPr>
-                <w:rFonts w:ascii="Arial Nova Cond Light" w:hAnsi="Arial Nova Cond Light" w:cs="Times New Roman"/>
-                <w:b/>
-                <w:bCs/>
-                <w:color w:val="000000" w:themeColor="text1"/>
-                <w:sz w:val="20"/>
-                <w:szCs w:val="20"/>
-              </w:rPr>
-            </w:pPr>
-            <w:r>
-              <w:rPr>
-                <w:rFonts w:ascii="Arial Nova Cond Light" w:hAnsi="Arial Nova Cond Light" w:cs="Times New Roman"/>
-                <w:b/>
-                <w:bCs/>
-                <w:color w:val="000000" w:themeColor="text1"/>
+            <w:vAlign w:val="center"/>
+          </w:tcPr>
+          <w:p>
+            <w:pPr>
+              <w:autoSpaceDE w:val="0"/>
+              <w:autoSpaceDN w:val="0"/>
+              <w:adjustRightInd w:val="0"/>
+              <w:jc w:val="center"/>
+              <w:rPr>
+                <w:rFonts w:ascii="Arial Nova Cond" w:hAnsi="Arial Nova Cond" w:cs="Arial"/>
+                <w:color w:val="215E99" w:themeColor="text2" w:themeTint="BF"/>
+                <w:kern w:val="0"/>
+                <w:sz w:val="20"/>
+                <w:szCs w:val="20"/>
+              </w:rPr>
+            </w:pPr>
+            <w:r>
+              <w:rPr>
+                <w:rFonts w:ascii="Arial Nova Cond" w:hAnsi="Arial Nova Cond" w:cs="Arial"/>
+                <w:color w:val="000000"/>
+                <w:kern w:val="0"/>
                 <w:sz w:val="20"/>
                 <w:szCs w:val="20"/>
               </w:rPr>
@@ -10550,34 +10572,27 @@
         <w:tc>
           <w:tcPr>
             <w:tcW w:w="1634" w:type="dxa"/>
-            <w:tcBorders>
-              <w:top w:val="double" w:sz="4" w:space="0" w:color="47D459" w:themeColor="accent3" w:themeTint="99"/>
-              <w:left w:val="double" w:sz="4" w:space="0" w:color="47D459" w:themeColor="accent3" w:themeTint="99"/>
-              <w:bottom w:val="double" w:sz="4" w:space="0" w:color="47D459" w:themeColor="accent3" w:themeTint="99"/>
-              <w:right w:val="double" w:sz="4" w:space="0" w:color="47D459" w:themeColor="accent3" w:themeTint="99"/>
-            </w:tcBorders>
-            <w:vAlign w:val="center"/>
-            <w:hideMark/>
-          </w:tcPr>
-          <w:p>
-            <w:pPr>
-              <w:spacing w:after="160" w:line="276" w:lineRule="auto"/>
-              <w:ind w:right="-455"/>
-              <w:rPr>
-                <w:rFonts w:ascii="Arial Nova Cond Light" w:hAnsi="Arial Nova Cond Light" w:cs="Times New Roman"/>
-                <w:b/>
-                <w:bCs/>
-                <w:color w:val="000000" w:themeColor="text1"/>
-                <w:sz w:val="20"/>
-                <w:szCs w:val="20"/>
-              </w:rPr>
-            </w:pPr>
-            <w:r>
-              <w:rPr>
-                <w:rFonts w:ascii="Arial Nova Cond Light" w:hAnsi="Arial Nova Cond Light" w:cs="Times New Roman"/>
-                <w:b/>
-                <w:bCs/>
-                <w:color w:val="000000" w:themeColor="text1"/>
+            <w:vAlign w:val="center"/>
+          </w:tcPr>
+          <w:p>
+            <w:pPr>
+              <w:autoSpaceDE w:val="0"/>
+              <w:autoSpaceDN w:val="0"/>
+              <w:adjustRightInd w:val="0"/>
+              <w:jc w:val="both"/>
+              <w:rPr>
+                <w:rFonts w:ascii="Arial Nova Cond" w:hAnsi="Arial Nova Cond" w:cs="Arial"/>
+                <w:color w:val="000000"/>
+                <w:kern w:val="0"/>
+                <w:sz w:val="20"/>
+                <w:szCs w:val="20"/>
+              </w:rPr>
+            </w:pPr>
+            <w:r>
+              <w:rPr>
+                <w:rFonts w:ascii="Arial Nova Cond" w:hAnsi="Arial Nova Cond" w:cs="Arial"/>
+                <w:color w:val="000000"/>
+                <w:kern w:val="0"/>
                 <w:sz w:val="20"/>
                 <w:szCs w:val="20"/>
               </w:rPr>
@@ -10588,34 +10603,27 @@
         <w:tc>
           <w:tcPr>
             <w:tcW w:w="1337" w:type="dxa"/>
-            <w:tcBorders>
-              <w:top w:val="double" w:sz="4" w:space="0" w:color="47D459" w:themeColor="accent3" w:themeTint="99"/>
-              <w:left w:val="double" w:sz="4" w:space="0" w:color="47D459" w:themeColor="accent3" w:themeTint="99"/>
-              <w:bottom w:val="double" w:sz="4" w:space="0" w:color="47D459" w:themeColor="accent3" w:themeTint="99"/>
-              <w:right w:val="double" w:sz="4" w:space="0" w:color="47D459" w:themeColor="accent3" w:themeTint="99"/>
-            </w:tcBorders>
-            <w:vAlign w:val="center"/>
-            <w:hideMark/>
-          </w:tcPr>
-          <w:p>
-            <w:pPr>
-              <w:spacing w:after="160" w:line="276" w:lineRule="auto"/>
-              <w:ind w:right="-455"/>
-              <w:rPr>
-                <w:rFonts w:ascii="Arial Nova Cond Light" w:hAnsi="Arial Nova Cond Light" w:cs="Times New Roman"/>
-                <w:b/>
-                <w:bCs/>
-                <w:color w:val="000000" w:themeColor="text1"/>
-                <w:sz w:val="20"/>
-                <w:szCs w:val="20"/>
-              </w:rPr>
-            </w:pPr>
-            <w:r>
-              <w:rPr>
-                <w:rFonts w:ascii="Arial Nova Cond Light" w:hAnsi="Arial Nova Cond Light" w:cs="Times New Roman"/>
-                <w:b/>
-                <w:bCs/>
-                <w:color w:val="000000" w:themeColor="text1"/>
+            <w:vAlign w:val="center"/>
+          </w:tcPr>
+          <w:p>
+            <w:pPr>
+              <w:autoSpaceDE w:val="0"/>
+              <w:autoSpaceDN w:val="0"/>
+              <w:adjustRightInd w:val="0"/>
+              <w:jc w:val="center"/>
+              <w:rPr>
+                <w:rFonts w:ascii="Arial Nova Cond" w:hAnsi="Arial Nova Cond" w:cs="Arial"/>
+                <w:color w:val="000000"/>
+                <w:kern w:val="0"/>
+                <w:sz w:val="20"/>
+                <w:szCs w:val="20"/>
+              </w:rPr>
+            </w:pPr>
+            <w:r>
+              <w:rPr>
+                <w:rFonts w:ascii="Arial Nova Cond" w:hAnsi="Arial Nova Cond" w:cs="Arial"/>
+                <w:color w:val="000000"/>
+                <w:kern w:val="0"/>
                 <w:sz w:val="20"/>
                 <w:szCs w:val="20"/>
               </w:rPr>
@@ -10633,24 +10641,23 @@
           <w:tcPr>
             <w:tcW w:w="875" w:type="dxa"/>
             <w:vMerge/>
-            <w:tcBorders>
-              <w:top w:val="double" w:sz="4" w:space="0" w:color="47D459" w:themeColor="accent3" w:themeTint="99"/>
-              <w:left w:val="double" w:sz="4" w:space="0" w:color="47D459" w:themeColor="accent3" w:themeTint="99"/>
-              <w:bottom w:val="double" w:sz="4" w:space="0" w:color="47D459" w:themeColor="accent3" w:themeTint="99"/>
-              <w:right w:val="double" w:sz="4" w:space="0" w:color="47D459" w:themeColor="accent3" w:themeTint="99"/>
-            </w:tcBorders>
-            <w:vAlign w:val="center"/>
-            <w:hideMark/>
-          </w:tcPr>
-          <w:p>
-            <w:pPr>
-              <w:spacing w:after="160" w:line="276" w:lineRule="auto"/>
-              <w:ind w:right="-455"/>
-              <w:rPr>
-                <w:rFonts w:ascii="Arial Nova Cond Light" w:hAnsi="Arial Nova Cond Light" w:cs="Times New Roman"/>
-                <w:b/>
-                <w:bCs/>
-                <w:color w:val="000000" w:themeColor="text1"/>
+            <w:vAlign w:val="center"/>
+          </w:tcPr>
+          <w:p>
+            <w:pPr>
+              <w:pStyle w:val="Prrafodelista"/>
+              <w:tabs>
+                <w:tab w:val="left" w:pos="0"/>
+                <w:tab w:val="left" w:pos="142"/>
+                <w:tab w:val="left" w:pos="284"/>
+              </w:tabs>
+              <w:spacing w:line="276" w:lineRule="auto"/>
+              <w:ind w:left="0"/>
+              <w:jc w:val="center"/>
+              <w:rPr>
+                <w:rFonts w:ascii="Arial Nova Cond" w:eastAsia="Calibri" w:hAnsi="Arial Nova Cond" w:cs="Times New Roman"/>
+                <w:b/>
+                <w:bCs/>
                 <w:sz w:val="20"/>
                 <w:szCs w:val="20"/>
                 <w:lang w:val="es-ES_tradnl"/>
@@ -10661,24 +10668,23 @@
         <w:tc>
           <w:tcPr>
             <w:tcW w:w="1095" w:type="dxa"/>
-            <w:tcBorders>
-              <w:top w:val="double" w:sz="4" w:space="0" w:color="47D459" w:themeColor="accent3" w:themeTint="99"/>
-              <w:left w:val="double" w:sz="4" w:space="0" w:color="47D459" w:themeColor="accent3" w:themeTint="99"/>
-              <w:bottom w:val="double" w:sz="4" w:space="0" w:color="47D459" w:themeColor="accent3" w:themeTint="99"/>
-              <w:right w:val="double" w:sz="4" w:space="0" w:color="47D459" w:themeColor="accent3" w:themeTint="99"/>
-            </w:tcBorders>
-            <w:vAlign w:val="center"/>
-            <w:hideMark/>
-          </w:tcPr>
-          <w:p>
-            <w:pPr>
-              <w:spacing w:after="160" w:line="276" w:lineRule="auto"/>
-              <w:ind w:right="-455"/>
-              <w:rPr>
-                <w:rFonts w:ascii="Arial Nova Cond Light" w:hAnsi="Arial Nova Cond Light" w:cs="Times New Roman"/>
-                <w:b/>
-                <w:bCs/>
-                <w:color w:val="000000" w:themeColor="text1"/>
+            <w:vAlign w:val="center"/>
+          </w:tcPr>
+          <w:p>
+            <w:pPr>
+              <w:pStyle w:val="Prrafodelista"/>
+              <w:tabs>
+                <w:tab w:val="left" w:pos="0"/>
+                <w:tab w:val="left" w:pos="142"/>
+                <w:tab w:val="left" w:pos="284"/>
+              </w:tabs>
+              <w:spacing w:line="276" w:lineRule="auto"/>
+              <w:ind w:left="0"/>
+              <w:jc w:val="center"/>
+              <w:rPr>
+                <w:rFonts w:ascii="Arial Nova Cond" w:eastAsia="Calibri" w:hAnsi="Arial Nova Cond" w:cs="Times New Roman"/>
+                <w:b/>
+                <w:bCs/>
                 <w:sz w:val="20"/>
                 <w:szCs w:val="20"/>
                 <w:lang w:val="es-ES_tradnl"/>
@@ -10686,10 +10692,9 @@
             </w:pPr>
             <w:r>
               <w:rPr>
-                <w:rFonts w:ascii="Arial Nova Cond Light" w:hAnsi="Arial Nova Cond Light" w:cs="Times New Roman"/>
-                <w:b/>
-                <w:bCs/>
-                <w:color w:val="000000" w:themeColor="text1"/>
+                <w:rFonts w:ascii="Arial Nova Cond" w:eastAsia="Calibri" w:hAnsi="Arial Nova Cond" w:cs="Times New Roman"/>
+                <w:b/>
+                <w:bCs/>
                 <w:sz w:val="20"/>
                 <w:szCs w:val="20"/>
                 <w:lang w:val="es-ES_tradnl"/>
@@ -10701,34 +10706,21 @@
         <w:tc>
           <w:tcPr>
             <w:tcW w:w="1726" w:type="dxa"/>
-            <w:tcBorders>
-              <w:top w:val="double" w:sz="4" w:space="0" w:color="47D459" w:themeColor="accent3" w:themeTint="99"/>
-              <w:left w:val="double" w:sz="4" w:space="0" w:color="47D459" w:themeColor="accent3" w:themeTint="99"/>
-              <w:bottom w:val="double" w:sz="4" w:space="0" w:color="47D459" w:themeColor="accent3" w:themeTint="99"/>
-              <w:right w:val="double" w:sz="4" w:space="0" w:color="47D459" w:themeColor="accent3" w:themeTint="99"/>
-            </w:tcBorders>
-            <w:vAlign w:val="center"/>
-            <w:hideMark/>
-          </w:tcPr>
-          <w:p>
-            <w:pPr>
-              <w:spacing w:after="160" w:line="276" w:lineRule="auto"/>
-              <w:ind w:right="-455"/>
-              <w:rPr>
-                <w:rFonts w:ascii="Arial Nova Cond Light" w:hAnsi="Arial Nova Cond Light" w:cs="Times New Roman"/>
-                <w:b/>
-                <w:bCs/>
-                <w:color w:val="000000" w:themeColor="text1"/>
-                <w:sz w:val="20"/>
-                <w:szCs w:val="20"/>
-              </w:rPr>
-            </w:pPr>
-            <w:r>
-              <w:rPr>
-                <w:rFonts w:ascii="Arial Nova Cond Light" w:hAnsi="Arial Nova Cond Light" w:cs="Times New Roman"/>
-                <w:b/>
-                <w:bCs/>
-                <w:color w:val="000000" w:themeColor="text1"/>
+            <w:vAlign w:val="center"/>
+          </w:tcPr>
+          <w:p>
+            <w:pPr>
+              <w:pStyle w:val="Sinespaciado"/>
+              <w:jc w:val="both"/>
+              <w:rPr>
+                <w:rFonts w:ascii="Arial Nova Cond" w:hAnsi="Arial Nova Cond"/>
+                <w:sz w:val="20"/>
+                <w:szCs w:val="20"/>
+              </w:rPr>
+            </w:pPr>
+            <w:r>
+              <w:rPr>
+                <w:rFonts w:ascii="Arial Nova Cond" w:eastAsia="Calibri" w:hAnsi="Arial Nova Cond" w:cs="Times New Roman"/>
                 <w:sz w:val="20"/>
                 <w:szCs w:val="20"/>
                 <w:lang w:val="es-ES_tradnl"/>
@@ -10740,23 +10732,21 @@
         <w:tc>
           <w:tcPr>
             <w:tcW w:w="6169" w:type="dxa"/>
-            <w:tcBorders>
-              <w:top w:val="double" w:sz="4" w:space="0" w:color="47D459" w:themeColor="accent3" w:themeTint="99"/>
-              <w:left w:val="double" w:sz="4" w:space="0" w:color="47D459" w:themeColor="accent3" w:themeTint="99"/>
-              <w:bottom w:val="double" w:sz="4" w:space="0" w:color="47D459" w:themeColor="accent3" w:themeTint="99"/>
-              <w:right w:val="double" w:sz="4" w:space="0" w:color="47D459" w:themeColor="accent3" w:themeTint="99"/>
-            </w:tcBorders>
-            <w:vAlign w:val="center"/>
-            <w:hideMark/>
-          </w:tcPr>
-          <w:p>
-            <w:pPr>
-              <w:spacing w:after="160" w:line="276" w:lineRule="auto"/>
-              <w:ind w:right="-455"/>
-              <w:rPr>
-                <w:rFonts w:ascii="Arial Nova Cond Light" w:hAnsi="Arial Nova Cond Light" w:cs="Times New Roman"/>
-                <w:b/>
-                <w:bCs/>
+            <w:vAlign w:val="center"/>
+          </w:tcPr>
+          <w:p>
+            <w:pPr>
+              <w:pStyle w:val="Prrafodelista"/>
+              <w:tabs>
+                <w:tab w:val="left" w:pos="0"/>
+                <w:tab w:val="left" w:pos="142"/>
+                <w:tab w:val="left" w:pos="284"/>
+              </w:tabs>
+              <w:spacing w:line="276" w:lineRule="auto"/>
+              <w:ind w:left="0"/>
+              <w:jc w:val="both"/>
+              <w:rPr>
+                <w:rFonts w:ascii="Arial Nova Cond" w:eastAsia="Calibri" w:hAnsi="Arial Nova Cond" w:cs="Times New Roman"/>
                 <w:color w:val="000000" w:themeColor="text1"/>
                 <w:sz w:val="20"/>
                 <w:szCs w:val="20"/>
@@ -10765,10 +10755,7 @@
             </w:pPr>
             <w:r>
               <w:rPr>
-                <w:rFonts w:ascii="Arial Nova Cond Light" w:hAnsi="Arial Nova Cond Light" w:cs="Times New Roman"/>
-                <w:b/>
-                <w:bCs/>
-                <w:color w:val="000000" w:themeColor="text1"/>
+                <w:rFonts w:ascii="Arial Nova Cond" w:eastAsia="Calibri" w:hAnsi="Arial Nova Cond" w:cs="Times New Roman"/>
                 <w:sz w:val="20"/>
                 <w:szCs w:val="20"/>
                 <w:lang w:val="es-ES_tradnl"/>
@@ -10780,34 +10767,27 @@
         <w:tc>
           <w:tcPr>
             <w:tcW w:w="2015" w:type="dxa"/>
-            <w:tcBorders>
-              <w:top w:val="double" w:sz="4" w:space="0" w:color="47D459" w:themeColor="accent3" w:themeTint="99"/>
-              <w:left w:val="double" w:sz="4" w:space="0" w:color="47D459" w:themeColor="accent3" w:themeTint="99"/>
-              <w:bottom w:val="double" w:sz="4" w:space="0" w:color="47D459" w:themeColor="accent3" w:themeTint="99"/>
-              <w:right w:val="double" w:sz="4" w:space="0" w:color="47D459" w:themeColor="accent3" w:themeTint="99"/>
-            </w:tcBorders>
-            <w:vAlign w:val="center"/>
-            <w:hideMark/>
-          </w:tcPr>
-          <w:p>
-            <w:pPr>
-              <w:spacing w:after="160" w:line="276" w:lineRule="auto"/>
-              <w:ind w:right="-455"/>
-              <w:rPr>
-                <w:rFonts w:ascii="Arial Nova Cond Light" w:hAnsi="Arial Nova Cond Light" w:cs="Times New Roman"/>
-                <w:b/>
-                <w:bCs/>
-                <w:color w:val="000000" w:themeColor="text1"/>
-                <w:sz w:val="20"/>
-                <w:szCs w:val="20"/>
-              </w:rPr>
-            </w:pPr>
-            <w:r>
-              <w:rPr>
-                <w:rFonts w:ascii="Arial Nova Cond Light" w:hAnsi="Arial Nova Cond Light" w:cs="Times New Roman"/>
-                <w:b/>
-                <w:bCs/>
-                <w:color w:val="000000" w:themeColor="text1"/>
+            <w:vAlign w:val="center"/>
+          </w:tcPr>
+          <w:p>
+            <w:pPr>
+              <w:autoSpaceDE w:val="0"/>
+              <w:autoSpaceDN w:val="0"/>
+              <w:adjustRightInd w:val="0"/>
+              <w:jc w:val="center"/>
+              <w:rPr>
+                <w:rFonts w:ascii="Arial Nova Cond" w:hAnsi="Arial Nova Cond" w:cs="Arial"/>
+                <w:color w:val="000000" w:themeColor="text1"/>
+                <w:kern w:val="0"/>
+                <w:sz w:val="20"/>
+                <w:szCs w:val="20"/>
+              </w:rPr>
+            </w:pPr>
+            <w:r>
+              <w:rPr>
+                <w:rFonts w:ascii="Arial Nova Cond" w:hAnsi="Arial Nova Cond" w:cs="Arial"/>
+                <w:color w:val="000000"/>
+                <w:kern w:val="0"/>
                 <w:sz w:val="20"/>
                 <w:szCs w:val="20"/>
               </w:rPr>
@@ -10818,34 +10798,27 @@
         <w:tc>
           <w:tcPr>
             <w:tcW w:w="1634" w:type="dxa"/>
-            <w:tcBorders>
-              <w:top w:val="double" w:sz="4" w:space="0" w:color="47D459" w:themeColor="accent3" w:themeTint="99"/>
-              <w:left w:val="double" w:sz="4" w:space="0" w:color="47D459" w:themeColor="accent3" w:themeTint="99"/>
-              <w:bottom w:val="double" w:sz="4" w:space="0" w:color="47D459" w:themeColor="accent3" w:themeTint="99"/>
-              <w:right w:val="double" w:sz="4" w:space="0" w:color="47D459" w:themeColor="accent3" w:themeTint="99"/>
-            </w:tcBorders>
-            <w:vAlign w:val="center"/>
-            <w:hideMark/>
-          </w:tcPr>
-          <w:p>
-            <w:pPr>
-              <w:spacing w:after="160" w:line="276" w:lineRule="auto"/>
-              <w:ind w:right="-455"/>
-              <w:rPr>
-                <w:rFonts w:ascii="Arial Nova Cond Light" w:hAnsi="Arial Nova Cond Light" w:cs="Times New Roman"/>
-                <w:b/>
-                <w:bCs/>
-                <w:color w:val="000000" w:themeColor="text1"/>
-                <w:sz w:val="20"/>
-                <w:szCs w:val="20"/>
-              </w:rPr>
-            </w:pPr>
-            <w:r>
-              <w:rPr>
-                <w:rFonts w:ascii="Arial Nova Cond Light" w:hAnsi="Arial Nova Cond Light" w:cs="Times New Roman"/>
-                <w:b/>
-                <w:bCs/>
-                <w:color w:val="000000" w:themeColor="text1"/>
+            <w:vAlign w:val="center"/>
+          </w:tcPr>
+          <w:p>
+            <w:pPr>
+              <w:autoSpaceDE w:val="0"/>
+              <w:autoSpaceDN w:val="0"/>
+              <w:adjustRightInd w:val="0"/>
+              <w:jc w:val="both"/>
+              <w:rPr>
+                <w:rFonts w:ascii="Arial Nova Cond" w:hAnsi="Arial Nova Cond" w:cs="Arial"/>
+                <w:color w:val="000000"/>
+                <w:kern w:val="0"/>
+                <w:sz w:val="20"/>
+                <w:szCs w:val="20"/>
+              </w:rPr>
+            </w:pPr>
+            <w:r>
+              <w:rPr>
+                <w:rFonts w:ascii="Arial Nova Cond" w:hAnsi="Arial Nova Cond" w:cs="Arial"/>
+                <w:color w:val="000000"/>
+                <w:kern w:val="0"/>
                 <w:sz w:val="20"/>
                 <w:szCs w:val="20"/>
               </w:rPr>
@@ -10856,34 +10829,27 @@
         <w:tc>
           <w:tcPr>
             <w:tcW w:w="1337" w:type="dxa"/>
-            <w:tcBorders>
-              <w:top w:val="double" w:sz="4" w:space="0" w:color="47D459" w:themeColor="accent3" w:themeTint="99"/>
-              <w:left w:val="double" w:sz="4" w:space="0" w:color="47D459" w:themeColor="accent3" w:themeTint="99"/>
-              <w:bottom w:val="double" w:sz="4" w:space="0" w:color="47D459" w:themeColor="accent3" w:themeTint="99"/>
-              <w:right w:val="double" w:sz="4" w:space="0" w:color="47D459" w:themeColor="accent3" w:themeTint="99"/>
-            </w:tcBorders>
-            <w:vAlign w:val="center"/>
-            <w:hideMark/>
-          </w:tcPr>
-          <w:p>
-            <w:pPr>
-              <w:spacing w:after="160" w:line="276" w:lineRule="auto"/>
-              <w:ind w:right="-455"/>
-              <w:rPr>
-                <w:rFonts w:ascii="Arial Nova Cond Light" w:hAnsi="Arial Nova Cond Light" w:cs="Times New Roman"/>
-                <w:b/>
-                <w:bCs/>
-                <w:color w:val="000000" w:themeColor="text1"/>
-                <w:sz w:val="20"/>
-                <w:szCs w:val="20"/>
-              </w:rPr>
-            </w:pPr>
-            <w:r>
-              <w:rPr>
-                <w:rFonts w:ascii="Arial Nova Cond Light" w:hAnsi="Arial Nova Cond Light" w:cs="Times New Roman"/>
-                <w:b/>
-                <w:bCs/>
-                <w:color w:val="000000" w:themeColor="text1"/>
+            <w:vAlign w:val="center"/>
+          </w:tcPr>
+          <w:p>
+            <w:pPr>
+              <w:autoSpaceDE w:val="0"/>
+              <w:autoSpaceDN w:val="0"/>
+              <w:adjustRightInd w:val="0"/>
+              <w:jc w:val="center"/>
+              <w:rPr>
+                <w:rFonts w:ascii="Arial Nova Cond" w:hAnsi="Arial Nova Cond" w:cs="Arial"/>
+                <w:color w:val="000000"/>
+                <w:kern w:val="0"/>
+                <w:sz w:val="20"/>
+                <w:szCs w:val="20"/>
+              </w:rPr>
+            </w:pPr>
+            <w:r>
+              <w:rPr>
+                <w:rFonts w:ascii="Arial Nova Cond" w:hAnsi="Arial Nova Cond" w:cs="Arial"/>
+                <w:color w:val="000000"/>
+                <w:kern w:val="0"/>
                 <w:sz w:val="20"/>
                 <w:szCs w:val="20"/>
               </w:rPr>
@@ -10901,24 +10867,23 @@
           <w:tcPr>
             <w:tcW w:w="875" w:type="dxa"/>
             <w:vMerge w:val="restart"/>
-            <w:tcBorders>
-              <w:top w:val="double" w:sz="4" w:space="0" w:color="47D459" w:themeColor="accent3" w:themeTint="99"/>
-              <w:left w:val="double" w:sz="4" w:space="0" w:color="47D459" w:themeColor="accent3" w:themeTint="99"/>
-              <w:bottom w:val="double" w:sz="4" w:space="0" w:color="47D459" w:themeColor="accent3" w:themeTint="99"/>
-              <w:right w:val="double" w:sz="4" w:space="0" w:color="47D459" w:themeColor="accent3" w:themeTint="99"/>
-            </w:tcBorders>
-            <w:vAlign w:val="center"/>
-            <w:hideMark/>
-          </w:tcPr>
-          <w:p>
-            <w:pPr>
-              <w:spacing w:after="160" w:line="276" w:lineRule="auto"/>
-              <w:ind w:right="-455"/>
-              <w:rPr>
-                <w:rFonts w:ascii="Arial Nova Cond Light" w:hAnsi="Arial Nova Cond Light" w:cs="Times New Roman"/>
-                <w:b/>
-                <w:bCs/>
-                <w:color w:val="000000" w:themeColor="text1"/>
+            <w:vAlign w:val="center"/>
+          </w:tcPr>
+          <w:p>
+            <w:pPr>
+              <w:pStyle w:val="Prrafodelista"/>
+              <w:tabs>
+                <w:tab w:val="left" w:pos="0"/>
+                <w:tab w:val="left" w:pos="142"/>
+                <w:tab w:val="left" w:pos="284"/>
+              </w:tabs>
+              <w:spacing w:line="276" w:lineRule="auto"/>
+              <w:ind w:left="0"/>
+              <w:jc w:val="center"/>
+              <w:rPr>
+                <w:rFonts w:ascii="Arial Nova Cond" w:eastAsia="Calibri" w:hAnsi="Arial Nova Cond" w:cs="Times New Roman"/>
+                <w:b/>
+                <w:bCs/>
                 <w:sz w:val="20"/>
                 <w:szCs w:val="20"/>
                 <w:lang w:val="es-ES_tradnl"/>
@@ -10926,10 +10891,9 @@
             </w:pPr>
             <w:r>
               <w:rPr>
-                <w:rFonts w:ascii="Arial Nova Cond Light" w:hAnsi="Arial Nova Cond Light" w:cs="Times New Roman"/>
-                <w:b/>
-                <w:bCs/>
-                <w:color w:val="000000" w:themeColor="text1"/>
+                <w:rFonts w:ascii="Arial Nova Cond" w:eastAsia="Calibri" w:hAnsi="Arial Nova Cond" w:cs="Times New Roman"/>
+                <w:b/>
+                <w:bCs/>
                 <w:sz w:val="20"/>
                 <w:szCs w:val="20"/>
                 <w:lang w:val="es-ES_tradnl"/>
@@ -10941,24 +10905,23 @@
         <w:tc>
           <w:tcPr>
             <w:tcW w:w="1095" w:type="dxa"/>
-            <w:tcBorders>
-              <w:top w:val="double" w:sz="4" w:space="0" w:color="47D459" w:themeColor="accent3" w:themeTint="99"/>
-              <w:left w:val="double" w:sz="4" w:space="0" w:color="47D459" w:themeColor="accent3" w:themeTint="99"/>
-              <w:bottom w:val="double" w:sz="4" w:space="0" w:color="47D459" w:themeColor="accent3" w:themeTint="99"/>
-              <w:right w:val="double" w:sz="4" w:space="0" w:color="47D459" w:themeColor="accent3" w:themeTint="99"/>
-            </w:tcBorders>
-            <w:vAlign w:val="center"/>
-            <w:hideMark/>
-          </w:tcPr>
-          <w:p>
-            <w:pPr>
-              <w:spacing w:after="160" w:line="276" w:lineRule="auto"/>
-              <w:ind w:right="-455"/>
-              <w:rPr>
-                <w:rFonts w:ascii="Arial Nova Cond Light" w:hAnsi="Arial Nova Cond Light" w:cs="Times New Roman"/>
-                <w:b/>
-                <w:bCs/>
-                <w:color w:val="000000" w:themeColor="text1"/>
+            <w:vAlign w:val="center"/>
+          </w:tcPr>
+          <w:p>
+            <w:pPr>
+              <w:pStyle w:val="Prrafodelista"/>
+              <w:tabs>
+                <w:tab w:val="left" w:pos="0"/>
+                <w:tab w:val="left" w:pos="142"/>
+                <w:tab w:val="left" w:pos="284"/>
+              </w:tabs>
+              <w:spacing w:line="276" w:lineRule="auto"/>
+              <w:ind w:left="0"/>
+              <w:jc w:val="center"/>
+              <w:rPr>
+                <w:rFonts w:ascii="Arial Nova Cond" w:eastAsia="Calibri" w:hAnsi="Arial Nova Cond" w:cs="Times New Roman"/>
+                <w:b/>
+                <w:bCs/>
                 <w:sz w:val="20"/>
                 <w:szCs w:val="20"/>
                 <w:lang w:val="es-ES_tradnl"/>
@@ -10966,10 +10929,9 @@
             </w:pPr>
             <w:r>
               <w:rPr>
-                <w:rFonts w:ascii="Arial Nova Cond Light" w:hAnsi="Arial Nova Cond Light" w:cs="Times New Roman"/>
-                <w:b/>
-                <w:bCs/>
-                <w:color w:val="000000" w:themeColor="text1"/>
+                <w:rFonts w:ascii="Arial Nova Cond" w:eastAsia="Calibri" w:hAnsi="Arial Nova Cond" w:cs="Times New Roman"/>
+                <w:b/>
+                <w:bCs/>
                 <w:sz w:val="20"/>
                 <w:szCs w:val="20"/>
                 <w:lang w:val="es-ES_tradnl"/>
@@ -10981,34 +10943,22 @@
         <w:tc>
           <w:tcPr>
             <w:tcW w:w="1726" w:type="dxa"/>
-            <w:tcBorders>
-              <w:top w:val="double" w:sz="4" w:space="0" w:color="47D459" w:themeColor="accent3" w:themeTint="99"/>
-              <w:left w:val="double" w:sz="4" w:space="0" w:color="47D459" w:themeColor="accent3" w:themeTint="99"/>
-              <w:bottom w:val="double" w:sz="4" w:space="0" w:color="47D459" w:themeColor="accent3" w:themeTint="99"/>
-              <w:right w:val="double" w:sz="4" w:space="0" w:color="47D459" w:themeColor="accent3" w:themeTint="99"/>
-            </w:tcBorders>
-            <w:vAlign w:val="center"/>
-            <w:hideMark/>
-          </w:tcPr>
-          <w:p>
-            <w:pPr>
-              <w:spacing w:after="160" w:line="276" w:lineRule="auto"/>
-              <w:ind w:right="-455"/>
-              <w:rPr>
-                <w:rFonts w:ascii="Arial Nova Cond Light" w:hAnsi="Arial Nova Cond Light" w:cs="Times New Roman"/>
-                <w:b/>
-                <w:bCs/>
-                <w:color w:val="000000" w:themeColor="text1"/>
-                <w:sz w:val="20"/>
-                <w:szCs w:val="20"/>
-              </w:rPr>
-            </w:pPr>
-            <w:r>
-              <w:rPr>
-                <w:rFonts w:ascii="Arial Nova Cond Light" w:hAnsi="Arial Nova Cond Light" w:cs="Times New Roman"/>
-                <w:b/>
-                <w:bCs/>
-                <w:color w:val="000000" w:themeColor="text1"/>
+            <w:vAlign w:val="center"/>
+          </w:tcPr>
+          <w:p>
+            <w:pPr>
+              <w:pStyle w:val="Sinespaciado"/>
+              <w:jc w:val="both"/>
+              <w:rPr>
+                <w:rFonts w:ascii="Arial Nova Cond" w:hAnsi="Arial Nova Cond"/>
+                <w:color w:val="000000" w:themeColor="text1"/>
+                <w:sz w:val="20"/>
+                <w:szCs w:val="20"/>
+              </w:rPr>
+            </w:pPr>
+            <w:r>
+              <w:rPr>
+                <w:rFonts w:ascii="Arial Nova Cond" w:eastAsia="Calibri" w:hAnsi="Arial Nova Cond" w:cs="Times New Roman"/>
                 <w:sz w:val="20"/>
                 <w:szCs w:val="20"/>
                 <w:lang w:val="es-ES_tradnl"/>
@@ -11020,23 +10970,21 @@
         <w:tc>
           <w:tcPr>
             <w:tcW w:w="6169" w:type="dxa"/>
-            <w:tcBorders>
-              <w:top w:val="double" w:sz="4" w:space="0" w:color="47D459" w:themeColor="accent3" w:themeTint="99"/>
-              <w:left w:val="double" w:sz="4" w:space="0" w:color="47D459" w:themeColor="accent3" w:themeTint="99"/>
-              <w:bottom w:val="double" w:sz="4" w:space="0" w:color="47D459" w:themeColor="accent3" w:themeTint="99"/>
-              <w:right w:val="double" w:sz="4" w:space="0" w:color="47D459" w:themeColor="accent3" w:themeTint="99"/>
-            </w:tcBorders>
-            <w:vAlign w:val="center"/>
-            <w:hideMark/>
-          </w:tcPr>
-          <w:p>
-            <w:pPr>
-              <w:spacing w:after="160" w:line="276" w:lineRule="auto"/>
-              <w:ind w:right="-455"/>
-              <w:rPr>
-                <w:rFonts w:ascii="Arial Nova Cond Light" w:hAnsi="Arial Nova Cond Light" w:cs="Times New Roman"/>
-                <w:b/>
-                <w:bCs/>
+            <w:vAlign w:val="center"/>
+          </w:tcPr>
+          <w:p>
+            <w:pPr>
+              <w:pStyle w:val="Prrafodelista"/>
+              <w:tabs>
+                <w:tab w:val="left" w:pos="0"/>
+                <w:tab w:val="left" w:pos="142"/>
+                <w:tab w:val="left" w:pos="284"/>
+              </w:tabs>
+              <w:spacing w:line="276" w:lineRule="auto"/>
+              <w:ind w:left="0"/>
+              <w:jc w:val="both"/>
+              <w:rPr>
+                <w:rFonts w:ascii="Arial Nova Cond" w:eastAsia="Calibri" w:hAnsi="Arial Nova Cond" w:cs="Times New Roman"/>
                 <w:color w:val="000000" w:themeColor="text1"/>
                 <w:sz w:val="20"/>
                 <w:szCs w:val="20"/>
@@ -11045,10 +10993,7 @@
             </w:pPr>
             <w:r>
               <w:rPr>
-                <w:rFonts w:ascii="Arial Nova Cond Light" w:hAnsi="Arial Nova Cond Light" w:cs="Times New Roman"/>
-                <w:b/>
-                <w:bCs/>
-                <w:color w:val="000000" w:themeColor="text1"/>
+                <w:rFonts w:ascii="Arial Nova Cond" w:eastAsia="Calibri" w:hAnsi="Arial Nova Cond" w:cs="Times New Roman"/>
                 <w:sz w:val="20"/>
                 <w:szCs w:val="20"/>
                 <w:lang w:val="es-ES_tradnl"/>
@@ -11060,34 +11005,27 @@
         <w:tc>
           <w:tcPr>
             <w:tcW w:w="2015" w:type="dxa"/>
-            <w:tcBorders>
-              <w:top w:val="double" w:sz="4" w:space="0" w:color="47D459" w:themeColor="accent3" w:themeTint="99"/>
-              <w:left w:val="double" w:sz="4" w:space="0" w:color="47D459" w:themeColor="accent3" w:themeTint="99"/>
-              <w:bottom w:val="double" w:sz="4" w:space="0" w:color="47D459" w:themeColor="accent3" w:themeTint="99"/>
-              <w:right w:val="double" w:sz="4" w:space="0" w:color="47D459" w:themeColor="accent3" w:themeTint="99"/>
-            </w:tcBorders>
-            <w:vAlign w:val="center"/>
-            <w:hideMark/>
-          </w:tcPr>
-          <w:p>
-            <w:pPr>
-              <w:spacing w:after="160" w:line="276" w:lineRule="auto"/>
-              <w:ind w:right="-455"/>
-              <w:rPr>
-                <w:rFonts w:ascii="Arial Nova Cond Light" w:hAnsi="Arial Nova Cond Light" w:cs="Times New Roman"/>
-                <w:b/>
-                <w:bCs/>
-                <w:color w:val="000000" w:themeColor="text1"/>
-                <w:sz w:val="20"/>
-                <w:szCs w:val="20"/>
-              </w:rPr>
-            </w:pPr>
-            <w:r>
-              <w:rPr>
-                <w:rFonts w:ascii="Arial Nova Cond Light" w:hAnsi="Arial Nova Cond Light" w:cs="Times New Roman"/>
-                <w:b/>
-                <w:bCs/>
-                <w:color w:val="000000" w:themeColor="text1"/>
+            <w:vAlign w:val="center"/>
+          </w:tcPr>
+          <w:p>
+            <w:pPr>
+              <w:autoSpaceDE w:val="0"/>
+              <w:autoSpaceDN w:val="0"/>
+              <w:adjustRightInd w:val="0"/>
+              <w:jc w:val="center"/>
+              <w:rPr>
+                <w:rFonts w:ascii="Arial Nova Cond" w:hAnsi="Arial Nova Cond" w:cs="Arial"/>
+                <w:color w:val="000000" w:themeColor="text1"/>
+                <w:kern w:val="0"/>
+                <w:sz w:val="20"/>
+                <w:szCs w:val="20"/>
+              </w:rPr>
+            </w:pPr>
+            <w:r>
+              <w:rPr>
+                <w:rFonts w:ascii="Arial Nova Cond" w:hAnsi="Arial Nova Cond" w:cs="Arial"/>
+                <w:color w:val="000000"/>
+                <w:kern w:val="0"/>
                 <w:sz w:val="20"/>
                 <w:szCs w:val="20"/>
               </w:rPr>
@@ -11098,34 +11036,27 @@
         <w:tc>
           <w:tcPr>
             <w:tcW w:w="1634" w:type="dxa"/>
-            <w:tcBorders>
-              <w:top w:val="double" w:sz="4" w:space="0" w:color="47D459" w:themeColor="accent3" w:themeTint="99"/>
-              <w:left w:val="double" w:sz="4" w:space="0" w:color="47D459" w:themeColor="accent3" w:themeTint="99"/>
-              <w:bottom w:val="double" w:sz="4" w:space="0" w:color="47D459" w:themeColor="accent3" w:themeTint="99"/>
-              <w:right w:val="double" w:sz="4" w:space="0" w:color="47D459" w:themeColor="accent3" w:themeTint="99"/>
-            </w:tcBorders>
-            <w:vAlign w:val="center"/>
-            <w:hideMark/>
-          </w:tcPr>
-          <w:p>
-            <w:pPr>
-              <w:spacing w:after="160" w:line="276" w:lineRule="auto"/>
-              <w:ind w:right="-455"/>
-              <w:rPr>
-                <w:rFonts w:ascii="Arial Nova Cond Light" w:hAnsi="Arial Nova Cond Light" w:cs="Times New Roman"/>
-                <w:b/>
-                <w:bCs/>
-                <w:color w:val="000000" w:themeColor="text1"/>
-                <w:sz w:val="20"/>
-                <w:szCs w:val="20"/>
-              </w:rPr>
-            </w:pPr>
-            <w:r>
-              <w:rPr>
-                <w:rFonts w:ascii="Arial Nova Cond Light" w:hAnsi="Arial Nova Cond Light" w:cs="Times New Roman"/>
-                <w:b/>
-                <w:bCs/>
-                <w:color w:val="000000" w:themeColor="text1"/>
+            <w:vAlign w:val="center"/>
+          </w:tcPr>
+          <w:p>
+            <w:pPr>
+              <w:autoSpaceDE w:val="0"/>
+              <w:autoSpaceDN w:val="0"/>
+              <w:adjustRightInd w:val="0"/>
+              <w:jc w:val="both"/>
+              <w:rPr>
+                <w:rFonts w:ascii="Arial Nova Cond" w:hAnsi="Arial Nova Cond" w:cs="Arial"/>
+                <w:color w:val="000000"/>
+                <w:kern w:val="0"/>
+                <w:sz w:val="20"/>
+                <w:szCs w:val="20"/>
+              </w:rPr>
+            </w:pPr>
+            <w:r>
+              <w:rPr>
+                <w:rFonts w:ascii="Arial Nova Cond" w:hAnsi="Arial Nova Cond" w:cs="Arial"/>
+                <w:color w:val="000000"/>
+                <w:kern w:val="0"/>
                 <w:sz w:val="20"/>
                 <w:szCs w:val="20"/>
               </w:rPr>
@@ -11136,34 +11067,27 @@
         <w:tc>
           <w:tcPr>
             <w:tcW w:w="1337" w:type="dxa"/>
-            <w:tcBorders>
-              <w:top w:val="double" w:sz="4" w:space="0" w:color="47D459" w:themeColor="accent3" w:themeTint="99"/>
-              <w:left w:val="double" w:sz="4" w:space="0" w:color="47D459" w:themeColor="accent3" w:themeTint="99"/>
-              <w:bottom w:val="double" w:sz="4" w:space="0" w:color="47D459" w:themeColor="accent3" w:themeTint="99"/>
-              <w:right w:val="double" w:sz="4" w:space="0" w:color="47D459" w:themeColor="accent3" w:themeTint="99"/>
-            </w:tcBorders>
-            <w:vAlign w:val="center"/>
-            <w:hideMark/>
-          </w:tcPr>
-          <w:p>
-            <w:pPr>
-              <w:spacing w:after="160" w:line="276" w:lineRule="auto"/>
-              <w:ind w:right="-455"/>
-              <w:rPr>
-                <w:rFonts w:ascii="Arial Nova Cond Light" w:hAnsi="Arial Nova Cond Light" w:cs="Times New Roman"/>
-                <w:b/>
-                <w:bCs/>
-                <w:color w:val="000000" w:themeColor="text1"/>
-                <w:sz w:val="20"/>
-                <w:szCs w:val="20"/>
-              </w:rPr>
-            </w:pPr>
-            <w:r>
-              <w:rPr>
-                <w:rFonts w:ascii="Arial Nova Cond Light" w:hAnsi="Arial Nova Cond Light" w:cs="Times New Roman"/>
-                <w:b/>
-                <w:bCs/>
-                <w:color w:val="000000" w:themeColor="text1"/>
+            <w:vAlign w:val="center"/>
+          </w:tcPr>
+          <w:p>
+            <w:pPr>
+              <w:autoSpaceDE w:val="0"/>
+              <w:autoSpaceDN w:val="0"/>
+              <w:adjustRightInd w:val="0"/>
+              <w:jc w:val="center"/>
+              <w:rPr>
+                <w:rFonts w:ascii="Arial Nova Cond" w:hAnsi="Arial Nova Cond" w:cs="Arial"/>
+                <w:color w:val="000000"/>
+                <w:kern w:val="0"/>
+                <w:sz w:val="20"/>
+                <w:szCs w:val="20"/>
+              </w:rPr>
+            </w:pPr>
+            <w:r>
+              <w:rPr>
+                <w:rFonts w:ascii="Arial Nova Cond" w:hAnsi="Arial Nova Cond" w:cs="Arial"/>
+                <w:color w:val="000000"/>
+                <w:kern w:val="0"/>
                 <w:sz w:val="20"/>
                 <w:szCs w:val="20"/>
               </w:rPr>
@@ -11181,24 +11105,23 @@
           <w:tcPr>
             <w:tcW w:w="875" w:type="dxa"/>
             <w:vMerge/>
-            <w:tcBorders>
-              <w:top w:val="double" w:sz="4" w:space="0" w:color="47D459" w:themeColor="accent3" w:themeTint="99"/>
-              <w:left w:val="double" w:sz="4" w:space="0" w:color="47D459" w:themeColor="accent3" w:themeTint="99"/>
-              <w:bottom w:val="double" w:sz="4" w:space="0" w:color="47D459" w:themeColor="accent3" w:themeTint="99"/>
-              <w:right w:val="double" w:sz="4" w:space="0" w:color="47D459" w:themeColor="accent3" w:themeTint="99"/>
-            </w:tcBorders>
-            <w:vAlign w:val="center"/>
-            <w:hideMark/>
-          </w:tcPr>
-          <w:p>
-            <w:pPr>
-              <w:spacing w:after="160" w:line="276" w:lineRule="auto"/>
-              <w:ind w:right="-455"/>
-              <w:rPr>
-                <w:rFonts w:ascii="Arial Nova Cond Light" w:hAnsi="Arial Nova Cond Light" w:cs="Times New Roman"/>
-                <w:b/>
-                <w:bCs/>
-                <w:color w:val="000000" w:themeColor="text1"/>
+            <w:vAlign w:val="center"/>
+          </w:tcPr>
+          <w:p>
+            <w:pPr>
+              <w:pStyle w:val="Prrafodelista"/>
+              <w:tabs>
+                <w:tab w:val="left" w:pos="0"/>
+                <w:tab w:val="left" w:pos="142"/>
+                <w:tab w:val="left" w:pos="284"/>
+              </w:tabs>
+              <w:spacing w:line="276" w:lineRule="auto"/>
+              <w:ind w:left="0"/>
+              <w:jc w:val="center"/>
+              <w:rPr>
+                <w:rFonts w:ascii="Arial Nova Cond" w:eastAsia="Calibri" w:hAnsi="Arial Nova Cond" w:cs="Times New Roman"/>
+                <w:b/>
+                <w:bCs/>
                 <w:sz w:val="20"/>
                 <w:szCs w:val="20"/>
                 <w:lang w:val="es-ES_tradnl"/>
@@ -11209,24 +11132,23 @@
         <w:tc>
           <w:tcPr>
             <w:tcW w:w="1095" w:type="dxa"/>
-            <w:tcBorders>
-              <w:top w:val="double" w:sz="4" w:space="0" w:color="47D459" w:themeColor="accent3" w:themeTint="99"/>
-              <w:left w:val="double" w:sz="4" w:space="0" w:color="47D459" w:themeColor="accent3" w:themeTint="99"/>
-              <w:bottom w:val="double" w:sz="4" w:space="0" w:color="47D459" w:themeColor="accent3" w:themeTint="99"/>
-              <w:right w:val="double" w:sz="4" w:space="0" w:color="47D459" w:themeColor="accent3" w:themeTint="99"/>
-            </w:tcBorders>
-            <w:vAlign w:val="center"/>
-            <w:hideMark/>
-          </w:tcPr>
-          <w:p>
-            <w:pPr>
-              <w:spacing w:after="160" w:line="276" w:lineRule="auto"/>
-              <w:ind w:right="-455"/>
-              <w:rPr>
-                <w:rFonts w:ascii="Arial Nova Cond Light" w:hAnsi="Arial Nova Cond Light" w:cs="Times New Roman"/>
-                <w:b/>
-                <w:bCs/>
-                <w:color w:val="000000" w:themeColor="text1"/>
+            <w:vAlign w:val="center"/>
+          </w:tcPr>
+          <w:p>
+            <w:pPr>
+              <w:pStyle w:val="Prrafodelista"/>
+              <w:tabs>
+                <w:tab w:val="left" w:pos="0"/>
+                <w:tab w:val="left" w:pos="142"/>
+                <w:tab w:val="left" w:pos="284"/>
+              </w:tabs>
+              <w:spacing w:line="276" w:lineRule="auto"/>
+              <w:ind w:left="0"/>
+              <w:jc w:val="center"/>
+              <w:rPr>
+                <w:rFonts w:ascii="Arial Nova Cond" w:eastAsia="Calibri" w:hAnsi="Arial Nova Cond" w:cs="Times New Roman"/>
+                <w:b/>
+                <w:bCs/>
                 <w:sz w:val="20"/>
                 <w:szCs w:val="20"/>
                 <w:lang w:val="es-ES_tradnl"/>
@@ -11234,10 +11156,9 @@
             </w:pPr>
             <w:r>
               <w:rPr>
-                <w:rFonts w:ascii="Arial Nova Cond Light" w:hAnsi="Arial Nova Cond Light" w:cs="Times New Roman"/>
-                <w:b/>
-                <w:bCs/>
-                <w:color w:val="000000" w:themeColor="text1"/>
+                <w:rFonts w:ascii="Arial Nova Cond" w:eastAsia="Calibri" w:hAnsi="Arial Nova Cond" w:cs="Times New Roman"/>
+                <w:b/>
+                <w:bCs/>
                 <w:sz w:val="20"/>
                 <w:szCs w:val="20"/>
                 <w:lang w:val="es-ES_tradnl"/>
@@ -11249,34 +11170,21 @@
         <w:tc>
           <w:tcPr>
             <w:tcW w:w="1726" w:type="dxa"/>
-            <w:tcBorders>
-              <w:top w:val="double" w:sz="4" w:space="0" w:color="47D459" w:themeColor="accent3" w:themeTint="99"/>
-              <w:left w:val="double" w:sz="4" w:space="0" w:color="47D459" w:themeColor="accent3" w:themeTint="99"/>
-              <w:bottom w:val="double" w:sz="4" w:space="0" w:color="47D459" w:themeColor="accent3" w:themeTint="99"/>
-              <w:right w:val="double" w:sz="4" w:space="0" w:color="47D459" w:themeColor="accent3" w:themeTint="99"/>
-            </w:tcBorders>
-            <w:vAlign w:val="center"/>
-            <w:hideMark/>
-          </w:tcPr>
-          <w:p>
-            <w:pPr>
-              <w:spacing w:after="160" w:line="276" w:lineRule="auto"/>
-              <w:ind w:right="-455"/>
-              <w:rPr>
-                <w:rFonts w:ascii="Arial Nova Cond Light" w:hAnsi="Arial Nova Cond Light" w:cs="Times New Roman"/>
-                <w:b/>
-                <w:bCs/>
-                <w:color w:val="000000" w:themeColor="text1"/>
-                <w:sz w:val="20"/>
-                <w:szCs w:val="20"/>
-              </w:rPr>
-            </w:pPr>
-            <w:r>
-              <w:rPr>
-                <w:rFonts w:ascii="Arial Nova Cond Light" w:hAnsi="Arial Nova Cond Light" w:cs="Times New Roman"/>
-                <w:b/>
-                <w:bCs/>
-                <w:color w:val="000000" w:themeColor="text1"/>
+            <w:vAlign w:val="center"/>
+          </w:tcPr>
+          <w:p>
+            <w:pPr>
+              <w:pStyle w:val="Sinespaciado"/>
+              <w:jc w:val="both"/>
+              <w:rPr>
+                <w:rFonts w:ascii="Arial Nova Cond" w:hAnsi="Arial Nova Cond"/>
+                <w:sz w:val="20"/>
+                <w:szCs w:val="20"/>
+              </w:rPr>
+            </w:pPr>
+            <w:r>
+              <w:rPr>
+                <w:rFonts w:ascii="Arial Nova Cond" w:eastAsia="Calibri" w:hAnsi="Arial Nova Cond" w:cs="Times New Roman"/>
                 <w:sz w:val="20"/>
                 <w:szCs w:val="20"/>
                 <w:lang w:val="es-ES_tradnl"/>
@@ -11288,24 +11196,21 @@
         <w:tc>
           <w:tcPr>
             <w:tcW w:w="6169" w:type="dxa"/>
-            <w:tcBorders>
-              <w:top w:val="double" w:sz="4" w:space="0" w:color="47D459" w:themeColor="accent3" w:themeTint="99"/>
-              <w:left w:val="double" w:sz="4" w:space="0" w:color="47D459" w:themeColor="accent3" w:themeTint="99"/>
-              <w:bottom w:val="double" w:sz="4" w:space="0" w:color="47D459" w:themeColor="accent3" w:themeTint="99"/>
-              <w:right w:val="double" w:sz="4" w:space="0" w:color="47D459" w:themeColor="accent3" w:themeTint="99"/>
-            </w:tcBorders>
-            <w:vAlign w:val="center"/>
-            <w:hideMark/>
-          </w:tcPr>
-          <w:p>
-            <w:pPr>
-              <w:spacing w:after="160" w:line="276" w:lineRule="auto"/>
-              <w:ind w:right="-455"/>
-              <w:rPr>
-                <w:rFonts w:ascii="Arial Nova Cond Light" w:hAnsi="Arial Nova Cond Light" w:cs="Times New Roman"/>
-                <w:b/>
-                <w:bCs/>
-                <w:color w:val="000000" w:themeColor="text1"/>
+            <w:vAlign w:val="center"/>
+          </w:tcPr>
+          <w:p>
+            <w:pPr>
+              <w:pStyle w:val="Prrafodelista"/>
+              <w:tabs>
+                <w:tab w:val="left" w:pos="0"/>
+                <w:tab w:val="left" w:pos="142"/>
+                <w:tab w:val="left" w:pos="284"/>
+              </w:tabs>
+              <w:spacing w:line="276" w:lineRule="auto"/>
+              <w:ind w:left="0"/>
+              <w:jc w:val="both"/>
+              <w:rPr>
+                <w:rFonts w:ascii="Arial Nova Cond" w:eastAsia="Calibri" w:hAnsi="Arial Nova Cond" w:cs="Times New Roman"/>
                 <w:sz w:val="20"/>
                 <w:szCs w:val="20"/>
                 <w:lang w:val="es-ES_tradnl"/>
@@ -11313,10 +11218,7 @@
             </w:pPr>
             <w:r>
               <w:rPr>
-                <w:rFonts w:ascii="Arial Nova Cond Light" w:hAnsi="Arial Nova Cond Light" w:cs="Times New Roman"/>
-                <w:b/>
-                <w:bCs/>
-                <w:color w:val="000000" w:themeColor="text1"/>
+                <w:rFonts w:ascii="Arial Nova Cond" w:eastAsia="Calibri" w:hAnsi="Arial Nova Cond" w:cs="Times New Roman"/>
                 <w:sz w:val="20"/>
                 <w:szCs w:val="20"/>
                 <w:lang w:val="es-ES_tradnl"/>
@@ -11328,34 +11230,27 @@
         <w:tc>
           <w:tcPr>
             <w:tcW w:w="2015" w:type="dxa"/>
-            <w:tcBorders>
-              <w:top w:val="double" w:sz="4" w:space="0" w:color="47D459" w:themeColor="accent3" w:themeTint="99"/>
-              <w:left w:val="double" w:sz="4" w:space="0" w:color="47D459" w:themeColor="accent3" w:themeTint="99"/>
-              <w:bottom w:val="double" w:sz="4" w:space="0" w:color="47D459" w:themeColor="accent3" w:themeTint="99"/>
-              <w:right w:val="double" w:sz="4" w:space="0" w:color="47D459" w:themeColor="accent3" w:themeTint="99"/>
-            </w:tcBorders>
-            <w:vAlign w:val="center"/>
-            <w:hideMark/>
-          </w:tcPr>
-          <w:p>
-            <w:pPr>
-              <w:spacing w:after="160" w:line="276" w:lineRule="auto"/>
-              <w:ind w:right="-455"/>
-              <w:rPr>
-                <w:rFonts w:ascii="Arial Nova Cond Light" w:hAnsi="Arial Nova Cond Light" w:cs="Times New Roman"/>
-                <w:b/>
-                <w:bCs/>
-                <w:color w:val="000000" w:themeColor="text1"/>
-                <w:sz w:val="20"/>
-                <w:szCs w:val="20"/>
-              </w:rPr>
-            </w:pPr>
-            <w:r>
-              <w:rPr>
-                <w:rFonts w:ascii="Arial Nova Cond Light" w:hAnsi="Arial Nova Cond Light" w:cs="Times New Roman"/>
-                <w:b/>
-                <w:bCs/>
-                <w:color w:val="000000" w:themeColor="text1"/>
+            <w:vAlign w:val="center"/>
+          </w:tcPr>
+          <w:p>
+            <w:pPr>
+              <w:autoSpaceDE w:val="0"/>
+              <w:autoSpaceDN w:val="0"/>
+              <w:adjustRightInd w:val="0"/>
+              <w:jc w:val="center"/>
+              <w:rPr>
+                <w:rFonts w:ascii="Arial Nova Cond" w:hAnsi="Arial Nova Cond" w:cs="Arial"/>
+                <w:color w:val="0070C0"/>
+                <w:kern w:val="0"/>
+                <w:sz w:val="20"/>
+                <w:szCs w:val="20"/>
+              </w:rPr>
+            </w:pPr>
+            <w:r>
+              <w:rPr>
+                <w:rFonts w:ascii="Arial Nova Cond" w:hAnsi="Arial Nova Cond" w:cs="Arial"/>
+                <w:color w:val="000000"/>
+                <w:kern w:val="0"/>
                 <w:sz w:val="20"/>
                 <w:szCs w:val="20"/>
               </w:rPr>
@@ -11366,34 +11261,27 @@
         <w:tc>
           <w:tcPr>
             <w:tcW w:w="1634" w:type="dxa"/>
-            <w:tcBorders>
-              <w:top w:val="double" w:sz="4" w:space="0" w:color="47D459" w:themeColor="accent3" w:themeTint="99"/>
-              <w:left w:val="double" w:sz="4" w:space="0" w:color="47D459" w:themeColor="accent3" w:themeTint="99"/>
-              <w:bottom w:val="double" w:sz="4" w:space="0" w:color="47D459" w:themeColor="accent3" w:themeTint="99"/>
-              <w:right w:val="double" w:sz="4" w:space="0" w:color="47D459" w:themeColor="accent3" w:themeTint="99"/>
-            </w:tcBorders>
-            <w:vAlign w:val="center"/>
-            <w:hideMark/>
-          </w:tcPr>
-          <w:p>
-            <w:pPr>
-              <w:spacing w:after="160" w:line="276" w:lineRule="auto"/>
-              <w:ind w:right="-455"/>
-              <w:rPr>
-                <w:rFonts w:ascii="Arial Nova Cond Light" w:hAnsi="Arial Nova Cond Light" w:cs="Times New Roman"/>
-                <w:b/>
-                <w:bCs/>
-                <w:color w:val="000000" w:themeColor="text1"/>
-                <w:sz w:val="20"/>
-                <w:szCs w:val="20"/>
-              </w:rPr>
-            </w:pPr>
-            <w:r>
-              <w:rPr>
-                <w:rFonts w:ascii="Arial Nova Cond Light" w:hAnsi="Arial Nova Cond Light" w:cs="Times New Roman"/>
-                <w:b/>
-                <w:bCs/>
-                <w:color w:val="000000" w:themeColor="text1"/>
+            <w:vAlign w:val="center"/>
+          </w:tcPr>
+          <w:p>
+            <w:pPr>
+              <w:autoSpaceDE w:val="0"/>
+              <w:autoSpaceDN w:val="0"/>
+              <w:adjustRightInd w:val="0"/>
+              <w:jc w:val="both"/>
+              <w:rPr>
+                <w:rFonts w:ascii="Arial Nova Cond" w:hAnsi="Arial Nova Cond" w:cs="Arial"/>
+                <w:color w:val="000000"/>
+                <w:kern w:val="0"/>
+                <w:sz w:val="20"/>
+                <w:szCs w:val="20"/>
+              </w:rPr>
+            </w:pPr>
+            <w:r>
+              <w:rPr>
+                <w:rFonts w:ascii="Arial Nova Cond" w:hAnsi="Arial Nova Cond" w:cs="Arial"/>
+                <w:color w:val="000000"/>
+                <w:kern w:val="0"/>
                 <w:sz w:val="20"/>
                 <w:szCs w:val="20"/>
               </w:rPr>
@@ -11404,34 +11292,27 @@
         <w:tc>
           <w:tcPr>
             <w:tcW w:w="1337" w:type="dxa"/>
-            <w:tcBorders>
-              <w:top w:val="double" w:sz="4" w:space="0" w:color="47D459" w:themeColor="accent3" w:themeTint="99"/>
-              <w:left w:val="double" w:sz="4" w:space="0" w:color="47D459" w:themeColor="accent3" w:themeTint="99"/>
-              <w:bottom w:val="double" w:sz="4" w:space="0" w:color="47D459" w:themeColor="accent3" w:themeTint="99"/>
-              <w:right w:val="double" w:sz="4" w:space="0" w:color="47D459" w:themeColor="accent3" w:themeTint="99"/>
-            </w:tcBorders>
-            <w:vAlign w:val="center"/>
-            <w:hideMark/>
-          </w:tcPr>
-          <w:p>
-            <w:pPr>
-              <w:spacing w:after="160" w:line="276" w:lineRule="auto"/>
-              <w:ind w:right="-455"/>
-              <w:rPr>
-                <w:rFonts w:ascii="Arial Nova Cond Light" w:hAnsi="Arial Nova Cond Light" w:cs="Times New Roman"/>
-                <w:b/>
-                <w:bCs/>
-                <w:color w:val="000000" w:themeColor="text1"/>
-                <w:sz w:val="20"/>
-                <w:szCs w:val="20"/>
-              </w:rPr>
-            </w:pPr>
-            <w:r>
-              <w:rPr>
-                <w:rFonts w:ascii="Arial Nova Cond Light" w:hAnsi="Arial Nova Cond Light" w:cs="Times New Roman"/>
-                <w:b/>
-                <w:bCs/>
-                <w:color w:val="000000" w:themeColor="text1"/>
+            <w:vAlign w:val="center"/>
+          </w:tcPr>
+          <w:p>
+            <w:pPr>
+              <w:autoSpaceDE w:val="0"/>
+              <w:autoSpaceDN w:val="0"/>
+              <w:adjustRightInd w:val="0"/>
+              <w:jc w:val="center"/>
+              <w:rPr>
+                <w:rFonts w:ascii="Arial Nova Cond" w:hAnsi="Arial Nova Cond" w:cs="Arial"/>
+                <w:color w:val="000000"/>
+                <w:kern w:val="0"/>
+                <w:sz w:val="20"/>
+                <w:szCs w:val="20"/>
+              </w:rPr>
+            </w:pPr>
+            <w:r>
+              <w:rPr>
+                <w:rFonts w:ascii="Arial Nova Cond" w:hAnsi="Arial Nova Cond" w:cs="Arial"/>
+                <w:color w:val="000000"/>
+                <w:kern w:val="0"/>
                 <w:sz w:val="20"/>
                 <w:szCs w:val="20"/>
               </w:rPr>
@@ -11449,24 +11330,23 @@
           <w:tcPr>
             <w:tcW w:w="875" w:type="dxa"/>
             <w:vMerge w:val="restart"/>
-            <w:tcBorders>
-              <w:top w:val="double" w:sz="4" w:space="0" w:color="47D459" w:themeColor="accent3" w:themeTint="99"/>
-              <w:left w:val="double" w:sz="4" w:space="0" w:color="47D459" w:themeColor="accent3" w:themeTint="99"/>
-              <w:bottom w:val="double" w:sz="4" w:space="0" w:color="47D459" w:themeColor="accent3" w:themeTint="99"/>
-              <w:right w:val="double" w:sz="4" w:space="0" w:color="47D459" w:themeColor="accent3" w:themeTint="99"/>
-            </w:tcBorders>
-            <w:vAlign w:val="center"/>
-            <w:hideMark/>
-          </w:tcPr>
-          <w:p>
-            <w:pPr>
-              <w:spacing w:after="160" w:line="276" w:lineRule="auto"/>
-              <w:ind w:right="-455"/>
-              <w:rPr>
-                <w:rFonts w:ascii="Arial Nova Cond Light" w:hAnsi="Arial Nova Cond Light" w:cs="Times New Roman"/>
-                <w:b/>
-                <w:bCs/>
-                <w:color w:val="000000" w:themeColor="text1"/>
+            <w:vAlign w:val="center"/>
+          </w:tcPr>
+          <w:p>
+            <w:pPr>
+              <w:pStyle w:val="Prrafodelista"/>
+              <w:tabs>
+                <w:tab w:val="left" w:pos="0"/>
+                <w:tab w:val="left" w:pos="142"/>
+                <w:tab w:val="left" w:pos="284"/>
+              </w:tabs>
+              <w:spacing w:line="276" w:lineRule="auto"/>
+              <w:ind w:left="0"/>
+              <w:jc w:val="center"/>
+              <w:rPr>
+                <w:rFonts w:ascii="Arial Nova Cond" w:eastAsia="Calibri" w:hAnsi="Arial Nova Cond" w:cs="Times New Roman"/>
+                <w:b/>
+                <w:bCs/>
                 <w:sz w:val="20"/>
                 <w:szCs w:val="20"/>
                 <w:lang w:val="es-ES_tradnl"/>
@@ -11474,10 +11354,9 @@
             </w:pPr>
             <w:r>
               <w:rPr>
-                <w:rFonts w:ascii="Arial Nova Cond Light" w:hAnsi="Arial Nova Cond Light" w:cs="Times New Roman"/>
-                <w:b/>
-                <w:bCs/>
-                <w:color w:val="000000" w:themeColor="text1"/>
+                <w:rFonts w:ascii="Arial Nova Cond" w:eastAsia="Calibri" w:hAnsi="Arial Nova Cond" w:cs="Times New Roman"/>
+                <w:b/>
+                <w:bCs/>
                 <w:sz w:val="20"/>
                 <w:szCs w:val="20"/>
                 <w:lang w:val="es-ES_tradnl"/>
@@ -11489,24 +11368,23 @@
         <w:tc>
           <w:tcPr>
             <w:tcW w:w="1095" w:type="dxa"/>
-            <w:tcBorders>
-              <w:top w:val="double" w:sz="4" w:space="0" w:color="47D459" w:themeColor="accent3" w:themeTint="99"/>
-              <w:left w:val="double" w:sz="4" w:space="0" w:color="47D459" w:themeColor="accent3" w:themeTint="99"/>
-              <w:bottom w:val="double" w:sz="4" w:space="0" w:color="47D459" w:themeColor="accent3" w:themeTint="99"/>
-              <w:right w:val="double" w:sz="4" w:space="0" w:color="47D459" w:themeColor="accent3" w:themeTint="99"/>
-            </w:tcBorders>
-            <w:vAlign w:val="center"/>
-            <w:hideMark/>
-          </w:tcPr>
-          <w:p>
-            <w:pPr>
-              <w:spacing w:after="160" w:line="276" w:lineRule="auto"/>
-              <w:ind w:right="-455"/>
-              <w:rPr>
-                <w:rFonts w:ascii="Arial Nova Cond Light" w:hAnsi="Arial Nova Cond Light" w:cs="Times New Roman"/>
-                <w:b/>
-                <w:bCs/>
-                <w:color w:val="000000" w:themeColor="text1"/>
+            <w:vAlign w:val="center"/>
+          </w:tcPr>
+          <w:p>
+            <w:pPr>
+              <w:pStyle w:val="Prrafodelista"/>
+              <w:tabs>
+                <w:tab w:val="left" w:pos="0"/>
+                <w:tab w:val="left" w:pos="142"/>
+                <w:tab w:val="left" w:pos="284"/>
+              </w:tabs>
+              <w:spacing w:line="276" w:lineRule="auto"/>
+              <w:ind w:left="0"/>
+              <w:jc w:val="center"/>
+              <w:rPr>
+                <w:rFonts w:ascii="Arial Nova Cond" w:eastAsia="Calibri" w:hAnsi="Arial Nova Cond" w:cs="Times New Roman"/>
+                <w:b/>
+                <w:bCs/>
                 <w:sz w:val="20"/>
                 <w:szCs w:val="20"/>
                 <w:lang w:val="es-ES_tradnl"/>
@@ -11514,10 +11392,9 @@
             </w:pPr>
             <w:r>
               <w:rPr>
-                <w:rFonts w:ascii="Arial Nova Cond Light" w:hAnsi="Arial Nova Cond Light" w:cs="Times New Roman"/>
-                <w:b/>
-                <w:bCs/>
-                <w:color w:val="000000" w:themeColor="text1"/>
+                <w:rFonts w:ascii="Arial Nova Cond" w:eastAsia="Calibri" w:hAnsi="Arial Nova Cond" w:cs="Times New Roman"/>
+                <w:b/>
+                <w:bCs/>
                 <w:sz w:val="20"/>
                 <w:szCs w:val="20"/>
                 <w:lang w:val="es-ES_tradnl"/>
@@ -11529,23 +11406,20 @@
         <w:tc>
           <w:tcPr>
             <w:tcW w:w="1726" w:type="dxa"/>
-            <w:tcBorders>
-              <w:top w:val="double" w:sz="4" w:space="0" w:color="47D459" w:themeColor="accent3" w:themeTint="99"/>
-              <w:left w:val="double" w:sz="4" w:space="0" w:color="47D459" w:themeColor="accent3" w:themeTint="99"/>
-              <w:bottom w:val="double" w:sz="4" w:space="0" w:color="47D459" w:themeColor="accent3" w:themeTint="99"/>
-              <w:right w:val="double" w:sz="4" w:space="0" w:color="47D459" w:themeColor="accent3" w:themeTint="99"/>
-            </w:tcBorders>
-            <w:vAlign w:val="center"/>
-            <w:hideMark/>
-          </w:tcPr>
-          <w:p>
-            <w:pPr>
-              <w:spacing w:after="160" w:line="276" w:lineRule="auto"/>
-              <w:ind w:right="-455"/>
-              <w:rPr>
-                <w:rFonts w:ascii="Arial Nova Cond Light" w:hAnsi="Arial Nova Cond Light" w:cs="Times New Roman"/>
-                <w:b/>
-                <w:bCs/>
+            <w:vAlign w:val="center"/>
+          </w:tcPr>
+          <w:p>
+            <w:pPr>
+              <w:pStyle w:val="Prrafodelista"/>
+              <w:tabs>
+                <w:tab w:val="left" w:pos="0"/>
+                <w:tab w:val="left" w:pos="142"/>
+                <w:tab w:val="left" w:pos="284"/>
+              </w:tabs>
+              <w:spacing w:line="276" w:lineRule="auto"/>
+              <w:ind w:left="0"/>
+              <w:rPr>
+                <w:rFonts w:ascii="Arial Nova Cond" w:eastAsia="Calibri" w:hAnsi="Arial Nova Cond" w:cs="Times New Roman"/>
                 <w:color w:val="000000" w:themeColor="text1"/>
                 <w:sz w:val="20"/>
                 <w:szCs w:val="20"/>
@@ -11554,10 +11428,7 @@
             </w:pPr>
             <w:r>
               <w:rPr>
-                <w:rFonts w:ascii="Arial Nova Cond Light" w:hAnsi="Arial Nova Cond Light" w:cs="Times New Roman"/>
-                <w:b/>
-                <w:bCs/>
-                <w:color w:val="000000" w:themeColor="text1"/>
+                <w:rFonts w:ascii="Arial Nova Cond" w:eastAsia="Calibri" w:hAnsi="Arial Nova Cond" w:cs="Times New Roman"/>
                 <w:sz w:val="20"/>
                 <w:szCs w:val="20"/>
                 <w:lang w:val="es-ES_tradnl"/>
@@ -11569,34 +11440,29 @@
         <w:tc>
           <w:tcPr>
             <w:tcW w:w="6169" w:type="dxa"/>
-            <w:tcBorders>
-              <w:top w:val="double" w:sz="4" w:space="0" w:color="47D459" w:themeColor="accent3" w:themeTint="99"/>
-              <w:left w:val="double" w:sz="4" w:space="0" w:color="47D459" w:themeColor="accent3" w:themeTint="99"/>
-              <w:bottom w:val="double" w:sz="4" w:space="0" w:color="47D459" w:themeColor="accent3" w:themeTint="99"/>
-              <w:right w:val="double" w:sz="4" w:space="0" w:color="47D459" w:themeColor="accent3" w:themeTint="99"/>
-            </w:tcBorders>
-            <w:vAlign w:val="center"/>
-            <w:hideMark/>
-          </w:tcPr>
-          <w:p>
-            <w:pPr>
-              <w:spacing w:after="160" w:line="276" w:lineRule="auto"/>
-              <w:ind w:right="-455"/>
-              <w:rPr>
-                <w:rFonts w:ascii="Arial Nova Cond Light" w:hAnsi="Arial Nova Cond Light" w:cs="Times New Roman"/>
-                <w:b/>
-                <w:bCs/>
-                <w:color w:val="000000" w:themeColor="text1"/>
-                <w:sz w:val="20"/>
-                <w:szCs w:val="20"/>
-              </w:rPr>
-            </w:pPr>
-            <w:r>
-              <w:rPr>
-                <w:rFonts w:ascii="Arial Nova Cond Light" w:hAnsi="Arial Nova Cond Light" w:cs="Times New Roman"/>
-                <w:b/>
-                <w:bCs/>
-                <w:color w:val="000000" w:themeColor="text1"/>
+            <w:vAlign w:val="center"/>
+          </w:tcPr>
+          <w:p>
+            <w:pPr>
+              <w:pStyle w:val="Prrafodelista"/>
+              <w:tabs>
+                <w:tab w:val="left" w:pos="0"/>
+                <w:tab w:val="left" w:pos="142"/>
+                <w:tab w:val="left" w:pos="284"/>
+              </w:tabs>
+              <w:spacing w:line="276" w:lineRule="auto"/>
+              <w:ind w:left="0"/>
+              <w:jc w:val="both"/>
+              <w:rPr>
+                <w:rFonts w:ascii="Arial Nova Cond" w:hAnsi="Arial Nova Cond"/>
+                <w:color w:val="000000" w:themeColor="text1"/>
+                <w:sz w:val="20"/>
+                <w:szCs w:val="20"/>
+              </w:rPr>
+            </w:pPr>
+            <w:r>
+              <w:rPr>
+                <w:rFonts w:ascii="Arial Nova Cond" w:eastAsia="Calibri" w:hAnsi="Arial Nova Cond" w:cs="Times New Roman"/>
                 <w:sz w:val="20"/>
                 <w:szCs w:val="20"/>
                 <w:lang w:val="es-ES_tradnl"/>
@@ -11608,34 +11474,27 @@
         <w:tc>
           <w:tcPr>
             <w:tcW w:w="2015" w:type="dxa"/>
-            <w:tcBorders>
-              <w:top w:val="double" w:sz="4" w:space="0" w:color="47D459" w:themeColor="accent3" w:themeTint="99"/>
-              <w:left w:val="double" w:sz="4" w:space="0" w:color="47D459" w:themeColor="accent3" w:themeTint="99"/>
-              <w:bottom w:val="double" w:sz="4" w:space="0" w:color="47D459" w:themeColor="accent3" w:themeTint="99"/>
-              <w:right w:val="double" w:sz="4" w:space="0" w:color="47D459" w:themeColor="accent3" w:themeTint="99"/>
-            </w:tcBorders>
-            <w:vAlign w:val="center"/>
-            <w:hideMark/>
-          </w:tcPr>
-          <w:p>
-            <w:pPr>
-              <w:spacing w:after="160" w:line="276" w:lineRule="auto"/>
-              <w:ind w:right="-455"/>
-              <w:rPr>
-                <w:rFonts w:ascii="Arial Nova Cond Light" w:hAnsi="Arial Nova Cond Light" w:cs="Times New Roman"/>
-                <w:b/>
-                <w:bCs/>
-                <w:color w:val="000000" w:themeColor="text1"/>
-                <w:sz w:val="20"/>
-                <w:szCs w:val="20"/>
-              </w:rPr>
-            </w:pPr>
-            <w:r>
-              <w:rPr>
-                <w:rFonts w:ascii="Arial Nova Cond Light" w:hAnsi="Arial Nova Cond Light" w:cs="Times New Roman"/>
-                <w:b/>
-                <w:bCs/>
-                <w:color w:val="000000" w:themeColor="text1"/>
+            <w:vAlign w:val="center"/>
+          </w:tcPr>
+          <w:p>
+            <w:pPr>
+              <w:autoSpaceDE w:val="0"/>
+              <w:autoSpaceDN w:val="0"/>
+              <w:adjustRightInd w:val="0"/>
+              <w:jc w:val="center"/>
+              <w:rPr>
+                <w:rFonts w:ascii="Arial Nova Cond" w:hAnsi="Arial Nova Cond" w:cs="Arial"/>
+                <w:color w:val="000000" w:themeColor="text1"/>
+                <w:kern w:val="0"/>
+                <w:sz w:val="20"/>
+                <w:szCs w:val="20"/>
+              </w:rPr>
+            </w:pPr>
+            <w:r>
+              <w:rPr>
+                <w:rFonts w:ascii="Arial Nova Cond" w:hAnsi="Arial Nova Cond" w:cs="Arial"/>
+                <w:color w:val="000000"/>
+                <w:kern w:val="0"/>
                 <w:sz w:val="20"/>
                 <w:szCs w:val="20"/>
               </w:rPr>
@@ -11646,34 +11505,27 @@
         <w:tc>
           <w:tcPr>
             <w:tcW w:w="1634" w:type="dxa"/>
-            <w:tcBorders>
-              <w:top w:val="double" w:sz="4" w:space="0" w:color="47D459" w:themeColor="accent3" w:themeTint="99"/>
-              <w:left w:val="double" w:sz="4" w:space="0" w:color="47D459" w:themeColor="accent3" w:themeTint="99"/>
-              <w:bottom w:val="double" w:sz="4" w:space="0" w:color="47D459" w:themeColor="accent3" w:themeTint="99"/>
-              <w:right w:val="double" w:sz="4" w:space="0" w:color="47D459" w:themeColor="accent3" w:themeTint="99"/>
-            </w:tcBorders>
-            <w:vAlign w:val="center"/>
-            <w:hideMark/>
-          </w:tcPr>
-          <w:p>
-            <w:pPr>
-              <w:spacing w:after="160" w:line="276" w:lineRule="auto"/>
-              <w:ind w:right="-455"/>
-              <w:rPr>
-                <w:rFonts w:ascii="Arial Nova Cond Light" w:hAnsi="Arial Nova Cond Light" w:cs="Times New Roman"/>
-                <w:b/>
-                <w:bCs/>
-                <w:color w:val="000000" w:themeColor="text1"/>
-                <w:sz w:val="20"/>
-                <w:szCs w:val="20"/>
-              </w:rPr>
-            </w:pPr>
-            <w:r>
-              <w:rPr>
-                <w:rFonts w:ascii="Arial Nova Cond Light" w:hAnsi="Arial Nova Cond Light" w:cs="Times New Roman"/>
-                <w:b/>
-                <w:bCs/>
-                <w:color w:val="000000" w:themeColor="text1"/>
+            <w:vAlign w:val="center"/>
+          </w:tcPr>
+          <w:p>
+            <w:pPr>
+              <w:autoSpaceDE w:val="0"/>
+              <w:autoSpaceDN w:val="0"/>
+              <w:adjustRightInd w:val="0"/>
+              <w:jc w:val="both"/>
+              <w:rPr>
+                <w:rFonts w:ascii="Arial Nova Cond" w:hAnsi="Arial Nova Cond" w:cs="Arial"/>
+                <w:color w:val="000000"/>
+                <w:kern w:val="0"/>
+                <w:sz w:val="20"/>
+                <w:szCs w:val="20"/>
+              </w:rPr>
+            </w:pPr>
+            <w:r>
+              <w:rPr>
+                <w:rFonts w:ascii="Arial Nova Cond" w:hAnsi="Arial Nova Cond" w:cs="Arial"/>
+                <w:color w:val="000000"/>
+                <w:kern w:val="0"/>
                 <w:sz w:val="20"/>
                 <w:szCs w:val="20"/>
               </w:rPr>
@@ -11684,34 +11536,27 @@
         <w:tc>
           <w:tcPr>
             <w:tcW w:w="1337" w:type="dxa"/>
-            <w:tcBorders>
-              <w:top w:val="double" w:sz="4" w:space="0" w:color="47D459" w:themeColor="accent3" w:themeTint="99"/>
-              <w:left w:val="double" w:sz="4" w:space="0" w:color="47D459" w:themeColor="accent3" w:themeTint="99"/>
-              <w:bottom w:val="double" w:sz="4" w:space="0" w:color="47D459" w:themeColor="accent3" w:themeTint="99"/>
-              <w:right w:val="double" w:sz="4" w:space="0" w:color="47D459" w:themeColor="accent3" w:themeTint="99"/>
-            </w:tcBorders>
-            <w:vAlign w:val="center"/>
-            <w:hideMark/>
-          </w:tcPr>
-          <w:p>
-            <w:pPr>
-              <w:spacing w:after="160" w:line="276" w:lineRule="auto"/>
-              <w:ind w:right="-455"/>
-              <w:rPr>
-                <w:rFonts w:ascii="Arial Nova Cond Light" w:hAnsi="Arial Nova Cond Light" w:cs="Times New Roman"/>
-                <w:b/>
-                <w:bCs/>
-                <w:color w:val="000000" w:themeColor="text1"/>
-                <w:sz w:val="20"/>
-                <w:szCs w:val="20"/>
-              </w:rPr>
-            </w:pPr>
-            <w:r>
-              <w:rPr>
-                <w:rFonts w:ascii="Arial Nova Cond Light" w:hAnsi="Arial Nova Cond Light" w:cs="Times New Roman"/>
-                <w:b/>
-                <w:bCs/>
-                <w:color w:val="000000" w:themeColor="text1"/>
+            <w:vAlign w:val="center"/>
+          </w:tcPr>
+          <w:p>
+            <w:pPr>
+              <w:autoSpaceDE w:val="0"/>
+              <w:autoSpaceDN w:val="0"/>
+              <w:adjustRightInd w:val="0"/>
+              <w:jc w:val="center"/>
+              <w:rPr>
+                <w:rFonts w:ascii="Arial Nova Cond" w:hAnsi="Arial Nova Cond" w:cs="Arial"/>
+                <w:color w:val="000000"/>
+                <w:kern w:val="0"/>
+                <w:sz w:val="20"/>
+                <w:szCs w:val="20"/>
+              </w:rPr>
+            </w:pPr>
+            <w:r>
+              <w:rPr>
+                <w:rFonts w:ascii="Arial Nova Cond" w:hAnsi="Arial Nova Cond" w:cs="Arial"/>
+                <w:color w:val="000000"/>
+                <w:kern w:val="0"/>
                 <w:sz w:val="20"/>
                 <w:szCs w:val="20"/>
               </w:rPr>
@@ -11729,24 +11574,23 @@
           <w:tcPr>
             <w:tcW w:w="875" w:type="dxa"/>
             <w:vMerge/>
-            <w:tcBorders>
-              <w:top w:val="double" w:sz="4" w:space="0" w:color="47D459" w:themeColor="accent3" w:themeTint="99"/>
-              <w:left w:val="double" w:sz="4" w:space="0" w:color="47D459" w:themeColor="accent3" w:themeTint="99"/>
-              <w:bottom w:val="double" w:sz="4" w:space="0" w:color="47D459" w:themeColor="accent3" w:themeTint="99"/>
-              <w:right w:val="double" w:sz="4" w:space="0" w:color="47D459" w:themeColor="accent3" w:themeTint="99"/>
-            </w:tcBorders>
-            <w:vAlign w:val="center"/>
-            <w:hideMark/>
-          </w:tcPr>
-          <w:p>
-            <w:pPr>
-              <w:spacing w:after="160" w:line="276" w:lineRule="auto"/>
-              <w:ind w:right="-455"/>
-              <w:rPr>
-                <w:rFonts w:ascii="Arial Nova Cond Light" w:hAnsi="Arial Nova Cond Light" w:cs="Times New Roman"/>
-                <w:b/>
-                <w:bCs/>
-                <w:color w:val="000000" w:themeColor="text1"/>
+            <w:vAlign w:val="center"/>
+          </w:tcPr>
+          <w:p>
+            <w:pPr>
+              <w:pStyle w:val="Prrafodelista"/>
+              <w:tabs>
+                <w:tab w:val="left" w:pos="0"/>
+                <w:tab w:val="left" w:pos="142"/>
+                <w:tab w:val="left" w:pos="284"/>
+              </w:tabs>
+              <w:spacing w:line="276" w:lineRule="auto"/>
+              <w:ind w:left="0"/>
+              <w:jc w:val="center"/>
+              <w:rPr>
+                <w:rFonts w:ascii="Arial Nova Cond" w:eastAsia="Calibri" w:hAnsi="Arial Nova Cond" w:cs="Times New Roman"/>
+                <w:b/>
+                <w:bCs/>
                 <w:sz w:val="20"/>
                 <w:szCs w:val="20"/>
                 <w:lang w:val="es-ES_tradnl"/>
@@ -11757,24 +11601,23 @@
         <w:tc>
           <w:tcPr>
             <w:tcW w:w="1095" w:type="dxa"/>
-            <w:tcBorders>
-              <w:top w:val="double" w:sz="4" w:space="0" w:color="47D459" w:themeColor="accent3" w:themeTint="99"/>
-              <w:left w:val="double" w:sz="4" w:space="0" w:color="47D459" w:themeColor="accent3" w:themeTint="99"/>
-              <w:bottom w:val="double" w:sz="4" w:space="0" w:color="47D459" w:themeColor="accent3" w:themeTint="99"/>
-              <w:right w:val="double" w:sz="4" w:space="0" w:color="47D459" w:themeColor="accent3" w:themeTint="99"/>
-            </w:tcBorders>
-            <w:vAlign w:val="center"/>
-            <w:hideMark/>
-          </w:tcPr>
-          <w:p>
-            <w:pPr>
-              <w:spacing w:after="160" w:line="276" w:lineRule="auto"/>
-              <w:ind w:right="-455"/>
-              <w:rPr>
-                <w:rFonts w:ascii="Arial Nova Cond Light" w:hAnsi="Arial Nova Cond Light" w:cs="Times New Roman"/>
-                <w:b/>
-                <w:bCs/>
-                <w:color w:val="000000" w:themeColor="text1"/>
+            <w:vAlign w:val="center"/>
+          </w:tcPr>
+          <w:p>
+            <w:pPr>
+              <w:pStyle w:val="Prrafodelista"/>
+              <w:tabs>
+                <w:tab w:val="left" w:pos="0"/>
+                <w:tab w:val="left" w:pos="142"/>
+                <w:tab w:val="left" w:pos="284"/>
+              </w:tabs>
+              <w:spacing w:line="276" w:lineRule="auto"/>
+              <w:ind w:left="0"/>
+              <w:jc w:val="center"/>
+              <w:rPr>
+                <w:rFonts w:ascii="Arial Nova Cond" w:eastAsia="Calibri" w:hAnsi="Arial Nova Cond" w:cs="Times New Roman"/>
+                <w:b/>
+                <w:bCs/>
                 <w:sz w:val="20"/>
                 <w:szCs w:val="20"/>
                 <w:lang w:val="es-ES_tradnl"/>
@@ -11782,10 +11625,9 @@
             </w:pPr>
             <w:r>
               <w:rPr>
-                <w:rFonts w:ascii="Arial Nova Cond Light" w:hAnsi="Arial Nova Cond Light" w:cs="Times New Roman"/>
-                <w:b/>
-                <w:bCs/>
-                <w:color w:val="000000" w:themeColor="text1"/>
+                <w:rFonts w:ascii="Arial Nova Cond" w:eastAsia="Calibri" w:hAnsi="Arial Nova Cond" w:cs="Times New Roman"/>
+                <w:b/>
+                <w:bCs/>
                 <w:sz w:val="20"/>
                 <w:szCs w:val="20"/>
                 <w:lang w:val="es-ES_tradnl"/>
@@ -11797,23 +11639,20 @@
         <w:tc>
           <w:tcPr>
             <w:tcW w:w="1726" w:type="dxa"/>
-            <w:tcBorders>
-              <w:top w:val="double" w:sz="4" w:space="0" w:color="47D459" w:themeColor="accent3" w:themeTint="99"/>
-              <w:left w:val="double" w:sz="4" w:space="0" w:color="47D459" w:themeColor="accent3" w:themeTint="99"/>
-              <w:bottom w:val="double" w:sz="4" w:space="0" w:color="47D459" w:themeColor="accent3" w:themeTint="99"/>
-              <w:right w:val="double" w:sz="4" w:space="0" w:color="47D459" w:themeColor="accent3" w:themeTint="99"/>
-            </w:tcBorders>
-            <w:vAlign w:val="center"/>
-            <w:hideMark/>
-          </w:tcPr>
-          <w:p>
-            <w:pPr>
-              <w:spacing w:after="160" w:line="276" w:lineRule="auto"/>
-              <w:ind w:right="-455"/>
-              <w:rPr>
-                <w:rFonts w:ascii="Arial Nova Cond Light" w:hAnsi="Arial Nova Cond Light" w:cs="Times New Roman"/>
-                <w:b/>
-                <w:bCs/>
+            <w:vAlign w:val="center"/>
+          </w:tcPr>
+          <w:p>
+            <w:pPr>
+              <w:pStyle w:val="Prrafodelista"/>
+              <w:tabs>
+                <w:tab w:val="left" w:pos="0"/>
+                <w:tab w:val="left" w:pos="142"/>
+                <w:tab w:val="left" w:pos="284"/>
+              </w:tabs>
+              <w:spacing w:line="276" w:lineRule="auto"/>
+              <w:ind w:left="0"/>
+              <w:rPr>
+                <w:rFonts w:ascii="Arial Nova Cond" w:eastAsia="Calibri" w:hAnsi="Arial Nova Cond" w:cs="Times New Roman"/>
                 <w:color w:val="000000" w:themeColor="text1"/>
                 <w:sz w:val="20"/>
                 <w:szCs w:val="20"/>
@@ -11822,10 +11661,7 @@
             </w:pPr>
             <w:r>
               <w:rPr>
-                <w:rFonts w:ascii="Arial Nova Cond Light" w:hAnsi="Arial Nova Cond Light" w:cs="Times New Roman"/>
-                <w:b/>
-                <w:bCs/>
-                <w:color w:val="000000" w:themeColor="text1"/>
+                <w:rFonts w:ascii="Arial Nova Cond" w:eastAsia="Calibri" w:hAnsi="Arial Nova Cond" w:cs="Times New Roman"/>
                 <w:sz w:val="20"/>
                 <w:szCs w:val="20"/>
                 <w:lang w:val="es-ES_tradnl"/>
@@ -11837,23 +11673,21 @@
         <w:tc>
           <w:tcPr>
             <w:tcW w:w="6169" w:type="dxa"/>
-            <w:tcBorders>
-              <w:top w:val="double" w:sz="4" w:space="0" w:color="47D459" w:themeColor="accent3" w:themeTint="99"/>
-              <w:left w:val="double" w:sz="4" w:space="0" w:color="47D459" w:themeColor="accent3" w:themeTint="99"/>
-              <w:bottom w:val="double" w:sz="4" w:space="0" w:color="47D459" w:themeColor="accent3" w:themeTint="99"/>
-              <w:right w:val="double" w:sz="4" w:space="0" w:color="47D459" w:themeColor="accent3" w:themeTint="99"/>
-            </w:tcBorders>
-            <w:vAlign w:val="center"/>
-            <w:hideMark/>
-          </w:tcPr>
-          <w:p>
-            <w:pPr>
-              <w:spacing w:after="160" w:line="276" w:lineRule="auto"/>
-              <w:ind w:right="-455"/>
-              <w:rPr>
-                <w:rFonts w:ascii="Arial Nova Cond Light" w:hAnsi="Arial Nova Cond Light" w:cs="Times New Roman"/>
-                <w:b/>
-                <w:bCs/>
+            <w:vAlign w:val="center"/>
+          </w:tcPr>
+          <w:p>
+            <w:pPr>
+              <w:pStyle w:val="Prrafodelista"/>
+              <w:tabs>
+                <w:tab w:val="left" w:pos="0"/>
+                <w:tab w:val="left" w:pos="142"/>
+                <w:tab w:val="left" w:pos="284"/>
+              </w:tabs>
+              <w:spacing w:line="276" w:lineRule="auto"/>
+              <w:ind w:left="0"/>
+              <w:jc w:val="both"/>
+              <w:rPr>
+                <w:rFonts w:ascii="Arial Nova Cond" w:eastAsia="Calibri" w:hAnsi="Arial Nova Cond" w:cs="Times New Roman"/>
                 <w:color w:val="000000" w:themeColor="text1"/>
                 <w:sz w:val="20"/>
                 <w:szCs w:val="20"/>
@@ -11862,10 +11696,7 @@
             </w:pPr>
             <w:r>
               <w:rPr>
-                <w:rFonts w:ascii="Arial Nova Cond Light" w:hAnsi="Arial Nova Cond Light" w:cs="Times New Roman"/>
-                <w:b/>
-                <w:bCs/>
-                <w:color w:val="000000" w:themeColor="text1"/>
+                <w:rFonts w:ascii="Arial Nova Cond" w:eastAsia="Calibri" w:hAnsi="Arial Nova Cond" w:cs="Times New Roman"/>
                 <w:sz w:val="20"/>
                 <w:szCs w:val="20"/>
                 <w:lang w:val="es-ES_tradnl"/>
@@ -11877,24 +11708,16 @@
         <w:tc>
           <w:tcPr>
             <w:tcW w:w="2015" w:type="dxa"/>
-            <w:tcBorders>
-              <w:top w:val="double" w:sz="4" w:space="0" w:color="47D459" w:themeColor="accent3" w:themeTint="99"/>
-              <w:left w:val="double" w:sz="4" w:space="0" w:color="47D459" w:themeColor="accent3" w:themeTint="99"/>
-              <w:bottom w:val="double" w:sz="4" w:space="0" w:color="47D459" w:themeColor="accent3" w:themeTint="99"/>
-              <w:right w:val="double" w:sz="4" w:space="0" w:color="47D459" w:themeColor="accent3" w:themeTint="99"/>
-            </w:tcBorders>
-            <w:vAlign w:val="center"/>
-            <w:hideMark/>
-          </w:tcPr>
-          <w:p>
-            <w:pPr>
-              <w:spacing w:after="160" w:line="276" w:lineRule="auto"/>
-              <w:ind w:right="-455"/>
-              <w:rPr>
-                <w:rFonts w:ascii="Arial Nova Cond Light" w:hAnsi="Arial Nova Cond Light" w:cs="Times New Roman"/>
-                <w:b/>
-                <w:bCs/>
-                <w:color w:val="000000" w:themeColor="text1"/>
+            <w:vAlign w:val="center"/>
+          </w:tcPr>
+          <w:p>
+            <w:pPr>
+              <w:autoSpaceDE w:val="0"/>
+              <w:autoSpaceDN w:val="0"/>
+              <w:adjustRightInd w:val="0"/>
+              <w:jc w:val="center"/>
+              <w:rPr>
+                <w:rFonts w:ascii="Arial Nova Cond" w:eastAsia="Calibri" w:hAnsi="Arial Nova Cond" w:cs="Times New Roman"/>
                 <w:sz w:val="20"/>
                 <w:szCs w:val="20"/>
                 <w:lang w:val="es-ES_tradnl"/>
@@ -11902,10 +11725,9 @@
             </w:pPr>
             <w:r>
               <w:rPr>
-                <w:rFonts w:ascii="Arial Nova Cond Light" w:hAnsi="Arial Nova Cond Light" w:cs="Times New Roman"/>
-                <w:b/>
-                <w:bCs/>
-                <w:color w:val="000000" w:themeColor="text1"/>
+                <w:rFonts w:ascii="Arial Nova Cond" w:hAnsi="Arial Nova Cond" w:cs="Arial"/>
+                <w:color w:val="000000"/>
+                <w:kern w:val="0"/>
                 <w:sz w:val="20"/>
                 <w:szCs w:val="20"/>
               </w:rPr>
@@ -11916,34 +11738,27 @@
         <w:tc>
           <w:tcPr>
             <w:tcW w:w="1634" w:type="dxa"/>
-            <w:tcBorders>
-              <w:top w:val="double" w:sz="4" w:space="0" w:color="47D459" w:themeColor="accent3" w:themeTint="99"/>
-              <w:left w:val="double" w:sz="4" w:space="0" w:color="47D459" w:themeColor="accent3" w:themeTint="99"/>
-              <w:bottom w:val="double" w:sz="4" w:space="0" w:color="47D459" w:themeColor="accent3" w:themeTint="99"/>
-              <w:right w:val="double" w:sz="4" w:space="0" w:color="47D459" w:themeColor="accent3" w:themeTint="99"/>
-            </w:tcBorders>
-            <w:vAlign w:val="center"/>
-            <w:hideMark/>
-          </w:tcPr>
-          <w:p>
-            <w:pPr>
-              <w:spacing w:after="160" w:line="276" w:lineRule="auto"/>
-              <w:ind w:right="-455"/>
-              <w:rPr>
-                <w:rFonts w:ascii="Arial Nova Cond Light" w:hAnsi="Arial Nova Cond Light" w:cs="Times New Roman"/>
-                <w:b/>
-                <w:bCs/>
-                <w:color w:val="000000" w:themeColor="text1"/>
-                <w:sz w:val="20"/>
-                <w:szCs w:val="20"/>
-              </w:rPr>
-            </w:pPr>
-            <w:r>
-              <w:rPr>
-                <w:rFonts w:ascii="Arial Nova Cond Light" w:hAnsi="Arial Nova Cond Light" w:cs="Times New Roman"/>
-                <w:b/>
-                <w:bCs/>
-                <w:color w:val="000000" w:themeColor="text1"/>
+            <w:vAlign w:val="center"/>
+          </w:tcPr>
+          <w:p>
+            <w:pPr>
+              <w:autoSpaceDE w:val="0"/>
+              <w:autoSpaceDN w:val="0"/>
+              <w:adjustRightInd w:val="0"/>
+              <w:jc w:val="both"/>
+              <w:rPr>
+                <w:rFonts w:ascii="Arial Nova Cond" w:hAnsi="Arial Nova Cond" w:cs="Arial"/>
+                <w:color w:val="000000"/>
+                <w:kern w:val="0"/>
+                <w:sz w:val="20"/>
+                <w:szCs w:val="20"/>
+              </w:rPr>
+            </w:pPr>
+            <w:r>
+              <w:rPr>
+                <w:rFonts w:ascii="Arial Nova Cond" w:hAnsi="Arial Nova Cond" w:cs="Arial"/>
+                <w:color w:val="000000"/>
+                <w:kern w:val="0"/>
                 <w:sz w:val="20"/>
                 <w:szCs w:val="20"/>
               </w:rPr>
@@ -11954,34 +11769,27 @@
         <w:tc>
           <w:tcPr>
             <w:tcW w:w="1337" w:type="dxa"/>
-            <w:tcBorders>
-              <w:top w:val="double" w:sz="4" w:space="0" w:color="47D459" w:themeColor="accent3" w:themeTint="99"/>
-              <w:left w:val="double" w:sz="4" w:space="0" w:color="47D459" w:themeColor="accent3" w:themeTint="99"/>
-              <w:bottom w:val="double" w:sz="4" w:space="0" w:color="47D459" w:themeColor="accent3" w:themeTint="99"/>
-              <w:right w:val="double" w:sz="4" w:space="0" w:color="47D459" w:themeColor="accent3" w:themeTint="99"/>
-            </w:tcBorders>
-            <w:vAlign w:val="center"/>
-            <w:hideMark/>
-          </w:tcPr>
-          <w:p>
-            <w:pPr>
-              <w:spacing w:after="160" w:line="276" w:lineRule="auto"/>
-              <w:ind w:right="-455"/>
-              <w:rPr>
-                <w:rFonts w:ascii="Arial Nova Cond Light" w:hAnsi="Arial Nova Cond Light" w:cs="Times New Roman"/>
-                <w:b/>
-                <w:bCs/>
-                <w:color w:val="000000" w:themeColor="text1"/>
-                <w:sz w:val="20"/>
-                <w:szCs w:val="20"/>
-              </w:rPr>
-            </w:pPr>
-            <w:r>
-              <w:rPr>
-                <w:rFonts w:ascii="Arial Nova Cond Light" w:hAnsi="Arial Nova Cond Light" w:cs="Times New Roman"/>
-                <w:b/>
-                <w:bCs/>
-                <w:color w:val="000000" w:themeColor="text1"/>
+            <w:vAlign w:val="center"/>
+          </w:tcPr>
+          <w:p>
+            <w:pPr>
+              <w:autoSpaceDE w:val="0"/>
+              <w:autoSpaceDN w:val="0"/>
+              <w:adjustRightInd w:val="0"/>
+              <w:jc w:val="center"/>
+              <w:rPr>
+                <w:rFonts w:ascii="Arial Nova Cond" w:hAnsi="Arial Nova Cond" w:cs="Arial"/>
+                <w:color w:val="000000"/>
+                <w:kern w:val="0"/>
+                <w:sz w:val="20"/>
+                <w:szCs w:val="20"/>
+              </w:rPr>
+            </w:pPr>
+            <w:r>
+              <w:rPr>
+                <w:rFonts w:ascii="Arial Nova Cond" w:hAnsi="Arial Nova Cond" w:cs="Arial"/>
+                <w:color w:val="000000"/>
+                <w:kern w:val="0"/>
                 <w:sz w:val="20"/>
                 <w:szCs w:val="20"/>
               </w:rPr>
@@ -11990,6 +11798,7 @@
           </w:p>
         </w:tc>
       </w:tr>
+      <w:bookmarkEnd w:id="1"/>
     </w:tbl>
     <w:p>
       <w:pPr>
@@ -23838,6 +23647,7 @@
               </w:rPr>
               <w:t xml:space="preserve">Minedu (2016). Programa curricular de educación secundaria. Resolución Ministerial </w:t>
             </w:r>
+            <w:proofErr w:type="spellStart"/>
             <w:r>
               <w:rPr>
                 <w:rFonts w:ascii="Arial Nova Cond Light" w:eastAsia="Calibri" w:hAnsi="Arial Nova Cond Light" w:cs="Calibri Light"/>
@@ -23848,6 +23658,7 @@
               </w:rPr>
               <w:t>N°</w:t>
             </w:r>
+            <w:proofErr w:type="spellEnd"/>
             <w:r>
               <w:rPr>
                 <w:rFonts w:ascii="Arial Nova Cond Light" w:eastAsia="Calibri" w:hAnsi="Arial Nova Cond Light" w:cs="Calibri Light"/>
@@ -23887,6 +23698,7 @@
               </w:rPr>
               <w:t xml:space="preserve">Minedu (2016). Currículo Nacional de la educación básica. Resolución Ministerial </w:t>
             </w:r>
+            <w:proofErr w:type="spellStart"/>
             <w:r>
               <w:rPr>
                 <w:rFonts w:ascii="Arial Nova Cond Light" w:eastAsia="Calibri" w:hAnsi="Arial Nova Cond Light" w:cs="Calibri Light"/>
@@ -23897,6 +23709,7 @@
               </w:rPr>
               <w:t>N°</w:t>
             </w:r>
+            <w:proofErr w:type="spellEnd"/>
             <w:r>
               <w:rPr>
                 <w:rFonts w:ascii="Arial Nova Cond Light" w:eastAsia="Calibri" w:hAnsi="Arial Nova Cond Light" w:cs="Calibri Light"/>
@@ -23969,7 +23782,25 @@
                 <w:kern w:val="0"/>
                 <w14:ligatures w14:val="none"/>
               </w:rPr>
-              <w:t>Resolución Ministerial N.° 501-2025</w:t>
+              <w:t xml:space="preserve">Resolución Ministerial </w:t>
+            </w:r>
+            <w:proofErr w:type="spellStart"/>
+            <w:r>
+              <w:rPr>
+                <w:rFonts w:ascii="Arial Nova Cond Light" w:eastAsia="Calibri" w:hAnsi="Arial Nova Cond Light" w:cs="Calibri Light"/>
+                <w:kern w:val="0"/>
+                <w14:ligatures w14:val="none"/>
+              </w:rPr>
+              <w:t>N.°</w:t>
+            </w:r>
+            <w:proofErr w:type="spellEnd"/>
+            <w:r>
+              <w:rPr>
+                <w:rFonts w:ascii="Arial Nova Cond Light" w:eastAsia="Calibri" w:hAnsi="Arial Nova Cond Light" w:cs="Calibri Light"/>
+                <w:kern w:val="0"/>
+                <w14:ligatures w14:val="none"/>
+              </w:rPr>
+              <w:t xml:space="preserve"> 501-2025</w:t>
             </w:r>
             <w:r>
               <w:rPr>
@@ -29352,6 +29183,15 @@
       <w:u w:val="single"/>
     </w:rPr>
   </w:style>
+  <w:style w:type="paragraph" w:styleId="Sinespaciado">
+    <w:name w:val="No Spacing"/>
+    <w:uiPriority w:val="1"/>
+    <w:qFormat/>
+    <w:rsid w:val="00A0262B"/>
+    <w:pPr>
+      <w:spacing w:after="0" w:line="240" w:lineRule="auto"/>
+    </w:pPr>
+  </w:style>
 </w:styles>
 </file>
 

--- a/templates/plananual/ARTE 1° A 5/ARTE 4° - PROGRAMACIÓN CURRICULAR ANUAL .docx
+++ b/templates/plananual/ARTE 1° A 5/ARTE 4° - PROGRAMACIÓN CURRICULAR ANUAL .docx
@@ -1,6 +1,6 @@
 
 <file path=word/document.xml><?xml version="1.0" encoding="utf-8"?>
-<w:document xmlns:wpc="http://schemas.microsoft.com/office/word/2010/wordprocessingCanvas" xmlns:cx="http://schemas.microsoft.com/office/drawing/2014/chartex" xmlns:cx1="http://schemas.microsoft.com/office/drawing/2015/9/8/chartex" xmlns:cx2="http://schemas.microsoft.com/office/drawing/2015/10/21/chartex" xmlns:cx3="http://schemas.microsoft.com/office/drawing/2016/5/9/chartex" xmlns:cx4="http://schemas.microsoft.com/office/drawing/2016/5/10/chartex" xmlns:cx5="http://schemas.microsoft.com/office/drawing/2016/5/11/chartex" xmlns:cx6="http://schemas.microsoft.com/office/drawing/2016/5/12/chartex" xmlns:cx7="http://schemas.microsoft.com/office/drawing/2016/5/13/chartex" xmlns:cx8="http://schemas.microsoft.com/office/drawing/2016/5/14/chartex" xmlns:mc="http://schemas.openxmlformats.org/markup-compatibility/2006" xmlns:aink="http://schemas.microsoft.com/office/drawing/2016/ink" xmlns:am3d="http://schemas.microsoft.com/office/drawing/2017/model3d" xmlns:o="urn:schemas-microsoft-com:office:office" xmlns:oel="http://schemas.microsoft.com/office/2019/extlst" xmlns:r="http://schemas.openxmlformats.org/officeDocument/2006/relationships" xmlns:m="http://schemas.openxmlformats.org/officeDocument/2006/math" xmlns:v="urn:schemas-microsoft-com:vml" xmlns:wp14="http://schemas.microsoft.com/office/word/2010/wordprocessingDrawing" xmlns:wp="http://schemas.openxmlformats.org/drawingml/2006/wordprocessingDrawing" xmlns:w10="urn:schemas-microsoft-com:office:word" xmlns:w="http://schemas.openxmlformats.org/wordprocessingml/2006/main" xmlns:w14="http://schemas.microsoft.com/office/word/2010/wordml" xmlns:w15="http://schemas.microsoft.com/office/word/2012/wordml" xmlns:w16cex="http://schemas.microsoft.com/office/word/2018/wordml/cex" xmlns:w16cid="http://schemas.microsoft.com/office/word/2016/wordml/cid" xmlns:w16="http://schemas.microsoft.com/office/word/2018/wordml" xmlns:w16du="http://schemas.microsoft.com/office/word/2023/wordml/word16du" xmlns:w16sdtdh="http://schemas.microsoft.com/office/word/2020/wordml/sdtdatahash" xmlns:w16se="http://schemas.microsoft.com/office/word/2015/wordml/symex" xmlns:wpg="http://schemas.microsoft.com/office/word/2010/wordprocessingGroup" xmlns:wpi="http://schemas.microsoft.com/office/word/2010/wordprocessingInk" xmlns:wne="http://schemas.microsoft.com/office/word/2006/wordml" xmlns:wps="http://schemas.microsoft.com/office/word/2010/wordprocessingShape" mc:Ignorable="w14 w15 w16se w16cid w16 w16cex w16sdtdh w16du wp14">
+<w:document xmlns:wpc="http://schemas.microsoft.com/office/word/2010/wordprocessingCanvas" xmlns:cx="http://schemas.microsoft.com/office/drawing/2014/chartex" xmlns:cx1="http://schemas.microsoft.com/office/drawing/2015/9/8/chartex" xmlns:cx2="http://schemas.microsoft.com/office/drawing/2015/10/21/chartex" xmlns:cx3="http://schemas.microsoft.com/office/drawing/2016/5/9/chartex" xmlns:cx4="http://schemas.microsoft.com/office/drawing/2016/5/10/chartex" xmlns:cx5="http://schemas.microsoft.com/office/drawing/2016/5/11/chartex" xmlns:cx6="http://schemas.microsoft.com/office/drawing/2016/5/12/chartex" xmlns:cx7="http://schemas.microsoft.com/office/drawing/2016/5/13/chartex" xmlns:cx8="http://schemas.microsoft.com/office/drawing/2016/5/14/chartex" xmlns:mc="http://schemas.openxmlformats.org/markup-compatibility/2006" xmlns:aink="http://schemas.microsoft.com/office/drawing/2016/ink" xmlns:am3d="http://schemas.microsoft.com/office/drawing/2017/model3d" xmlns:o="urn:schemas-microsoft-com:office:office" xmlns:oel="http://schemas.microsoft.com/office/2019/extlst" xmlns:r="http://schemas.openxmlformats.org/officeDocument/2006/relationships" xmlns:m="http://schemas.openxmlformats.org/officeDocument/2006/math" xmlns:v="urn:schemas-microsoft-com:vml" xmlns:wp14="http://schemas.microsoft.com/office/word/2010/wordprocessingDrawing" xmlns:wp="http://schemas.openxmlformats.org/drawingml/2006/wordprocessingDrawing" xmlns:w10="urn:schemas-microsoft-com:office:word" xmlns:w="http://schemas.openxmlformats.org/wordprocessingml/2006/main" xmlns:w14="http://schemas.microsoft.com/office/word/2010/wordml" xmlns:w15="http://schemas.microsoft.com/office/word/2012/wordml" xmlns:w16cex="http://schemas.microsoft.com/office/word/2018/wordml/cex" xmlns:w16cid="http://schemas.microsoft.com/office/word/2016/wordml/cid" xmlns:w16="http://schemas.microsoft.com/office/word/2018/wordml" xmlns:w16du="http://schemas.microsoft.com/office/word/2023/wordml/word16du" xmlns:w16sdtdh="http://schemas.microsoft.com/office/word/2020/wordml/sdtdatahash" xmlns:w16sdtfl="http://schemas.microsoft.com/office/word/2024/wordml/sdtformatlock" xmlns:w16se="http://schemas.microsoft.com/office/word/2015/wordml/symex" xmlns:wpg="http://schemas.microsoft.com/office/word/2010/wordprocessingGroup" xmlns:wpi="http://schemas.microsoft.com/office/word/2010/wordprocessingInk" xmlns:wne="http://schemas.microsoft.com/office/word/2006/wordml" xmlns:wps="http://schemas.microsoft.com/office/word/2010/wordprocessingShape" mc:Ignorable="w14 w15 w16se w16cid w16 w16cex w16sdtdh w16sdtfl w16du wp14">
   <w:body>
     <w:p>
       <w:pPr>
@@ -297,7 +297,6 @@
                                 </w:rPr>
                                 <w:t>{{</w:t>
                               </w:r>
-                              <w:proofErr w:type="spellStart"/>
                               <w:r>
                                 <w:rPr>
                                   <w:rFonts w:ascii="Aptos ExtraBold" w:hAnsi="Aptos ExtraBold" w:cs="Times New Roman"/>
@@ -307,19 +306,7 @@
                                   <w:sz w:val="32"/>
                                   <w:szCs w:val="32"/>
                                 </w:rPr>
-                                <w:t>anio</w:t>
-                              </w:r>
-                              <w:proofErr w:type="spellEnd"/>
-                              <w:r>
-                                <w:rPr>
-                                  <w:rFonts w:ascii="Aptos ExtraBold" w:hAnsi="Aptos ExtraBold" w:cs="Times New Roman"/>
-                                  <w:b/>
-                                  <w:bCs/>
-                                  <w:color w:val="FFFFFF" w:themeColor="background1"/>
-                                  <w:sz w:val="32"/>
-                                  <w:szCs w:val="32"/>
-                                </w:rPr>
-                                <w:t>}}</w:t>
+                                <w:t>anio}}</w:t>
                               </w:r>
                             </w:p>
                           </w:txbxContent>
@@ -3236,29 +3223,16 @@
                 <w:szCs w:val="20"/>
               </w:rPr>
             </w:pPr>
-            <w:proofErr w:type="spellStart"/>
-            <w:r>
-              <w:rPr>
-                <w:rFonts w:ascii="Arial Nova Cond Light" w:hAnsi="Arial Nova Cond Light" w:cs="Times New Roman"/>
-                <w:b/>
-                <w:bCs/>
-                <w:color w:val="000000" w:themeColor="text1"/>
-                <w:sz w:val="20"/>
-                <w:szCs w:val="20"/>
-              </w:rPr>
-              <w:t>N°</w:t>
-            </w:r>
-            <w:proofErr w:type="spellEnd"/>
-            <w:r>
-              <w:rPr>
-                <w:rFonts w:ascii="Arial Nova Cond Light" w:hAnsi="Arial Nova Cond Light" w:cs="Times New Roman"/>
-                <w:b/>
-                <w:bCs/>
-                <w:color w:val="000000" w:themeColor="text1"/>
-                <w:sz w:val="20"/>
-                <w:szCs w:val="20"/>
-              </w:rPr>
-              <w:t xml:space="preserve"> DE SEMANAS LECTIVAS</w:t>
+            <w:r>
+              <w:rPr>
+                <w:rFonts w:ascii="Arial Nova Cond Light" w:hAnsi="Arial Nova Cond Light" w:cs="Times New Roman"/>
+                <w:b/>
+                <w:bCs/>
+                <w:color w:val="000000" w:themeColor="text1"/>
+                <w:sz w:val="20"/>
+                <w:szCs w:val="20"/>
+              </w:rPr>
+              <w:t>N° DE SEMANAS LECTIVAS</w:t>
             </w:r>
           </w:p>
         </w:tc>
@@ -3283,29 +3257,16 @@
                 <w:szCs w:val="20"/>
               </w:rPr>
             </w:pPr>
-            <w:proofErr w:type="spellStart"/>
-            <w:r>
-              <w:rPr>
-                <w:rFonts w:ascii="Arial Nova Cond Light" w:hAnsi="Arial Nova Cond Light" w:cs="Times New Roman"/>
-                <w:b/>
-                <w:bCs/>
-                <w:color w:val="000000" w:themeColor="text1"/>
-                <w:sz w:val="20"/>
-                <w:szCs w:val="20"/>
-              </w:rPr>
-              <w:t>N°</w:t>
-            </w:r>
-            <w:proofErr w:type="spellEnd"/>
-            <w:r>
-              <w:rPr>
-                <w:rFonts w:ascii="Arial Nova Cond Light" w:hAnsi="Arial Nova Cond Light" w:cs="Times New Roman"/>
-                <w:b/>
-                <w:bCs/>
-                <w:color w:val="000000" w:themeColor="text1"/>
-                <w:sz w:val="20"/>
-                <w:szCs w:val="20"/>
-              </w:rPr>
-              <w:t xml:space="preserve"> UNIDADES</w:t>
+            <w:r>
+              <w:rPr>
+                <w:rFonts w:ascii="Arial Nova Cond Light" w:hAnsi="Arial Nova Cond Light" w:cs="Times New Roman"/>
+                <w:b/>
+                <w:bCs/>
+                <w:color w:val="000000" w:themeColor="text1"/>
+                <w:sz w:val="20"/>
+                <w:szCs w:val="20"/>
+              </w:rPr>
+              <w:t>N° UNIDADES</w:t>
             </w:r>
           </w:p>
         </w:tc>
@@ -9400,13 +9361,13 @@
         <w:tblLook w:val="04A0" w:firstRow="1" w:lastRow="0" w:firstColumn="1" w:lastColumn="0" w:noHBand="0" w:noVBand="1"/>
       </w:tblPr>
       <w:tblGrid>
-        <w:gridCol w:w="875"/>
-        <w:gridCol w:w="1095"/>
-        <w:gridCol w:w="1726"/>
-        <w:gridCol w:w="6169"/>
-        <w:gridCol w:w="2015"/>
-        <w:gridCol w:w="1634"/>
-        <w:gridCol w:w="1337"/>
+        <w:gridCol w:w="818"/>
+        <w:gridCol w:w="1018"/>
+        <w:gridCol w:w="5379"/>
+        <w:gridCol w:w="1984"/>
+        <w:gridCol w:w="2693"/>
+        <w:gridCol w:w="1560"/>
+        <w:gridCol w:w="1399"/>
       </w:tblGrid>
       <w:tr>
         <w:trPr>
@@ -9415,7 +9376,7 @@
         </w:trPr>
         <w:tc>
           <w:tcPr>
-            <w:tcW w:w="875" w:type="dxa"/>
+            <w:tcW w:w="818" w:type="dxa"/>
             <w:shd w:val="clear" w:color="auto" w:fill="C1F0C7" w:themeFill="accent3" w:themeFillTint="33"/>
             <w:vAlign w:val="center"/>
           </w:tcPr>
@@ -9449,7 +9410,7 @@
         </w:tc>
         <w:tc>
           <w:tcPr>
-            <w:tcW w:w="1095" w:type="dxa"/>
+            <w:tcW w:w="1018" w:type="dxa"/>
             <w:shd w:val="clear" w:color="auto" w:fill="C1F0C7" w:themeFill="accent3" w:themeFillTint="33"/>
             <w:vAlign w:val="center"/>
           </w:tcPr>
@@ -9482,7 +9443,7 @@
         </w:tc>
         <w:tc>
           <w:tcPr>
-            <w:tcW w:w="1726" w:type="dxa"/>
+            <w:tcW w:w="5379" w:type="dxa"/>
             <w:shd w:val="clear" w:color="auto" w:fill="C1F0C7" w:themeFill="accent3" w:themeFillTint="33"/>
             <w:vAlign w:val="center"/>
           </w:tcPr>
@@ -9509,13 +9470,35 @@
                 <w:sz w:val="20"/>
                 <w:szCs w:val="20"/>
               </w:rPr>
-              <w:t>PROBLEMA / POTENCIALIDAD</w:t>
-            </w:r>
-          </w:p>
-        </w:tc>
-        <w:tc>
-          <w:tcPr>
-            <w:tcW w:w="6169" w:type="dxa"/>
+              <w:t>SITUACIÓN SIGNIF</w:t>
+            </w:r>
+            <w:r>
+              <w:rPr>
+                <w:rFonts w:ascii="Arial Nova Cond" w:hAnsi="Arial Nova Cond" w:cs="Times New Roman"/>
+                <w:b/>
+                <w:bCs/>
+                <w:color w:val="000000" w:themeColor="text1"/>
+                <w:sz w:val="20"/>
+                <w:szCs w:val="20"/>
+              </w:rPr>
+              <w:t>I</w:t>
+            </w:r>
+            <w:r>
+              <w:rPr>
+                <w:rFonts w:ascii="Arial Nova Cond" w:hAnsi="Arial Nova Cond" w:cs="Times New Roman"/>
+                <w:b/>
+                <w:bCs/>
+                <w:color w:val="000000" w:themeColor="text1"/>
+                <w:sz w:val="20"/>
+                <w:szCs w:val="20"/>
+              </w:rPr>
+              <w:t>CATIVA</w:t>
+            </w:r>
+          </w:p>
+        </w:tc>
+        <w:tc>
+          <w:tcPr>
+            <w:tcW w:w="1984" w:type="dxa"/>
             <w:shd w:val="clear" w:color="auto" w:fill="C1F0C7" w:themeFill="accent3" w:themeFillTint="33"/>
             <w:vAlign w:val="center"/>
           </w:tcPr>
@@ -9542,7 +9525,7 @@
                 <w:sz w:val="20"/>
                 <w:szCs w:val="20"/>
               </w:rPr>
-              <w:t>SITUACIÓN SIGNIF</w:t>
+              <w:t>TÍTULO DE LA UNIDAD DID</w:t>
             </w:r>
             <w:r>
               <w:rPr>
@@ -9553,7 +9536,7 @@
                 <w:sz w:val="20"/>
                 <w:szCs w:val="20"/>
               </w:rPr>
-              <w:t>I</w:t>
+              <w:t>Á</w:t>
             </w:r>
             <w:r>
               <w:rPr>
@@ -9564,13 +9547,24 @@
                 <w:sz w:val="20"/>
                 <w:szCs w:val="20"/>
               </w:rPr>
-              <w:t>CATIVA</w:t>
-            </w:r>
-          </w:p>
-        </w:tc>
-        <w:tc>
-          <w:tcPr>
-            <w:tcW w:w="2015" w:type="dxa"/>
+              <w:t>CTICA</w:t>
+            </w:r>
+            <w:r>
+              <w:rPr>
+                <w:rFonts w:ascii="Arial Nova Cond" w:hAnsi="Arial Nova Cond" w:cs="Times New Roman"/>
+                <w:b/>
+                <w:bCs/>
+                <w:color w:val="000000" w:themeColor="text1"/>
+                <w:sz w:val="20"/>
+                <w:szCs w:val="20"/>
+              </w:rPr>
+              <w:t>.</w:t>
+            </w:r>
+          </w:p>
+        </w:tc>
+        <w:tc>
+          <w:tcPr>
+            <w:tcW w:w="2693" w:type="dxa"/>
             <w:shd w:val="clear" w:color="auto" w:fill="C1F0C7" w:themeFill="accent3" w:themeFillTint="33"/>
             <w:vAlign w:val="center"/>
           </w:tcPr>
@@ -9597,9 +9591,21 @@
                 <w:sz w:val="20"/>
                 <w:szCs w:val="20"/>
               </w:rPr>
-              <w:t>TÍTULO DE LA UNIDAD DID</w:t>
-            </w:r>
-            <w:r>
+              <w:t>CAMPO TEMATICO</w:t>
+            </w:r>
+          </w:p>
+        </w:tc>
+        <w:tc>
+          <w:tcPr>
+            <w:tcW w:w="1560" w:type="dxa"/>
+            <w:shd w:val="clear" w:color="auto" w:fill="C1F0C7" w:themeFill="accent3" w:themeFillTint="33"/>
+            <w:vAlign w:val="center"/>
+          </w:tcPr>
+          <w:p>
+            <w:pPr>
+              <w:pStyle w:val="Prrafodelista"/>
+              <w:ind w:left="0"/>
+              <w:jc w:val="center"/>
               <w:rPr>
                 <w:rFonts w:ascii="Arial Nova Cond" w:hAnsi="Arial Nova Cond" w:cs="Times New Roman"/>
                 <w:b/>
@@ -9608,8 +9614,7 @@
                 <w:sz w:val="20"/>
                 <w:szCs w:val="20"/>
               </w:rPr>
-              <w:t>Á</w:t>
-            </w:r>
+            </w:pPr>
             <w:r>
               <w:rPr>
                 <w:rFonts w:ascii="Arial Nova Cond" w:hAnsi="Arial Nova Cond" w:cs="Times New Roman"/>
@@ -9619,57 +9624,13 @@
                 <w:sz w:val="20"/>
                 <w:szCs w:val="20"/>
               </w:rPr>
-              <w:t>CTICA</w:t>
-            </w:r>
-            <w:r>
-              <w:rPr>
-                <w:rFonts w:ascii="Arial Nova Cond" w:hAnsi="Arial Nova Cond" w:cs="Times New Roman"/>
-                <w:b/>
-                <w:bCs/>
-                <w:color w:val="000000" w:themeColor="text1"/>
-                <w:sz w:val="20"/>
-                <w:szCs w:val="20"/>
-              </w:rPr>
-              <w:t>.</w:t>
-            </w:r>
-          </w:p>
-        </w:tc>
-        <w:tc>
-          <w:tcPr>
-            <w:tcW w:w="1634" w:type="dxa"/>
-            <w:shd w:val="clear" w:color="auto" w:fill="C1F0C7" w:themeFill="accent3" w:themeFillTint="33"/>
-            <w:vAlign w:val="center"/>
-          </w:tcPr>
-          <w:p>
-            <w:pPr>
-              <w:pStyle w:val="Prrafodelista"/>
-              <w:ind w:left="0"/>
-              <w:jc w:val="center"/>
-              <w:rPr>
-                <w:rFonts w:ascii="Arial Nova Cond" w:hAnsi="Arial Nova Cond" w:cs="Times New Roman"/>
-                <w:b/>
-                <w:bCs/>
-                <w:color w:val="000000" w:themeColor="text1"/>
-                <w:sz w:val="20"/>
-                <w:szCs w:val="20"/>
-              </w:rPr>
-            </w:pPr>
-            <w:r>
-              <w:rPr>
-                <w:rFonts w:ascii="Arial Nova Cond" w:hAnsi="Arial Nova Cond" w:cs="Times New Roman"/>
-                <w:b/>
-                <w:bCs/>
-                <w:color w:val="000000" w:themeColor="text1"/>
-                <w:sz w:val="20"/>
-                <w:szCs w:val="20"/>
-              </w:rPr>
               <w:t>COMPETENCIAS</w:t>
             </w:r>
           </w:p>
         </w:tc>
         <w:tc>
           <w:tcPr>
-            <w:tcW w:w="1337" w:type="dxa"/>
+            <w:tcW w:w="1399" w:type="dxa"/>
             <w:shd w:val="clear" w:color="auto" w:fill="C1F0C7" w:themeFill="accent3" w:themeFillTint="33"/>
             <w:vAlign w:val="center"/>
           </w:tcPr>
@@ -9708,7 +9669,7 @@
         </w:trPr>
         <w:tc>
           <w:tcPr>
-            <w:tcW w:w="875" w:type="dxa"/>
+            <w:tcW w:w="818" w:type="dxa"/>
             <w:vMerge w:val="restart"/>
             <w:vAlign w:val="center"/>
           </w:tcPr>
@@ -9747,7 +9708,7 @@
         </w:tc>
         <w:tc>
           <w:tcPr>
-            <w:tcW w:w="1095" w:type="dxa"/>
+            <w:tcW w:w="1018" w:type="dxa"/>
             <w:vAlign w:val="center"/>
           </w:tcPr>
           <w:p>
@@ -9785,7 +9746,7 @@
         </w:tc>
         <w:tc>
           <w:tcPr>
-            <w:tcW w:w="1726" w:type="dxa"/>
+            <w:tcW w:w="5379" w:type="dxa"/>
             <w:vAlign w:val="center"/>
           </w:tcPr>
           <w:p>
@@ -9813,47 +9774,13 @@
                 <w:szCs w:val="20"/>
                 <w:lang w:val="es-ES_tradnl"/>
               </w:rPr>
-              <w:t>{{problemapotencialidad0}}</w:t>
-            </w:r>
-          </w:p>
-        </w:tc>
-        <w:tc>
-          <w:tcPr>
-            <w:tcW w:w="6169" w:type="dxa"/>
-            <w:vAlign w:val="center"/>
-          </w:tcPr>
-          <w:p>
-            <w:pPr>
-              <w:pStyle w:val="Prrafodelista"/>
-              <w:tabs>
-                <w:tab w:val="left" w:pos="0"/>
-                <w:tab w:val="left" w:pos="142"/>
-                <w:tab w:val="left" w:pos="284"/>
-              </w:tabs>
-              <w:spacing w:line="276" w:lineRule="auto"/>
-              <w:ind w:left="0"/>
-              <w:jc w:val="both"/>
-              <w:rPr>
-                <w:rFonts w:ascii="Arial Nova Cond" w:eastAsia="Calibri" w:hAnsi="Arial Nova Cond" w:cs="Times New Roman"/>
-                <w:sz w:val="20"/>
-                <w:szCs w:val="20"/>
-                <w:lang w:val="es-ES_tradnl"/>
-              </w:rPr>
-            </w:pPr>
-            <w:r>
-              <w:rPr>
-                <w:rFonts w:ascii="Arial Nova Cond" w:eastAsia="Calibri" w:hAnsi="Arial Nova Cond" w:cs="Times New Roman"/>
-                <w:sz w:val="20"/>
-                <w:szCs w:val="20"/>
-                <w:lang w:val="es-ES_tradnl"/>
-              </w:rPr>
               <w:t>{{situacionsignificativa0}}</w:t>
             </w:r>
           </w:p>
         </w:tc>
         <w:tc>
           <w:tcPr>
-            <w:tcW w:w="2015" w:type="dxa"/>
+            <w:tcW w:w="1984" w:type="dxa"/>
             <w:vAlign w:val="center"/>
           </w:tcPr>
           <w:p>
@@ -9884,7 +9811,7 @@
         </w:tc>
         <w:tc>
           <w:tcPr>
-            <w:tcW w:w="1634" w:type="dxa"/>
+            <w:tcW w:w="2693" w:type="dxa"/>
             <w:vAlign w:val="center"/>
           </w:tcPr>
           <w:p>
@@ -9909,13 +9836,13 @@
                 <w:sz w:val="20"/>
                 <w:szCs w:val="20"/>
               </w:rPr>
-              <w:t>{{competencias0}}</w:t>
-            </w:r>
-          </w:p>
-        </w:tc>
-        <w:tc>
-          <w:tcPr>
-            <w:tcW w:w="1337" w:type="dxa"/>
+              <w:t>{{campotematico0}}</w:t>
+            </w:r>
+          </w:p>
+        </w:tc>
+        <w:tc>
+          <w:tcPr>
+            <w:tcW w:w="1560" w:type="dxa"/>
             <w:vAlign w:val="center"/>
           </w:tcPr>
           <w:p>
@@ -9923,7 +9850,38 @@
               <w:autoSpaceDE w:val="0"/>
               <w:autoSpaceDN w:val="0"/>
               <w:adjustRightInd w:val="0"/>
-              <w:jc w:val="center"/>
+              <w:jc w:val="both"/>
+              <w:rPr>
+                <w:rFonts w:ascii="Arial Nova Cond" w:hAnsi="Arial Nova Cond" w:cs="Arial"/>
+                <w:color w:val="000000"/>
+                <w:kern w:val="0"/>
+                <w:sz w:val="20"/>
+                <w:szCs w:val="20"/>
+              </w:rPr>
+            </w:pPr>
+            <w:r>
+              <w:rPr>
+                <w:rFonts w:ascii="Arial Nova Cond" w:hAnsi="Arial Nova Cond" w:cs="Arial"/>
+                <w:color w:val="000000"/>
+                <w:kern w:val="0"/>
+                <w:sz w:val="20"/>
+                <w:szCs w:val="20"/>
+              </w:rPr>
+              <w:t>{{competencias0}}</w:t>
+            </w:r>
+          </w:p>
+        </w:tc>
+        <w:tc>
+          <w:tcPr>
+            <w:tcW w:w="1399" w:type="dxa"/>
+            <w:vAlign w:val="center"/>
+          </w:tcPr>
+          <w:p>
+            <w:pPr>
+              <w:autoSpaceDE w:val="0"/>
+              <w:autoSpaceDN w:val="0"/>
+              <w:adjustRightInd w:val="0"/>
+              <w:jc w:val="both"/>
               <w:rPr>
                 <w:rFonts w:ascii="Arial Nova Cond" w:hAnsi="Arial Nova Cond" w:cs="Arial"/>
                 <w:color w:val="000000"/>
@@ -9952,7 +9910,7 @@
         </w:trPr>
         <w:tc>
           <w:tcPr>
-            <w:tcW w:w="875" w:type="dxa"/>
+            <w:tcW w:w="818" w:type="dxa"/>
             <w:vMerge/>
             <w:vAlign w:val="center"/>
           </w:tcPr>
@@ -9980,7 +9938,7 @@
         </w:tc>
         <w:tc>
           <w:tcPr>
-            <w:tcW w:w="1095" w:type="dxa"/>
+            <w:tcW w:w="1018" w:type="dxa"/>
             <w:vAlign w:val="center"/>
           </w:tcPr>
           <w:p>
@@ -10018,33 +9976,7 @@
         </w:tc>
         <w:tc>
           <w:tcPr>
-            <w:tcW w:w="1726" w:type="dxa"/>
-            <w:vAlign w:val="center"/>
-          </w:tcPr>
-          <w:p>
-            <w:pPr>
-              <w:pStyle w:val="NormalWeb"/>
-              <w:jc w:val="both"/>
-              <w:rPr>
-                <w:rFonts w:ascii="Arial Nova Cond" w:hAnsi="Arial Nova Cond"/>
-                <w:sz w:val="20"/>
-                <w:szCs w:val="20"/>
-              </w:rPr>
-            </w:pPr>
-            <w:r>
-              <w:rPr>
-                <w:rFonts w:ascii="Arial Nova Cond" w:eastAsia="Calibri" w:hAnsi="Arial Nova Cond"/>
-                <w:sz w:val="20"/>
-                <w:szCs w:val="20"/>
-                <w:lang w:val="es-ES_tradnl"/>
-              </w:rPr>
-              <w:t>{{problemapotencialidad1}}</w:t>
-            </w:r>
-          </w:p>
-        </w:tc>
-        <w:tc>
-          <w:tcPr>
-            <w:tcW w:w="6169" w:type="dxa"/>
+            <w:tcW w:w="5379" w:type="dxa"/>
             <w:vAlign w:val="center"/>
           </w:tcPr>
           <w:p>
@@ -10078,7 +10010,7 @@
         </w:tc>
         <w:tc>
           <w:tcPr>
-            <w:tcW w:w="2015" w:type="dxa"/>
+            <w:tcW w:w="1984" w:type="dxa"/>
             <w:vAlign w:val="center"/>
           </w:tcPr>
           <w:p>
@@ -10109,7 +10041,7 @@
         </w:tc>
         <w:tc>
           <w:tcPr>
-            <w:tcW w:w="1634" w:type="dxa"/>
+            <w:tcW w:w="2693" w:type="dxa"/>
             <w:vAlign w:val="center"/>
           </w:tcPr>
           <w:p>
@@ -10134,13 +10066,13 @@
                 <w:sz w:val="20"/>
                 <w:szCs w:val="20"/>
               </w:rPr>
-              <w:t>{{competencias1}}</w:t>
-            </w:r>
-          </w:p>
-        </w:tc>
-        <w:tc>
-          <w:tcPr>
-            <w:tcW w:w="1337" w:type="dxa"/>
+              <w:t>{{campotematico1}}</w:t>
+            </w:r>
+          </w:p>
+        </w:tc>
+        <w:tc>
+          <w:tcPr>
+            <w:tcW w:w="1560" w:type="dxa"/>
             <w:vAlign w:val="center"/>
           </w:tcPr>
           <w:p>
@@ -10148,7 +10080,38 @@
               <w:autoSpaceDE w:val="0"/>
               <w:autoSpaceDN w:val="0"/>
               <w:adjustRightInd w:val="0"/>
-              <w:jc w:val="center"/>
+              <w:jc w:val="both"/>
+              <w:rPr>
+                <w:rFonts w:ascii="Arial Nova Cond" w:hAnsi="Arial Nova Cond" w:cs="Arial"/>
+                <w:color w:val="000000"/>
+                <w:kern w:val="0"/>
+                <w:sz w:val="20"/>
+                <w:szCs w:val="20"/>
+              </w:rPr>
+            </w:pPr>
+            <w:r>
+              <w:rPr>
+                <w:rFonts w:ascii="Arial Nova Cond" w:hAnsi="Arial Nova Cond" w:cs="Arial"/>
+                <w:color w:val="000000"/>
+                <w:kern w:val="0"/>
+                <w:sz w:val="20"/>
+                <w:szCs w:val="20"/>
+              </w:rPr>
+              <w:t>{{competencias1}}</w:t>
+            </w:r>
+          </w:p>
+        </w:tc>
+        <w:tc>
+          <w:tcPr>
+            <w:tcW w:w="1399" w:type="dxa"/>
+            <w:vAlign w:val="center"/>
+          </w:tcPr>
+          <w:p>
+            <w:pPr>
+              <w:autoSpaceDE w:val="0"/>
+              <w:autoSpaceDN w:val="0"/>
+              <w:adjustRightInd w:val="0"/>
+              <w:jc w:val="both"/>
               <w:rPr>
                 <w:rFonts w:ascii="Arial Nova Cond" w:hAnsi="Arial Nova Cond" w:cs="Arial"/>
                 <w:color w:val="000000"/>
@@ -10177,7 +10140,7 @@
         </w:trPr>
         <w:tc>
           <w:tcPr>
-            <w:tcW w:w="875" w:type="dxa"/>
+            <w:tcW w:w="818" w:type="dxa"/>
             <w:vMerge/>
             <w:vAlign w:val="center"/>
           </w:tcPr>
@@ -10205,7 +10168,7 @@
         </w:tc>
         <w:tc>
           <w:tcPr>
-            <w:tcW w:w="1095" w:type="dxa"/>
+            <w:tcW w:w="1018" w:type="dxa"/>
             <w:vAlign w:val="center"/>
           </w:tcPr>
           <w:p>
@@ -10243,33 +10206,7 @@
         </w:tc>
         <w:tc>
           <w:tcPr>
-            <w:tcW w:w="1726" w:type="dxa"/>
-            <w:vAlign w:val="center"/>
-          </w:tcPr>
-          <w:p>
-            <w:pPr>
-              <w:pStyle w:val="NormalWeb"/>
-              <w:jc w:val="both"/>
-              <w:rPr>
-                <w:rFonts w:ascii="Arial Nova Cond" w:eastAsia="Calibri" w:hAnsi="Arial Nova Cond"/>
-                <w:sz w:val="20"/>
-                <w:szCs w:val="20"/>
-              </w:rPr>
-            </w:pPr>
-            <w:r>
-              <w:rPr>
-                <w:rFonts w:ascii="Arial Nova Cond" w:eastAsia="Calibri" w:hAnsi="Arial Nova Cond"/>
-                <w:sz w:val="20"/>
-                <w:szCs w:val="20"/>
-                <w:lang w:val="es-ES_tradnl"/>
-              </w:rPr>
-              <w:t>{{problemapotencialidad2}}</w:t>
-            </w:r>
-          </w:p>
-        </w:tc>
-        <w:tc>
-          <w:tcPr>
-            <w:tcW w:w="6169" w:type="dxa"/>
+            <w:tcW w:w="5379" w:type="dxa"/>
             <w:vAlign w:val="center"/>
           </w:tcPr>
           <w:p>
@@ -10303,7 +10240,7 @@
         </w:tc>
         <w:tc>
           <w:tcPr>
-            <w:tcW w:w="2015" w:type="dxa"/>
+            <w:tcW w:w="1984" w:type="dxa"/>
             <w:vAlign w:val="center"/>
           </w:tcPr>
           <w:p>
@@ -10334,7 +10271,7 @@
         </w:tc>
         <w:tc>
           <w:tcPr>
-            <w:tcW w:w="1634" w:type="dxa"/>
+            <w:tcW w:w="2693" w:type="dxa"/>
             <w:vAlign w:val="center"/>
           </w:tcPr>
           <w:p>
@@ -10359,13 +10296,13 @@
                 <w:sz w:val="20"/>
                 <w:szCs w:val="20"/>
               </w:rPr>
-              <w:t>{{competencias2}}</w:t>
-            </w:r>
-          </w:p>
-        </w:tc>
-        <w:tc>
-          <w:tcPr>
-            <w:tcW w:w="1337" w:type="dxa"/>
+              <w:t>{{campotematico2}}</w:t>
+            </w:r>
+          </w:p>
+        </w:tc>
+        <w:tc>
+          <w:tcPr>
+            <w:tcW w:w="1560" w:type="dxa"/>
             <w:vAlign w:val="center"/>
           </w:tcPr>
           <w:p>
@@ -10373,7 +10310,38 @@
               <w:autoSpaceDE w:val="0"/>
               <w:autoSpaceDN w:val="0"/>
               <w:adjustRightInd w:val="0"/>
-              <w:jc w:val="center"/>
+              <w:jc w:val="both"/>
+              <w:rPr>
+                <w:rFonts w:ascii="Arial Nova Cond" w:hAnsi="Arial Nova Cond" w:cs="Arial"/>
+                <w:color w:val="000000"/>
+                <w:kern w:val="0"/>
+                <w:sz w:val="20"/>
+                <w:szCs w:val="20"/>
+              </w:rPr>
+            </w:pPr>
+            <w:r>
+              <w:rPr>
+                <w:rFonts w:ascii="Arial Nova Cond" w:hAnsi="Arial Nova Cond" w:cs="Arial"/>
+                <w:color w:val="000000"/>
+                <w:kern w:val="0"/>
+                <w:sz w:val="20"/>
+                <w:szCs w:val="20"/>
+              </w:rPr>
+              <w:t>{{competencias2}}</w:t>
+            </w:r>
+          </w:p>
+        </w:tc>
+        <w:tc>
+          <w:tcPr>
+            <w:tcW w:w="1399" w:type="dxa"/>
+            <w:vAlign w:val="center"/>
+          </w:tcPr>
+          <w:p>
+            <w:pPr>
+              <w:autoSpaceDE w:val="0"/>
+              <w:autoSpaceDN w:val="0"/>
+              <w:adjustRightInd w:val="0"/>
+              <w:jc w:val="both"/>
               <w:rPr>
                 <w:rFonts w:ascii="Arial Nova Cond" w:hAnsi="Arial Nova Cond" w:cs="Arial"/>
                 <w:color w:val="000000"/>
@@ -10402,7 +10370,7 @@
         </w:trPr>
         <w:tc>
           <w:tcPr>
-            <w:tcW w:w="875" w:type="dxa"/>
+            <w:tcW w:w="818" w:type="dxa"/>
             <w:vMerge w:val="restart"/>
             <w:vAlign w:val="center"/>
           </w:tcPr>
@@ -10441,7 +10409,7 @@
         </w:tc>
         <w:tc>
           <w:tcPr>
-            <w:tcW w:w="1095" w:type="dxa"/>
+            <w:tcW w:w="1018" w:type="dxa"/>
             <w:vAlign w:val="center"/>
           </w:tcPr>
           <w:p>
@@ -10479,33 +10447,7 @@
         </w:tc>
         <w:tc>
           <w:tcPr>
-            <w:tcW w:w="1726" w:type="dxa"/>
-            <w:vAlign w:val="center"/>
-          </w:tcPr>
-          <w:p>
-            <w:pPr>
-              <w:pStyle w:val="Sinespaciado"/>
-              <w:jc w:val="both"/>
-              <w:rPr>
-                <w:rFonts w:ascii="Arial Nova Cond" w:eastAsia="Times New Roman" w:hAnsi="Arial Nova Cond" w:cs="Times New Roman"/>
-                <w:sz w:val="20"/>
-                <w:szCs w:val="20"/>
-              </w:rPr>
-            </w:pPr>
-            <w:r>
-              <w:rPr>
-                <w:rFonts w:ascii="Arial Nova Cond" w:eastAsia="Calibri" w:hAnsi="Arial Nova Cond" w:cs="Times New Roman"/>
-                <w:sz w:val="20"/>
-                <w:szCs w:val="20"/>
-                <w:lang w:val="es-ES_tradnl"/>
-              </w:rPr>
-              <w:t>{{problemapotencialidad3}}</w:t>
-            </w:r>
-          </w:p>
-        </w:tc>
-        <w:tc>
-          <w:tcPr>
-            <w:tcW w:w="6169" w:type="dxa"/>
+            <w:tcW w:w="5379" w:type="dxa"/>
             <w:vAlign w:val="center"/>
           </w:tcPr>
           <w:p>
@@ -10540,7 +10482,7 @@
         </w:tc>
         <w:tc>
           <w:tcPr>
-            <w:tcW w:w="2015" w:type="dxa"/>
+            <w:tcW w:w="1984" w:type="dxa"/>
             <w:vAlign w:val="center"/>
           </w:tcPr>
           <w:p>
@@ -10571,7 +10513,7 @@
         </w:tc>
         <w:tc>
           <w:tcPr>
-            <w:tcW w:w="1634" w:type="dxa"/>
+            <w:tcW w:w="2693" w:type="dxa"/>
             <w:vAlign w:val="center"/>
           </w:tcPr>
           <w:p>
@@ -10596,13 +10538,13 @@
                 <w:sz w:val="20"/>
                 <w:szCs w:val="20"/>
               </w:rPr>
-              <w:t>{{competencias3}}</w:t>
-            </w:r>
-          </w:p>
-        </w:tc>
-        <w:tc>
-          <w:tcPr>
-            <w:tcW w:w="1337" w:type="dxa"/>
+              <w:t>{{campotematico3}}</w:t>
+            </w:r>
+          </w:p>
+        </w:tc>
+        <w:tc>
+          <w:tcPr>
+            <w:tcW w:w="1560" w:type="dxa"/>
             <w:vAlign w:val="center"/>
           </w:tcPr>
           <w:p>
@@ -10610,7 +10552,38 @@
               <w:autoSpaceDE w:val="0"/>
               <w:autoSpaceDN w:val="0"/>
               <w:adjustRightInd w:val="0"/>
-              <w:jc w:val="center"/>
+              <w:jc w:val="both"/>
+              <w:rPr>
+                <w:rFonts w:ascii="Arial Nova Cond" w:hAnsi="Arial Nova Cond" w:cs="Arial"/>
+                <w:color w:val="000000"/>
+                <w:kern w:val="0"/>
+                <w:sz w:val="20"/>
+                <w:szCs w:val="20"/>
+              </w:rPr>
+            </w:pPr>
+            <w:r>
+              <w:rPr>
+                <w:rFonts w:ascii="Arial Nova Cond" w:hAnsi="Arial Nova Cond" w:cs="Arial"/>
+                <w:color w:val="000000"/>
+                <w:kern w:val="0"/>
+                <w:sz w:val="20"/>
+                <w:szCs w:val="20"/>
+              </w:rPr>
+              <w:t>{{competencias3}}</w:t>
+            </w:r>
+          </w:p>
+        </w:tc>
+        <w:tc>
+          <w:tcPr>
+            <w:tcW w:w="1399" w:type="dxa"/>
+            <w:vAlign w:val="center"/>
+          </w:tcPr>
+          <w:p>
+            <w:pPr>
+              <w:autoSpaceDE w:val="0"/>
+              <w:autoSpaceDN w:val="0"/>
+              <w:adjustRightInd w:val="0"/>
+              <w:jc w:val="both"/>
               <w:rPr>
                 <w:rFonts w:ascii="Arial Nova Cond" w:hAnsi="Arial Nova Cond" w:cs="Arial"/>
                 <w:color w:val="000000"/>
@@ -10639,7 +10612,7 @@
         </w:trPr>
         <w:tc>
           <w:tcPr>
-            <w:tcW w:w="875" w:type="dxa"/>
+            <w:tcW w:w="818" w:type="dxa"/>
             <w:vMerge/>
             <w:vAlign w:val="center"/>
           </w:tcPr>
@@ -10667,7 +10640,7 @@
         </w:tc>
         <w:tc>
           <w:tcPr>
-            <w:tcW w:w="1095" w:type="dxa"/>
+            <w:tcW w:w="1018" w:type="dxa"/>
             <w:vAlign w:val="center"/>
           </w:tcPr>
           <w:p>
@@ -10705,33 +10678,7 @@
         </w:tc>
         <w:tc>
           <w:tcPr>
-            <w:tcW w:w="1726" w:type="dxa"/>
-            <w:vAlign w:val="center"/>
-          </w:tcPr>
-          <w:p>
-            <w:pPr>
-              <w:pStyle w:val="Sinespaciado"/>
-              <w:jc w:val="both"/>
-              <w:rPr>
-                <w:rFonts w:ascii="Arial Nova Cond" w:hAnsi="Arial Nova Cond"/>
-                <w:sz w:val="20"/>
-                <w:szCs w:val="20"/>
-              </w:rPr>
-            </w:pPr>
-            <w:r>
-              <w:rPr>
-                <w:rFonts w:ascii="Arial Nova Cond" w:eastAsia="Calibri" w:hAnsi="Arial Nova Cond" w:cs="Times New Roman"/>
-                <w:sz w:val="20"/>
-                <w:szCs w:val="20"/>
-                <w:lang w:val="es-ES_tradnl"/>
-              </w:rPr>
-              <w:t>{{problemapotencialidad4}}</w:t>
-            </w:r>
-          </w:p>
-        </w:tc>
-        <w:tc>
-          <w:tcPr>
-            <w:tcW w:w="6169" w:type="dxa"/>
+            <w:tcW w:w="5379" w:type="dxa"/>
             <w:vAlign w:val="center"/>
           </w:tcPr>
           <w:p>
@@ -10766,7 +10713,7 @@
         </w:tc>
         <w:tc>
           <w:tcPr>
-            <w:tcW w:w="2015" w:type="dxa"/>
+            <w:tcW w:w="1984" w:type="dxa"/>
             <w:vAlign w:val="center"/>
           </w:tcPr>
           <w:p>
@@ -10797,7 +10744,7 @@
         </w:tc>
         <w:tc>
           <w:tcPr>
-            <w:tcW w:w="1634" w:type="dxa"/>
+            <w:tcW w:w="2693" w:type="dxa"/>
             <w:vAlign w:val="center"/>
           </w:tcPr>
           <w:p>
@@ -10822,13 +10769,13 @@
                 <w:sz w:val="20"/>
                 <w:szCs w:val="20"/>
               </w:rPr>
-              <w:t>{{competencias4}}</w:t>
-            </w:r>
-          </w:p>
-        </w:tc>
-        <w:tc>
-          <w:tcPr>
-            <w:tcW w:w="1337" w:type="dxa"/>
+              <w:t>{{campotematico4}}</w:t>
+            </w:r>
+          </w:p>
+        </w:tc>
+        <w:tc>
+          <w:tcPr>
+            <w:tcW w:w="1560" w:type="dxa"/>
             <w:vAlign w:val="center"/>
           </w:tcPr>
           <w:p>
@@ -10836,7 +10783,38 @@
               <w:autoSpaceDE w:val="0"/>
               <w:autoSpaceDN w:val="0"/>
               <w:adjustRightInd w:val="0"/>
-              <w:jc w:val="center"/>
+              <w:jc w:val="both"/>
+              <w:rPr>
+                <w:rFonts w:ascii="Arial Nova Cond" w:hAnsi="Arial Nova Cond" w:cs="Arial"/>
+                <w:color w:val="000000"/>
+                <w:kern w:val="0"/>
+                <w:sz w:val="20"/>
+                <w:szCs w:val="20"/>
+              </w:rPr>
+            </w:pPr>
+            <w:r>
+              <w:rPr>
+                <w:rFonts w:ascii="Arial Nova Cond" w:hAnsi="Arial Nova Cond" w:cs="Arial"/>
+                <w:color w:val="000000"/>
+                <w:kern w:val="0"/>
+                <w:sz w:val="20"/>
+                <w:szCs w:val="20"/>
+              </w:rPr>
+              <w:t>{{competencias4}}</w:t>
+            </w:r>
+          </w:p>
+        </w:tc>
+        <w:tc>
+          <w:tcPr>
+            <w:tcW w:w="1399" w:type="dxa"/>
+            <w:vAlign w:val="center"/>
+          </w:tcPr>
+          <w:p>
+            <w:pPr>
+              <w:autoSpaceDE w:val="0"/>
+              <w:autoSpaceDN w:val="0"/>
+              <w:adjustRightInd w:val="0"/>
+              <w:jc w:val="both"/>
               <w:rPr>
                 <w:rFonts w:ascii="Arial Nova Cond" w:hAnsi="Arial Nova Cond" w:cs="Arial"/>
                 <w:color w:val="000000"/>
@@ -10865,7 +10843,7 @@
         </w:trPr>
         <w:tc>
           <w:tcPr>
-            <w:tcW w:w="875" w:type="dxa"/>
+            <w:tcW w:w="818" w:type="dxa"/>
             <w:vMerge w:val="restart"/>
             <w:vAlign w:val="center"/>
           </w:tcPr>
@@ -10904,7 +10882,7 @@
         </w:tc>
         <w:tc>
           <w:tcPr>
-            <w:tcW w:w="1095" w:type="dxa"/>
+            <w:tcW w:w="1018" w:type="dxa"/>
             <w:vAlign w:val="center"/>
           </w:tcPr>
           <w:p>
@@ -10942,34 +10920,7 @@
         </w:tc>
         <w:tc>
           <w:tcPr>
-            <w:tcW w:w="1726" w:type="dxa"/>
-            <w:vAlign w:val="center"/>
-          </w:tcPr>
-          <w:p>
-            <w:pPr>
-              <w:pStyle w:val="Sinespaciado"/>
-              <w:jc w:val="both"/>
-              <w:rPr>
-                <w:rFonts w:ascii="Arial Nova Cond" w:hAnsi="Arial Nova Cond"/>
-                <w:color w:val="000000" w:themeColor="text1"/>
-                <w:sz w:val="20"/>
-                <w:szCs w:val="20"/>
-              </w:rPr>
-            </w:pPr>
-            <w:r>
-              <w:rPr>
-                <w:rFonts w:ascii="Arial Nova Cond" w:eastAsia="Calibri" w:hAnsi="Arial Nova Cond" w:cs="Times New Roman"/>
-                <w:sz w:val="20"/>
-                <w:szCs w:val="20"/>
-                <w:lang w:val="es-ES_tradnl"/>
-              </w:rPr>
-              <w:t>{{problemapotencialidad5}}</w:t>
-            </w:r>
-          </w:p>
-        </w:tc>
-        <w:tc>
-          <w:tcPr>
-            <w:tcW w:w="6169" w:type="dxa"/>
+            <w:tcW w:w="5379" w:type="dxa"/>
             <w:vAlign w:val="center"/>
           </w:tcPr>
           <w:p>
@@ -10998,13 +10949,13 @@
                 <w:szCs w:val="20"/>
                 <w:lang w:val="es-ES_tradnl"/>
               </w:rPr>
-              <w:t>{{situacionsignificativa5}}</w:t>
-            </w:r>
-          </w:p>
-        </w:tc>
-        <w:tc>
-          <w:tcPr>
-            <w:tcW w:w="2015" w:type="dxa"/>
+              <w:t xml:space="preserve">{{situacionsignificativa5}} </w:t>
+            </w:r>
+          </w:p>
+        </w:tc>
+        <w:tc>
+          <w:tcPr>
+            <w:tcW w:w="1984" w:type="dxa"/>
             <w:vAlign w:val="center"/>
           </w:tcPr>
           <w:p>
@@ -11035,7 +10986,7 @@
         </w:tc>
         <w:tc>
           <w:tcPr>
-            <w:tcW w:w="1634" w:type="dxa"/>
+            <w:tcW w:w="2693" w:type="dxa"/>
             <w:vAlign w:val="center"/>
           </w:tcPr>
           <w:p>
@@ -11060,13 +11011,13 @@
                 <w:sz w:val="20"/>
                 <w:szCs w:val="20"/>
               </w:rPr>
-              <w:t>{{competencias5}}</w:t>
-            </w:r>
-          </w:p>
-        </w:tc>
-        <w:tc>
-          <w:tcPr>
-            <w:tcW w:w="1337" w:type="dxa"/>
+              <w:t>{{campotematico5}}</w:t>
+            </w:r>
+          </w:p>
+        </w:tc>
+        <w:tc>
+          <w:tcPr>
+            <w:tcW w:w="1560" w:type="dxa"/>
             <w:vAlign w:val="center"/>
           </w:tcPr>
           <w:p>
@@ -11074,7 +11025,38 @@
               <w:autoSpaceDE w:val="0"/>
               <w:autoSpaceDN w:val="0"/>
               <w:adjustRightInd w:val="0"/>
-              <w:jc w:val="center"/>
+              <w:jc w:val="both"/>
+              <w:rPr>
+                <w:rFonts w:ascii="Arial Nova Cond" w:hAnsi="Arial Nova Cond" w:cs="Arial"/>
+                <w:color w:val="000000"/>
+                <w:kern w:val="0"/>
+                <w:sz w:val="20"/>
+                <w:szCs w:val="20"/>
+              </w:rPr>
+            </w:pPr>
+            <w:r>
+              <w:rPr>
+                <w:rFonts w:ascii="Arial Nova Cond" w:hAnsi="Arial Nova Cond" w:cs="Arial"/>
+                <w:color w:val="000000"/>
+                <w:kern w:val="0"/>
+                <w:sz w:val="20"/>
+                <w:szCs w:val="20"/>
+              </w:rPr>
+              <w:t>{{competencias5}}</w:t>
+            </w:r>
+          </w:p>
+        </w:tc>
+        <w:tc>
+          <w:tcPr>
+            <w:tcW w:w="1399" w:type="dxa"/>
+            <w:vAlign w:val="center"/>
+          </w:tcPr>
+          <w:p>
+            <w:pPr>
+              <w:autoSpaceDE w:val="0"/>
+              <w:autoSpaceDN w:val="0"/>
+              <w:adjustRightInd w:val="0"/>
+              <w:jc w:val="both"/>
               <w:rPr>
                 <w:rFonts w:ascii="Arial Nova Cond" w:hAnsi="Arial Nova Cond" w:cs="Arial"/>
                 <w:color w:val="000000"/>
@@ -11103,7 +11085,7 @@
         </w:trPr>
         <w:tc>
           <w:tcPr>
-            <w:tcW w:w="875" w:type="dxa"/>
+            <w:tcW w:w="818" w:type="dxa"/>
             <w:vMerge/>
             <w:vAlign w:val="center"/>
           </w:tcPr>
@@ -11131,7 +11113,7 @@
         </w:tc>
         <w:tc>
           <w:tcPr>
-            <w:tcW w:w="1095" w:type="dxa"/>
+            <w:tcW w:w="1018" w:type="dxa"/>
             <w:vAlign w:val="center"/>
           </w:tcPr>
           <w:p>
@@ -11169,33 +11151,7 @@
         </w:tc>
         <w:tc>
           <w:tcPr>
-            <w:tcW w:w="1726" w:type="dxa"/>
-            <w:vAlign w:val="center"/>
-          </w:tcPr>
-          <w:p>
-            <w:pPr>
-              <w:pStyle w:val="Sinespaciado"/>
-              <w:jc w:val="both"/>
-              <w:rPr>
-                <w:rFonts w:ascii="Arial Nova Cond" w:hAnsi="Arial Nova Cond"/>
-                <w:sz w:val="20"/>
-                <w:szCs w:val="20"/>
-              </w:rPr>
-            </w:pPr>
-            <w:r>
-              <w:rPr>
-                <w:rFonts w:ascii="Arial Nova Cond" w:eastAsia="Calibri" w:hAnsi="Arial Nova Cond" w:cs="Times New Roman"/>
-                <w:sz w:val="20"/>
-                <w:szCs w:val="20"/>
-                <w:lang w:val="es-ES_tradnl"/>
-              </w:rPr>
-              <w:t>{{problemapotencialidad6}}</w:t>
-            </w:r>
-          </w:p>
-        </w:tc>
-        <w:tc>
-          <w:tcPr>
-            <w:tcW w:w="6169" w:type="dxa"/>
+            <w:tcW w:w="5379" w:type="dxa"/>
             <w:vAlign w:val="center"/>
           </w:tcPr>
           <w:p>
@@ -11229,7 +11185,7 @@
         </w:tc>
         <w:tc>
           <w:tcPr>
-            <w:tcW w:w="2015" w:type="dxa"/>
+            <w:tcW w:w="1984" w:type="dxa"/>
             <w:vAlign w:val="center"/>
           </w:tcPr>
           <w:p>
@@ -11260,7 +11216,7 @@
         </w:tc>
         <w:tc>
           <w:tcPr>
-            <w:tcW w:w="1634" w:type="dxa"/>
+            <w:tcW w:w="2693" w:type="dxa"/>
             <w:vAlign w:val="center"/>
           </w:tcPr>
           <w:p>
@@ -11285,13 +11241,13 @@
                 <w:sz w:val="20"/>
                 <w:szCs w:val="20"/>
               </w:rPr>
-              <w:t>{{competencias6}}</w:t>
-            </w:r>
-          </w:p>
-        </w:tc>
-        <w:tc>
-          <w:tcPr>
-            <w:tcW w:w="1337" w:type="dxa"/>
+              <w:t>{{campotematico6}}</w:t>
+            </w:r>
+          </w:p>
+        </w:tc>
+        <w:tc>
+          <w:tcPr>
+            <w:tcW w:w="1560" w:type="dxa"/>
             <w:vAlign w:val="center"/>
           </w:tcPr>
           <w:p>
@@ -11299,7 +11255,38 @@
               <w:autoSpaceDE w:val="0"/>
               <w:autoSpaceDN w:val="0"/>
               <w:adjustRightInd w:val="0"/>
-              <w:jc w:val="center"/>
+              <w:jc w:val="both"/>
+              <w:rPr>
+                <w:rFonts w:ascii="Arial Nova Cond" w:hAnsi="Arial Nova Cond" w:cs="Arial"/>
+                <w:color w:val="000000"/>
+                <w:kern w:val="0"/>
+                <w:sz w:val="20"/>
+                <w:szCs w:val="20"/>
+              </w:rPr>
+            </w:pPr>
+            <w:r>
+              <w:rPr>
+                <w:rFonts w:ascii="Arial Nova Cond" w:hAnsi="Arial Nova Cond" w:cs="Arial"/>
+                <w:color w:val="000000"/>
+                <w:kern w:val="0"/>
+                <w:sz w:val="20"/>
+                <w:szCs w:val="20"/>
+              </w:rPr>
+              <w:t>{{competencias6}}</w:t>
+            </w:r>
+          </w:p>
+        </w:tc>
+        <w:tc>
+          <w:tcPr>
+            <w:tcW w:w="1399" w:type="dxa"/>
+            <w:vAlign w:val="center"/>
+          </w:tcPr>
+          <w:p>
+            <w:pPr>
+              <w:autoSpaceDE w:val="0"/>
+              <w:autoSpaceDN w:val="0"/>
+              <w:adjustRightInd w:val="0"/>
+              <w:jc w:val="both"/>
               <w:rPr>
                 <w:rFonts w:ascii="Arial Nova Cond" w:hAnsi="Arial Nova Cond" w:cs="Arial"/>
                 <w:color w:val="000000"/>
@@ -11328,7 +11315,7 @@
         </w:trPr>
         <w:tc>
           <w:tcPr>
-            <w:tcW w:w="875" w:type="dxa"/>
+            <w:tcW w:w="818" w:type="dxa"/>
             <w:vMerge w:val="restart"/>
             <w:vAlign w:val="center"/>
           </w:tcPr>
@@ -11367,7 +11354,7 @@
         </w:tc>
         <w:tc>
           <w:tcPr>
-            <w:tcW w:w="1095" w:type="dxa"/>
+            <w:tcW w:w="1018" w:type="dxa"/>
             <w:vAlign w:val="center"/>
           </w:tcPr>
           <w:p>
@@ -11405,7 +11392,7 @@
         </w:tc>
         <w:tc>
           <w:tcPr>
-            <w:tcW w:w="1726" w:type="dxa"/>
+            <w:tcW w:w="5379" w:type="dxa"/>
             <w:vAlign w:val="center"/>
           </w:tcPr>
           <w:p>
@@ -11418,62 +11405,28 @@
               </w:tabs>
               <w:spacing w:line="276" w:lineRule="auto"/>
               <w:ind w:left="0"/>
+              <w:jc w:val="both"/>
+              <w:rPr>
+                <w:rFonts w:ascii="Arial Nova Cond" w:hAnsi="Arial Nova Cond"/>
+                <w:color w:val="000000" w:themeColor="text1"/>
+                <w:sz w:val="20"/>
+                <w:szCs w:val="20"/>
+              </w:rPr>
+            </w:pPr>
+            <w:r>
               <w:rPr>
                 <w:rFonts w:ascii="Arial Nova Cond" w:eastAsia="Calibri" w:hAnsi="Arial Nova Cond" w:cs="Times New Roman"/>
-                <w:color w:val="000000" w:themeColor="text1"/>
                 <w:sz w:val="20"/>
                 <w:szCs w:val="20"/>
                 <w:lang w:val="es-ES_tradnl"/>
               </w:rPr>
-            </w:pPr>
-            <w:r>
-              <w:rPr>
-                <w:rFonts w:ascii="Arial Nova Cond" w:eastAsia="Calibri" w:hAnsi="Arial Nova Cond" w:cs="Times New Roman"/>
-                <w:sz w:val="20"/>
-                <w:szCs w:val="20"/>
-                <w:lang w:val="es-ES_tradnl"/>
-              </w:rPr>
-              <w:t>{{problemapotencialidad7}}</w:t>
-            </w:r>
-          </w:p>
-        </w:tc>
-        <w:tc>
-          <w:tcPr>
-            <w:tcW w:w="6169" w:type="dxa"/>
-            <w:vAlign w:val="center"/>
-          </w:tcPr>
-          <w:p>
-            <w:pPr>
-              <w:pStyle w:val="Prrafodelista"/>
-              <w:tabs>
-                <w:tab w:val="left" w:pos="0"/>
-                <w:tab w:val="left" w:pos="142"/>
-                <w:tab w:val="left" w:pos="284"/>
-              </w:tabs>
-              <w:spacing w:line="276" w:lineRule="auto"/>
-              <w:ind w:left="0"/>
-              <w:jc w:val="both"/>
-              <w:rPr>
-                <w:rFonts w:ascii="Arial Nova Cond" w:hAnsi="Arial Nova Cond"/>
-                <w:color w:val="000000" w:themeColor="text1"/>
-                <w:sz w:val="20"/>
-                <w:szCs w:val="20"/>
-              </w:rPr>
-            </w:pPr>
-            <w:r>
-              <w:rPr>
-                <w:rFonts w:ascii="Arial Nova Cond" w:eastAsia="Calibri" w:hAnsi="Arial Nova Cond" w:cs="Times New Roman"/>
-                <w:sz w:val="20"/>
-                <w:szCs w:val="20"/>
-                <w:lang w:val="es-ES_tradnl"/>
-              </w:rPr>
               <w:t>{{situacionsignificativa7}}</w:t>
             </w:r>
           </w:p>
         </w:tc>
         <w:tc>
           <w:tcPr>
-            <w:tcW w:w="2015" w:type="dxa"/>
+            <w:tcW w:w="1984" w:type="dxa"/>
             <w:vAlign w:val="center"/>
           </w:tcPr>
           <w:p>
@@ -11504,7 +11457,7 @@
         </w:tc>
         <w:tc>
           <w:tcPr>
-            <w:tcW w:w="1634" w:type="dxa"/>
+            <w:tcW w:w="2693" w:type="dxa"/>
             <w:vAlign w:val="center"/>
           </w:tcPr>
           <w:p>
@@ -11529,13 +11482,13 @@
                 <w:sz w:val="20"/>
                 <w:szCs w:val="20"/>
               </w:rPr>
-              <w:t>{{competencias7}}</w:t>
-            </w:r>
-          </w:p>
-        </w:tc>
-        <w:tc>
-          <w:tcPr>
-            <w:tcW w:w="1337" w:type="dxa"/>
+              <w:t>{{campotematico7}}</w:t>
+            </w:r>
+          </w:p>
+        </w:tc>
+        <w:tc>
+          <w:tcPr>
+            <w:tcW w:w="1560" w:type="dxa"/>
             <w:vAlign w:val="center"/>
           </w:tcPr>
           <w:p>
@@ -11543,7 +11496,38 @@
               <w:autoSpaceDE w:val="0"/>
               <w:autoSpaceDN w:val="0"/>
               <w:adjustRightInd w:val="0"/>
-              <w:jc w:val="center"/>
+              <w:jc w:val="both"/>
+              <w:rPr>
+                <w:rFonts w:ascii="Arial Nova Cond" w:hAnsi="Arial Nova Cond" w:cs="Arial"/>
+                <w:color w:val="000000"/>
+                <w:kern w:val="0"/>
+                <w:sz w:val="20"/>
+                <w:szCs w:val="20"/>
+              </w:rPr>
+            </w:pPr>
+            <w:r>
+              <w:rPr>
+                <w:rFonts w:ascii="Arial Nova Cond" w:hAnsi="Arial Nova Cond" w:cs="Arial"/>
+                <w:color w:val="000000"/>
+                <w:kern w:val="0"/>
+                <w:sz w:val="20"/>
+                <w:szCs w:val="20"/>
+              </w:rPr>
+              <w:t>{{competencias7}}</w:t>
+            </w:r>
+          </w:p>
+        </w:tc>
+        <w:tc>
+          <w:tcPr>
+            <w:tcW w:w="1399" w:type="dxa"/>
+            <w:vAlign w:val="center"/>
+          </w:tcPr>
+          <w:p>
+            <w:pPr>
+              <w:autoSpaceDE w:val="0"/>
+              <w:autoSpaceDN w:val="0"/>
+              <w:adjustRightInd w:val="0"/>
+              <w:jc w:val="both"/>
               <w:rPr>
                 <w:rFonts w:ascii="Arial Nova Cond" w:hAnsi="Arial Nova Cond" w:cs="Arial"/>
                 <w:color w:val="000000"/>
@@ -11572,7 +11556,7 @@
         </w:trPr>
         <w:tc>
           <w:tcPr>
-            <w:tcW w:w="875" w:type="dxa"/>
+            <w:tcW w:w="818" w:type="dxa"/>
             <w:vMerge/>
             <w:vAlign w:val="center"/>
           </w:tcPr>
@@ -11600,7 +11584,7 @@
         </w:tc>
         <w:tc>
           <w:tcPr>
-            <w:tcW w:w="1095" w:type="dxa"/>
+            <w:tcW w:w="1018" w:type="dxa"/>
             <w:vAlign w:val="center"/>
           </w:tcPr>
           <w:p>
@@ -11638,7 +11622,7 @@
         </w:tc>
         <w:tc>
           <w:tcPr>
-            <w:tcW w:w="1726" w:type="dxa"/>
+            <w:tcW w:w="5379" w:type="dxa"/>
             <w:vAlign w:val="center"/>
           </w:tcPr>
           <w:p>
@@ -11651,6 +11635,7 @@
               </w:tabs>
               <w:spacing w:line="276" w:lineRule="auto"/>
               <w:ind w:left="0"/>
+              <w:jc w:val="both"/>
               <w:rPr>
                 <w:rFonts w:ascii="Arial Nova Cond" w:eastAsia="Calibri" w:hAnsi="Arial Nova Cond" w:cs="Times New Roman"/>
                 <w:color w:val="000000" w:themeColor="text1"/>
@@ -11666,48 +11651,13 @@
                 <w:szCs w:val="20"/>
                 <w:lang w:val="es-ES_tradnl"/>
               </w:rPr>
-              <w:t>{{problemapotencialidad8}}</w:t>
-            </w:r>
-          </w:p>
-        </w:tc>
-        <w:tc>
-          <w:tcPr>
-            <w:tcW w:w="6169" w:type="dxa"/>
-            <w:vAlign w:val="center"/>
-          </w:tcPr>
-          <w:p>
-            <w:pPr>
-              <w:pStyle w:val="Prrafodelista"/>
-              <w:tabs>
-                <w:tab w:val="left" w:pos="0"/>
-                <w:tab w:val="left" w:pos="142"/>
-                <w:tab w:val="left" w:pos="284"/>
-              </w:tabs>
-              <w:spacing w:line="276" w:lineRule="auto"/>
-              <w:ind w:left="0"/>
-              <w:jc w:val="both"/>
-              <w:rPr>
-                <w:rFonts w:ascii="Arial Nova Cond" w:eastAsia="Calibri" w:hAnsi="Arial Nova Cond" w:cs="Times New Roman"/>
-                <w:color w:val="000000" w:themeColor="text1"/>
-                <w:sz w:val="20"/>
-                <w:szCs w:val="20"/>
-                <w:lang w:val="es-ES_tradnl"/>
-              </w:rPr>
-            </w:pPr>
-            <w:r>
-              <w:rPr>
-                <w:rFonts w:ascii="Arial Nova Cond" w:eastAsia="Calibri" w:hAnsi="Arial Nova Cond" w:cs="Times New Roman"/>
-                <w:sz w:val="20"/>
-                <w:szCs w:val="20"/>
-                <w:lang w:val="es-ES_tradnl"/>
-              </w:rPr>
               <w:t>{{situacionsignificativa8}}</w:t>
             </w:r>
           </w:p>
         </w:tc>
         <w:tc>
           <w:tcPr>
-            <w:tcW w:w="2015" w:type="dxa"/>
+            <w:tcW w:w="1984" w:type="dxa"/>
             <w:vAlign w:val="center"/>
           </w:tcPr>
           <w:p>
@@ -11737,7 +11687,7 @@
         </w:tc>
         <w:tc>
           <w:tcPr>
-            <w:tcW w:w="1634" w:type="dxa"/>
+            <w:tcW w:w="2693" w:type="dxa"/>
             <w:vAlign w:val="center"/>
           </w:tcPr>
           <w:p>
@@ -11762,13 +11712,13 @@
                 <w:sz w:val="20"/>
                 <w:szCs w:val="20"/>
               </w:rPr>
-              <w:t>{{competencias8}}</w:t>
-            </w:r>
-          </w:p>
-        </w:tc>
-        <w:tc>
-          <w:tcPr>
-            <w:tcW w:w="1337" w:type="dxa"/>
+              <w:t>{{campotematico8}}</w:t>
+            </w:r>
+          </w:p>
+        </w:tc>
+        <w:tc>
+          <w:tcPr>
+            <w:tcW w:w="1560" w:type="dxa"/>
             <w:vAlign w:val="center"/>
           </w:tcPr>
           <w:p>
@@ -11776,7 +11726,38 @@
               <w:autoSpaceDE w:val="0"/>
               <w:autoSpaceDN w:val="0"/>
               <w:adjustRightInd w:val="0"/>
-              <w:jc w:val="center"/>
+              <w:jc w:val="both"/>
+              <w:rPr>
+                <w:rFonts w:ascii="Arial Nova Cond" w:hAnsi="Arial Nova Cond" w:cs="Arial"/>
+                <w:color w:val="000000"/>
+                <w:kern w:val="0"/>
+                <w:sz w:val="20"/>
+                <w:szCs w:val="20"/>
+              </w:rPr>
+            </w:pPr>
+            <w:r>
+              <w:rPr>
+                <w:rFonts w:ascii="Arial Nova Cond" w:hAnsi="Arial Nova Cond" w:cs="Arial"/>
+                <w:color w:val="000000"/>
+                <w:kern w:val="0"/>
+                <w:sz w:val="20"/>
+                <w:szCs w:val="20"/>
+              </w:rPr>
+              <w:t>{{competencias8}}</w:t>
+            </w:r>
+          </w:p>
+        </w:tc>
+        <w:tc>
+          <w:tcPr>
+            <w:tcW w:w="1399" w:type="dxa"/>
+            <w:vAlign w:val="center"/>
+          </w:tcPr>
+          <w:p>
+            <w:pPr>
+              <w:autoSpaceDE w:val="0"/>
+              <w:autoSpaceDN w:val="0"/>
+              <w:adjustRightInd w:val="0"/>
+              <w:jc w:val="both"/>
               <w:rPr>
                 <w:rFonts w:ascii="Arial Nova Cond" w:hAnsi="Arial Nova Cond" w:cs="Arial"/>
                 <w:color w:val="000000"/>
@@ -23647,7 +23628,6 @@
               </w:rPr>
               <w:t xml:space="preserve">Minedu (2016). Programa curricular de educación secundaria. Resolución Ministerial </w:t>
             </w:r>
-            <w:proofErr w:type="spellStart"/>
             <w:r>
               <w:rPr>
                 <w:rFonts w:ascii="Arial Nova Cond Light" w:eastAsia="Calibri" w:hAnsi="Arial Nova Cond Light" w:cs="Calibri Light"/>
@@ -23658,7 +23638,6 @@
               </w:rPr>
               <w:t>N°</w:t>
             </w:r>
-            <w:proofErr w:type="spellEnd"/>
             <w:r>
               <w:rPr>
                 <w:rFonts w:ascii="Arial Nova Cond Light" w:eastAsia="Calibri" w:hAnsi="Arial Nova Cond Light" w:cs="Calibri Light"/>
@@ -23698,7 +23677,6 @@
               </w:rPr>
               <w:t xml:space="preserve">Minedu (2016). Currículo Nacional de la educación básica. Resolución Ministerial </w:t>
             </w:r>
-            <w:proofErr w:type="spellStart"/>
             <w:r>
               <w:rPr>
                 <w:rFonts w:ascii="Arial Nova Cond Light" w:eastAsia="Calibri" w:hAnsi="Arial Nova Cond Light" w:cs="Calibri Light"/>
@@ -23709,7 +23687,6 @@
               </w:rPr>
               <w:t>N°</w:t>
             </w:r>
-            <w:proofErr w:type="spellEnd"/>
             <w:r>
               <w:rPr>
                 <w:rFonts w:ascii="Arial Nova Cond Light" w:eastAsia="Calibri" w:hAnsi="Arial Nova Cond Light" w:cs="Calibri Light"/>
@@ -24490,7 +24467,7 @@
 </file>
 
 <file path=word/endnotes.xml><?xml version="1.0" encoding="utf-8"?>
-<w:endnotes xmlns:wpc="http://schemas.microsoft.com/office/word/2010/wordprocessingCanvas" xmlns:cx="http://schemas.microsoft.com/office/drawing/2014/chartex" xmlns:cx1="http://schemas.microsoft.com/office/drawing/2015/9/8/chartex" xmlns:cx2="http://schemas.microsoft.com/office/drawing/2015/10/21/chartex" xmlns:cx3="http://schemas.microsoft.com/office/drawing/2016/5/9/chartex" xmlns:cx4="http://schemas.microsoft.com/office/drawing/2016/5/10/chartex" xmlns:cx5="http://schemas.microsoft.com/office/drawing/2016/5/11/chartex" xmlns:cx6="http://schemas.microsoft.com/office/drawing/2016/5/12/chartex" xmlns:cx7="http://schemas.microsoft.com/office/drawing/2016/5/13/chartex" xmlns:cx8="http://schemas.microsoft.com/office/drawing/2016/5/14/chartex" xmlns:mc="http://schemas.openxmlformats.org/markup-compatibility/2006" xmlns:aink="http://schemas.microsoft.com/office/drawing/2016/ink" xmlns:am3d="http://schemas.microsoft.com/office/drawing/2017/model3d" xmlns:o="urn:schemas-microsoft-com:office:office" xmlns:oel="http://schemas.microsoft.com/office/2019/extlst" xmlns:r="http://schemas.openxmlformats.org/officeDocument/2006/relationships" xmlns:m="http://schemas.openxmlformats.org/officeDocument/2006/math" xmlns:v="urn:schemas-microsoft-com:vml" xmlns:wp14="http://schemas.microsoft.com/office/word/2010/wordprocessingDrawing" xmlns:wp="http://schemas.openxmlformats.org/drawingml/2006/wordprocessingDrawing" xmlns:w10="urn:schemas-microsoft-com:office:word" xmlns:w="http://schemas.openxmlformats.org/wordprocessingml/2006/main" xmlns:w14="http://schemas.microsoft.com/office/word/2010/wordml" xmlns:w15="http://schemas.microsoft.com/office/word/2012/wordml" xmlns:w16cex="http://schemas.microsoft.com/office/word/2018/wordml/cex" xmlns:w16cid="http://schemas.microsoft.com/office/word/2016/wordml/cid" xmlns:w16="http://schemas.microsoft.com/office/word/2018/wordml" xmlns:w16du="http://schemas.microsoft.com/office/word/2023/wordml/word16du" xmlns:w16sdtdh="http://schemas.microsoft.com/office/word/2020/wordml/sdtdatahash" xmlns:w16se="http://schemas.microsoft.com/office/word/2015/wordml/symex" xmlns:wpg="http://schemas.microsoft.com/office/word/2010/wordprocessingGroup" xmlns:wpi="http://schemas.microsoft.com/office/word/2010/wordprocessingInk" xmlns:wne="http://schemas.microsoft.com/office/word/2006/wordml" xmlns:wps="http://schemas.microsoft.com/office/word/2010/wordprocessingShape" mc:Ignorable="w14 w15 w16se w16cid w16 w16cex w16sdtdh w16du wp14">
+<w:endnotes xmlns:wpc="http://schemas.microsoft.com/office/word/2010/wordprocessingCanvas" xmlns:cx="http://schemas.microsoft.com/office/drawing/2014/chartex" xmlns:cx1="http://schemas.microsoft.com/office/drawing/2015/9/8/chartex" xmlns:cx2="http://schemas.microsoft.com/office/drawing/2015/10/21/chartex" xmlns:cx3="http://schemas.microsoft.com/office/drawing/2016/5/9/chartex" xmlns:cx4="http://schemas.microsoft.com/office/drawing/2016/5/10/chartex" xmlns:cx5="http://schemas.microsoft.com/office/drawing/2016/5/11/chartex" xmlns:cx6="http://schemas.microsoft.com/office/drawing/2016/5/12/chartex" xmlns:cx7="http://schemas.microsoft.com/office/drawing/2016/5/13/chartex" xmlns:cx8="http://schemas.microsoft.com/office/drawing/2016/5/14/chartex" xmlns:mc="http://schemas.openxmlformats.org/markup-compatibility/2006" xmlns:aink="http://schemas.microsoft.com/office/drawing/2016/ink" xmlns:am3d="http://schemas.microsoft.com/office/drawing/2017/model3d" xmlns:o="urn:schemas-microsoft-com:office:office" xmlns:oel="http://schemas.microsoft.com/office/2019/extlst" xmlns:r="http://schemas.openxmlformats.org/officeDocument/2006/relationships" xmlns:m="http://schemas.openxmlformats.org/officeDocument/2006/math" xmlns:v="urn:schemas-microsoft-com:vml" xmlns:wp14="http://schemas.microsoft.com/office/word/2010/wordprocessingDrawing" xmlns:wp="http://schemas.openxmlformats.org/drawingml/2006/wordprocessingDrawing" xmlns:w10="urn:schemas-microsoft-com:office:word" xmlns:w="http://schemas.openxmlformats.org/wordprocessingml/2006/main" xmlns:w14="http://schemas.microsoft.com/office/word/2010/wordml" xmlns:w15="http://schemas.microsoft.com/office/word/2012/wordml" xmlns:w16cex="http://schemas.microsoft.com/office/word/2018/wordml/cex" xmlns:w16cid="http://schemas.microsoft.com/office/word/2016/wordml/cid" xmlns:w16="http://schemas.microsoft.com/office/word/2018/wordml" xmlns:w16du="http://schemas.microsoft.com/office/word/2023/wordml/word16du" xmlns:w16sdtdh="http://schemas.microsoft.com/office/word/2020/wordml/sdtdatahash" xmlns:w16sdtfl="http://schemas.microsoft.com/office/word/2024/wordml/sdtformatlock" xmlns:w16se="http://schemas.microsoft.com/office/word/2015/wordml/symex" xmlns:wpg="http://schemas.microsoft.com/office/word/2010/wordprocessingGroup" xmlns:wpi="http://schemas.microsoft.com/office/word/2010/wordprocessingInk" xmlns:wne="http://schemas.microsoft.com/office/word/2006/wordml" xmlns:wps="http://schemas.microsoft.com/office/word/2010/wordprocessingShape" mc:Ignorable="w14 w15 w16se w16cid w16 w16cex w16sdtdh w16sdtfl w16du wp14">
   <w:endnote w:type="separator" w:id="-1">
     <w:p>
       <w:pPr>
@@ -24515,7 +24492,7 @@
 </file>
 
 <file path=word/footer1.xml><?xml version="1.0" encoding="utf-8"?>
-<w:ftr xmlns:wpc="http://schemas.microsoft.com/office/word/2010/wordprocessingCanvas" xmlns:cx="http://schemas.microsoft.com/office/drawing/2014/chartex" xmlns:cx1="http://schemas.microsoft.com/office/drawing/2015/9/8/chartex" xmlns:cx2="http://schemas.microsoft.com/office/drawing/2015/10/21/chartex" xmlns:cx3="http://schemas.microsoft.com/office/drawing/2016/5/9/chartex" xmlns:cx4="http://schemas.microsoft.com/office/drawing/2016/5/10/chartex" xmlns:cx5="http://schemas.microsoft.com/office/drawing/2016/5/11/chartex" xmlns:cx6="http://schemas.microsoft.com/office/drawing/2016/5/12/chartex" xmlns:cx7="http://schemas.microsoft.com/office/drawing/2016/5/13/chartex" xmlns:cx8="http://schemas.microsoft.com/office/drawing/2016/5/14/chartex" xmlns:mc="http://schemas.openxmlformats.org/markup-compatibility/2006" xmlns:aink="http://schemas.microsoft.com/office/drawing/2016/ink" xmlns:am3d="http://schemas.microsoft.com/office/drawing/2017/model3d" xmlns:o="urn:schemas-microsoft-com:office:office" xmlns:oel="http://schemas.microsoft.com/office/2019/extlst" xmlns:r="http://schemas.openxmlformats.org/officeDocument/2006/relationships" xmlns:m="http://schemas.openxmlformats.org/officeDocument/2006/math" xmlns:v="urn:schemas-microsoft-com:vml" xmlns:wp14="http://schemas.microsoft.com/office/word/2010/wordprocessingDrawing" xmlns:wp="http://schemas.openxmlformats.org/drawingml/2006/wordprocessingDrawing" xmlns:w10="urn:schemas-microsoft-com:office:word" xmlns:w="http://schemas.openxmlformats.org/wordprocessingml/2006/main" xmlns:w14="http://schemas.microsoft.com/office/word/2010/wordml" xmlns:w15="http://schemas.microsoft.com/office/word/2012/wordml" xmlns:w16cex="http://schemas.microsoft.com/office/word/2018/wordml/cex" xmlns:w16cid="http://schemas.microsoft.com/office/word/2016/wordml/cid" xmlns:w16="http://schemas.microsoft.com/office/word/2018/wordml" xmlns:w16du="http://schemas.microsoft.com/office/word/2023/wordml/word16du" xmlns:w16sdtdh="http://schemas.microsoft.com/office/word/2020/wordml/sdtdatahash" xmlns:w16se="http://schemas.microsoft.com/office/word/2015/wordml/symex" xmlns:wpg="http://schemas.microsoft.com/office/word/2010/wordprocessingGroup" xmlns:wpi="http://schemas.microsoft.com/office/word/2010/wordprocessingInk" xmlns:wne="http://schemas.microsoft.com/office/word/2006/wordml" xmlns:wps="http://schemas.microsoft.com/office/word/2010/wordprocessingShape" mc:Ignorable="w14 w15 w16se w16cid w16 w16cex w16sdtdh w16du wp14">
+<w:ftr xmlns:wpc="http://schemas.microsoft.com/office/word/2010/wordprocessingCanvas" xmlns:cx="http://schemas.microsoft.com/office/drawing/2014/chartex" xmlns:cx1="http://schemas.microsoft.com/office/drawing/2015/9/8/chartex" xmlns:cx2="http://schemas.microsoft.com/office/drawing/2015/10/21/chartex" xmlns:cx3="http://schemas.microsoft.com/office/drawing/2016/5/9/chartex" xmlns:cx4="http://schemas.microsoft.com/office/drawing/2016/5/10/chartex" xmlns:cx5="http://schemas.microsoft.com/office/drawing/2016/5/11/chartex" xmlns:cx6="http://schemas.microsoft.com/office/drawing/2016/5/12/chartex" xmlns:cx7="http://schemas.microsoft.com/office/drawing/2016/5/13/chartex" xmlns:cx8="http://schemas.microsoft.com/office/drawing/2016/5/14/chartex" xmlns:mc="http://schemas.openxmlformats.org/markup-compatibility/2006" xmlns:aink="http://schemas.microsoft.com/office/drawing/2016/ink" xmlns:am3d="http://schemas.microsoft.com/office/drawing/2017/model3d" xmlns:o="urn:schemas-microsoft-com:office:office" xmlns:oel="http://schemas.microsoft.com/office/2019/extlst" xmlns:r="http://schemas.openxmlformats.org/officeDocument/2006/relationships" xmlns:m="http://schemas.openxmlformats.org/officeDocument/2006/math" xmlns:v="urn:schemas-microsoft-com:vml" xmlns:wp14="http://schemas.microsoft.com/office/word/2010/wordprocessingDrawing" xmlns:wp="http://schemas.openxmlformats.org/drawingml/2006/wordprocessingDrawing" xmlns:w10="urn:schemas-microsoft-com:office:word" xmlns:w="http://schemas.openxmlformats.org/wordprocessingml/2006/main" xmlns:w14="http://schemas.microsoft.com/office/word/2010/wordml" xmlns:w15="http://schemas.microsoft.com/office/word/2012/wordml" xmlns:w16cex="http://schemas.microsoft.com/office/word/2018/wordml/cex" xmlns:w16cid="http://schemas.microsoft.com/office/word/2016/wordml/cid" xmlns:w16="http://schemas.microsoft.com/office/word/2018/wordml" xmlns:w16du="http://schemas.microsoft.com/office/word/2023/wordml/word16du" xmlns:w16sdtdh="http://schemas.microsoft.com/office/word/2020/wordml/sdtdatahash" xmlns:w16sdtfl="http://schemas.microsoft.com/office/word/2024/wordml/sdtformatlock" xmlns:w16se="http://schemas.microsoft.com/office/word/2015/wordml/symex" xmlns:wpg="http://schemas.microsoft.com/office/word/2010/wordprocessingGroup" xmlns:wpi="http://schemas.microsoft.com/office/word/2010/wordprocessingInk" xmlns:wne="http://schemas.microsoft.com/office/word/2006/wordml" xmlns:wps="http://schemas.microsoft.com/office/word/2010/wordprocessingShape" mc:Ignorable="w14 w15 w16se w16cid w16 w16cex w16sdtdh w16sdtfl w16du wp14">
   <w:p>
     <w:pPr>
       <w:pStyle w:val="Piedepgina"/>
@@ -24980,7 +24957,7 @@
 </file>
 
 <file path=word/footnotes.xml><?xml version="1.0" encoding="utf-8"?>
-<w:footnotes xmlns:wpc="http://schemas.microsoft.com/office/word/2010/wordprocessingCanvas" xmlns:cx="http://schemas.microsoft.com/office/drawing/2014/chartex" xmlns:cx1="http://schemas.microsoft.com/office/drawing/2015/9/8/chartex" xmlns:cx2="http://schemas.microsoft.com/office/drawing/2015/10/21/chartex" xmlns:cx3="http://schemas.microsoft.com/office/drawing/2016/5/9/chartex" xmlns:cx4="http://schemas.microsoft.com/office/drawing/2016/5/10/chartex" xmlns:cx5="http://schemas.microsoft.com/office/drawing/2016/5/11/chartex" xmlns:cx6="http://schemas.microsoft.com/office/drawing/2016/5/12/chartex" xmlns:cx7="http://schemas.microsoft.com/office/drawing/2016/5/13/chartex" xmlns:cx8="http://schemas.microsoft.com/office/drawing/2016/5/14/chartex" xmlns:mc="http://schemas.openxmlformats.org/markup-compatibility/2006" xmlns:aink="http://schemas.microsoft.com/office/drawing/2016/ink" xmlns:am3d="http://schemas.microsoft.com/office/drawing/2017/model3d" xmlns:o="urn:schemas-microsoft-com:office:office" xmlns:oel="http://schemas.microsoft.com/office/2019/extlst" xmlns:r="http://schemas.openxmlformats.org/officeDocument/2006/relationships" xmlns:m="http://schemas.openxmlformats.org/officeDocument/2006/math" xmlns:v="urn:schemas-microsoft-com:vml" xmlns:wp14="http://schemas.microsoft.com/office/word/2010/wordprocessingDrawing" xmlns:wp="http://schemas.openxmlformats.org/drawingml/2006/wordprocessingDrawing" xmlns:w10="urn:schemas-microsoft-com:office:word" xmlns:w="http://schemas.openxmlformats.org/wordprocessingml/2006/main" xmlns:w14="http://schemas.microsoft.com/office/word/2010/wordml" xmlns:w15="http://schemas.microsoft.com/office/word/2012/wordml" xmlns:w16cex="http://schemas.microsoft.com/office/word/2018/wordml/cex" xmlns:w16cid="http://schemas.microsoft.com/office/word/2016/wordml/cid" xmlns:w16="http://schemas.microsoft.com/office/word/2018/wordml" xmlns:w16du="http://schemas.microsoft.com/office/word/2023/wordml/word16du" xmlns:w16sdtdh="http://schemas.microsoft.com/office/word/2020/wordml/sdtdatahash" xmlns:w16se="http://schemas.microsoft.com/office/word/2015/wordml/symex" xmlns:wpg="http://schemas.microsoft.com/office/word/2010/wordprocessingGroup" xmlns:wpi="http://schemas.microsoft.com/office/word/2010/wordprocessingInk" xmlns:wne="http://schemas.microsoft.com/office/word/2006/wordml" xmlns:wps="http://schemas.microsoft.com/office/word/2010/wordprocessingShape" mc:Ignorable="w14 w15 w16se w16cid w16 w16cex w16sdtdh w16du wp14">
+<w:footnotes xmlns:wpc="http://schemas.microsoft.com/office/word/2010/wordprocessingCanvas" xmlns:cx="http://schemas.microsoft.com/office/drawing/2014/chartex" xmlns:cx1="http://schemas.microsoft.com/office/drawing/2015/9/8/chartex" xmlns:cx2="http://schemas.microsoft.com/office/drawing/2015/10/21/chartex" xmlns:cx3="http://schemas.microsoft.com/office/drawing/2016/5/9/chartex" xmlns:cx4="http://schemas.microsoft.com/office/drawing/2016/5/10/chartex" xmlns:cx5="http://schemas.microsoft.com/office/drawing/2016/5/11/chartex" xmlns:cx6="http://schemas.microsoft.com/office/drawing/2016/5/12/chartex" xmlns:cx7="http://schemas.microsoft.com/office/drawing/2016/5/13/chartex" xmlns:cx8="http://schemas.microsoft.com/office/drawing/2016/5/14/chartex" xmlns:mc="http://schemas.openxmlformats.org/markup-compatibility/2006" xmlns:aink="http://schemas.microsoft.com/office/drawing/2016/ink" xmlns:am3d="http://schemas.microsoft.com/office/drawing/2017/model3d" xmlns:o="urn:schemas-microsoft-com:office:office" xmlns:oel="http://schemas.microsoft.com/office/2019/extlst" xmlns:r="http://schemas.openxmlformats.org/officeDocument/2006/relationships" xmlns:m="http://schemas.openxmlformats.org/officeDocument/2006/math" xmlns:v="urn:schemas-microsoft-com:vml" xmlns:wp14="http://schemas.microsoft.com/office/word/2010/wordprocessingDrawing" xmlns:wp="http://schemas.openxmlformats.org/drawingml/2006/wordprocessingDrawing" xmlns:w10="urn:schemas-microsoft-com:office:word" xmlns:w="http://schemas.openxmlformats.org/wordprocessingml/2006/main" xmlns:w14="http://schemas.microsoft.com/office/word/2010/wordml" xmlns:w15="http://schemas.microsoft.com/office/word/2012/wordml" xmlns:w16cex="http://schemas.microsoft.com/office/word/2018/wordml/cex" xmlns:w16cid="http://schemas.microsoft.com/office/word/2016/wordml/cid" xmlns:w16="http://schemas.microsoft.com/office/word/2018/wordml" xmlns:w16du="http://schemas.microsoft.com/office/word/2023/wordml/word16du" xmlns:w16sdtdh="http://schemas.microsoft.com/office/word/2020/wordml/sdtdatahash" xmlns:w16sdtfl="http://schemas.microsoft.com/office/word/2024/wordml/sdtformatlock" xmlns:w16se="http://schemas.microsoft.com/office/word/2015/wordml/symex" xmlns:wpg="http://schemas.microsoft.com/office/word/2010/wordprocessingGroup" xmlns:wpi="http://schemas.microsoft.com/office/word/2010/wordprocessingInk" xmlns:wne="http://schemas.microsoft.com/office/word/2006/wordml" xmlns:wps="http://schemas.microsoft.com/office/word/2010/wordprocessingShape" mc:Ignorable="w14 w15 w16se w16cid w16 w16cex w16sdtdh w16sdtfl w16du wp14">
   <w:footnote w:type="separator" w:id="-1">
     <w:p>
       <w:pPr>
@@ -25005,7 +24982,7 @@
 </file>
 
 <file path=word/header1.xml><?xml version="1.0" encoding="utf-8"?>
-<w:hdr xmlns:wpc="http://schemas.microsoft.com/office/word/2010/wordprocessingCanvas" xmlns:cx="http://schemas.microsoft.com/office/drawing/2014/chartex" xmlns:cx1="http://schemas.microsoft.com/office/drawing/2015/9/8/chartex" xmlns:cx2="http://schemas.microsoft.com/office/drawing/2015/10/21/chartex" xmlns:cx3="http://schemas.microsoft.com/office/drawing/2016/5/9/chartex" xmlns:cx4="http://schemas.microsoft.com/office/drawing/2016/5/10/chartex" xmlns:cx5="http://schemas.microsoft.com/office/drawing/2016/5/11/chartex" xmlns:cx6="http://schemas.microsoft.com/office/drawing/2016/5/12/chartex" xmlns:cx7="http://schemas.microsoft.com/office/drawing/2016/5/13/chartex" xmlns:cx8="http://schemas.microsoft.com/office/drawing/2016/5/14/chartex" xmlns:mc="http://schemas.openxmlformats.org/markup-compatibility/2006" xmlns:aink="http://schemas.microsoft.com/office/drawing/2016/ink" xmlns:am3d="http://schemas.microsoft.com/office/drawing/2017/model3d" xmlns:o="urn:schemas-microsoft-com:office:office" xmlns:oel="http://schemas.microsoft.com/office/2019/extlst" xmlns:r="http://schemas.openxmlformats.org/officeDocument/2006/relationships" xmlns:m="http://schemas.openxmlformats.org/officeDocument/2006/math" xmlns:v="urn:schemas-microsoft-com:vml" xmlns:wp14="http://schemas.microsoft.com/office/word/2010/wordprocessingDrawing" xmlns:wp="http://schemas.openxmlformats.org/drawingml/2006/wordprocessingDrawing" xmlns:w10="urn:schemas-microsoft-com:office:word" xmlns:w="http://schemas.openxmlformats.org/wordprocessingml/2006/main" xmlns:w14="http://schemas.microsoft.com/office/word/2010/wordml" xmlns:w15="http://schemas.microsoft.com/office/word/2012/wordml" xmlns:w16cex="http://schemas.microsoft.com/office/word/2018/wordml/cex" xmlns:w16cid="http://schemas.microsoft.com/office/word/2016/wordml/cid" xmlns:w16="http://schemas.microsoft.com/office/word/2018/wordml" xmlns:w16du="http://schemas.microsoft.com/office/word/2023/wordml/word16du" xmlns:w16sdtdh="http://schemas.microsoft.com/office/word/2020/wordml/sdtdatahash" xmlns:w16se="http://schemas.microsoft.com/office/word/2015/wordml/symex" xmlns:wpg="http://schemas.microsoft.com/office/word/2010/wordprocessingGroup" xmlns:wpi="http://schemas.microsoft.com/office/word/2010/wordprocessingInk" xmlns:wne="http://schemas.microsoft.com/office/word/2006/wordml" xmlns:wps="http://schemas.microsoft.com/office/word/2010/wordprocessingShape" mc:Ignorable="w14 w15 w16se w16cid w16 w16cex w16sdtdh w16du wp14">
+<w:hdr xmlns:wpc="http://schemas.microsoft.com/office/word/2010/wordprocessingCanvas" xmlns:cx="http://schemas.microsoft.com/office/drawing/2014/chartex" xmlns:cx1="http://schemas.microsoft.com/office/drawing/2015/9/8/chartex" xmlns:cx2="http://schemas.microsoft.com/office/drawing/2015/10/21/chartex" xmlns:cx3="http://schemas.microsoft.com/office/drawing/2016/5/9/chartex" xmlns:cx4="http://schemas.microsoft.com/office/drawing/2016/5/10/chartex" xmlns:cx5="http://schemas.microsoft.com/office/drawing/2016/5/11/chartex" xmlns:cx6="http://schemas.microsoft.com/office/drawing/2016/5/12/chartex" xmlns:cx7="http://schemas.microsoft.com/office/drawing/2016/5/13/chartex" xmlns:cx8="http://schemas.microsoft.com/office/drawing/2016/5/14/chartex" xmlns:mc="http://schemas.openxmlformats.org/markup-compatibility/2006" xmlns:aink="http://schemas.microsoft.com/office/drawing/2016/ink" xmlns:am3d="http://schemas.microsoft.com/office/drawing/2017/model3d" xmlns:o="urn:schemas-microsoft-com:office:office" xmlns:oel="http://schemas.microsoft.com/office/2019/extlst" xmlns:r="http://schemas.openxmlformats.org/officeDocument/2006/relationships" xmlns:m="http://schemas.openxmlformats.org/officeDocument/2006/math" xmlns:v="urn:schemas-microsoft-com:vml" xmlns:wp14="http://schemas.microsoft.com/office/word/2010/wordprocessingDrawing" xmlns:wp="http://schemas.openxmlformats.org/drawingml/2006/wordprocessingDrawing" xmlns:w10="urn:schemas-microsoft-com:office:word" xmlns:w="http://schemas.openxmlformats.org/wordprocessingml/2006/main" xmlns:w14="http://schemas.microsoft.com/office/word/2010/wordml" xmlns:w15="http://schemas.microsoft.com/office/word/2012/wordml" xmlns:w16cex="http://schemas.microsoft.com/office/word/2018/wordml/cex" xmlns:w16cid="http://schemas.microsoft.com/office/word/2016/wordml/cid" xmlns:w16="http://schemas.microsoft.com/office/word/2018/wordml" xmlns:w16du="http://schemas.microsoft.com/office/word/2023/wordml/word16du" xmlns:w16sdtdh="http://schemas.microsoft.com/office/word/2020/wordml/sdtdatahash" xmlns:w16sdtfl="http://schemas.microsoft.com/office/word/2024/wordml/sdtformatlock" xmlns:w16se="http://schemas.microsoft.com/office/word/2015/wordml/symex" xmlns:wpg="http://schemas.microsoft.com/office/word/2010/wordprocessingGroup" xmlns:wpi="http://schemas.microsoft.com/office/word/2010/wordprocessingInk" xmlns:wne="http://schemas.microsoft.com/office/word/2006/wordml" xmlns:wps="http://schemas.microsoft.com/office/word/2010/wordprocessingShape" mc:Ignorable="w14 w15 w16se w16cid w16 w16cex w16sdtdh w16sdtfl w16du wp14">
   <w:tbl>
     <w:tblPr>
       <w:tblStyle w:val="Tablaconcuadrcula"/>
@@ -25295,7 +25272,7 @@
 </file>
 
 <file path=word/numbering.xml><?xml version="1.0" encoding="utf-8"?>
-<w:numbering xmlns:wpc="http://schemas.microsoft.com/office/word/2010/wordprocessingCanvas" xmlns:cx="http://schemas.microsoft.com/office/drawing/2014/chartex" xmlns:cx1="http://schemas.microsoft.com/office/drawing/2015/9/8/chartex" xmlns:cx2="http://schemas.microsoft.com/office/drawing/2015/10/21/chartex" xmlns:cx3="http://schemas.microsoft.com/office/drawing/2016/5/9/chartex" xmlns:cx4="http://schemas.microsoft.com/office/drawing/2016/5/10/chartex" xmlns:cx5="http://schemas.microsoft.com/office/drawing/2016/5/11/chartex" xmlns:cx6="http://schemas.microsoft.com/office/drawing/2016/5/12/chartex" xmlns:cx7="http://schemas.microsoft.com/office/drawing/2016/5/13/chartex" xmlns:cx8="http://schemas.microsoft.com/office/drawing/2016/5/14/chartex" xmlns:mc="http://schemas.openxmlformats.org/markup-compatibility/2006" xmlns:aink="http://schemas.microsoft.com/office/drawing/2016/ink" xmlns:am3d="http://schemas.microsoft.com/office/drawing/2017/model3d" xmlns:o="urn:schemas-microsoft-com:office:office" xmlns:oel="http://schemas.microsoft.com/office/2019/extlst" xmlns:r="http://schemas.openxmlformats.org/officeDocument/2006/relationships" xmlns:m="http://schemas.openxmlformats.org/officeDocument/2006/math" xmlns:v="urn:schemas-microsoft-com:vml" xmlns:wp14="http://schemas.microsoft.com/office/word/2010/wordprocessingDrawing" xmlns:wp="http://schemas.openxmlformats.org/drawingml/2006/wordprocessingDrawing" xmlns:w10="urn:schemas-microsoft-com:office:word" xmlns:w="http://schemas.openxmlformats.org/wordprocessingml/2006/main" xmlns:w14="http://schemas.microsoft.com/office/word/2010/wordml" xmlns:w15="http://schemas.microsoft.com/office/word/2012/wordml" xmlns:w16cex="http://schemas.microsoft.com/office/word/2018/wordml/cex" xmlns:w16cid="http://schemas.microsoft.com/office/word/2016/wordml/cid" xmlns:w16="http://schemas.microsoft.com/office/word/2018/wordml" xmlns:w16du="http://schemas.microsoft.com/office/word/2023/wordml/word16du" xmlns:w16sdtdh="http://schemas.microsoft.com/office/word/2020/wordml/sdtdatahash" xmlns:w16se="http://schemas.microsoft.com/office/word/2015/wordml/symex" xmlns:wpg="http://schemas.microsoft.com/office/word/2010/wordprocessingGroup" xmlns:wpi="http://schemas.microsoft.com/office/word/2010/wordprocessingInk" xmlns:wne="http://schemas.microsoft.com/office/word/2006/wordml" xmlns:wps="http://schemas.microsoft.com/office/word/2010/wordprocessingShape" mc:Ignorable="w14 w15 w16se w16cid w16 w16cex w16sdtdh w16du wp14">
+<w:numbering xmlns:wpc="http://schemas.microsoft.com/office/word/2010/wordprocessingCanvas" xmlns:cx="http://schemas.microsoft.com/office/drawing/2014/chartex" xmlns:cx1="http://schemas.microsoft.com/office/drawing/2015/9/8/chartex" xmlns:cx2="http://schemas.microsoft.com/office/drawing/2015/10/21/chartex" xmlns:cx3="http://schemas.microsoft.com/office/drawing/2016/5/9/chartex" xmlns:cx4="http://schemas.microsoft.com/office/drawing/2016/5/10/chartex" xmlns:cx5="http://schemas.microsoft.com/office/drawing/2016/5/11/chartex" xmlns:cx6="http://schemas.microsoft.com/office/drawing/2016/5/12/chartex" xmlns:cx7="http://schemas.microsoft.com/office/drawing/2016/5/13/chartex" xmlns:cx8="http://schemas.microsoft.com/office/drawing/2016/5/14/chartex" xmlns:mc="http://schemas.openxmlformats.org/markup-compatibility/2006" xmlns:aink="http://schemas.microsoft.com/office/drawing/2016/ink" xmlns:am3d="http://schemas.microsoft.com/office/drawing/2017/model3d" xmlns:o="urn:schemas-microsoft-com:office:office" xmlns:oel="http://schemas.microsoft.com/office/2019/extlst" xmlns:r="http://schemas.openxmlformats.org/officeDocument/2006/relationships" xmlns:m="http://schemas.openxmlformats.org/officeDocument/2006/math" xmlns:v="urn:schemas-microsoft-com:vml" xmlns:wp14="http://schemas.microsoft.com/office/word/2010/wordprocessingDrawing" xmlns:wp="http://schemas.openxmlformats.org/drawingml/2006/wordprocessingDrawing" xmlns:w10="urn:schemas-microsoft-com:office:word" xmlns:w="http://schemas.openxmlformats.org/wordprocessingml/2006/main" xmlns:w14="http://schemas.microsoft.com/office/word/2010/wordml" xmlns:w15="http://schemas.microsoft.com/office/word/2012/wordml" xmlns:w16cex="http://schemas.microsoft.com/office/word/2018/wordml/cex" xmlns:w16cid="http://schemas.microsoft.com/office/word/2016/wordml/cid" xmlns:w16="http://schemas.microsoft.com/office/word/2018/wordml" xmlns:w16du="http://schemas.microsoft.com/office/word/2023/wordml/word16du" xmlns:w16sdtdh="http://schemas.microsoft.com/office/word/2020/wordml/sdtdatahash" xmlns:w16sdtfl="http://schemas.microsoft.com/office/word/2024/wordml/sdtformatlock" xmlns:w16se="http://schemas.microsoft.com/office/word/2015/wordml/symex" xmlns:wpg="http://schemas.microsoft.com/office/word/2010/wordprocessingGroup" xmlns:wpi="http://schemas.microsoft.com/office/word/2010/wordprocessingInk" xmlns:wne="http://schemas.microsoft.com/office/word/2006/wordml" xmlns:wps="http://schemas.microsoft.com/office/word/2010/wordprocessingShape" mc:Ignorable="w14 w15 w16se w16cid w16 w16cex w16sdtdh w16sdtfl w16du wp14">
   <w:abstractNum w:abstractNumId="0" w15:restartNumberingAfterBreak="0">
     <w:nsid w:val="08D86D46"/>
     <w:multiLevelType w:val="hybridMultilevel"/>
@@ -28125,7 +28102,7 @@
 </file>
 
 <file path=word/styles.xml><?xml version="1.0" encoding="utf-8"?>
-<w:styles xmlns:mc="http://schemas.openxmlformats.org/markup-compatibility/2006" xmlns:r="http://schemas.openxmlformats.org/officeDocument/2006/relationships" xmlns:w="http://schemas.openxmlformats.org/wordprocessingml/2006/main" xmlns:w14="http://schemas.microsoft.com/office/word/2010/wordml" xmlns:w15="http://schemas.microsoft.com/office/word/2012/wordml" xmlns:w16cex="http://schemas.microsoft.com/office/word/2018/wordml/cex" xmlns:w16cid="http://schemas.microsoft.com/office/word/2016/wordml/cid" xmlns:w16="http://schemas.microsoft.com/office/word/2018/wordml" xmlns:w16du="http://schemas.microsoft.com/office/word/2023/wordml/word16du" xmlns:w16sdtdh="http://schemas.microsoft.com/office/word/2020/wordml/sdtdatahash" xmlns:w16se="http://schemas.microsoft.com/office/word/2015/wordml/symex" mc:Ignorable="w14 w15 w16se w16cid w16 w16cex w16sdtdh w16du">
+<w:styles xmlns:mc="http://schemas.openxmlformats.org/markup-compatibility/2006" xmlns:r="http://schemas.openxmlformats.org/officeDocument/2006/relationships" xmlns:w="http://schemas.openxmlformats.org/wordprocessingml/2006/main" xmlns:w14="http://schemas.microsoft.com/office/word/2010/wordml" xmlns:w15="http://schemas.microsoft.com/office/word/2012/wordml" xmlns:w16cex="http://schemas.microsoft.com/office/word/2018/wordml/cex" xmlns:w16cid="http://schemas.microsoft.com/office/word/2016/wordml/cid" xmlns:w16="http://schemas.microsoft.com/office/word/2018/wordml" xmlns:w16du="http://schemas.microsoft.com/office/word/2023/wordml/word16du" xmlns:w16sdtdh="http://schemas.microsoft.com/office/word/2020/wordml/sdtdatahash" xmlns:w16sdtfl="http://schemas.microsoft.com/office/word/2024/wordml/sdtformatlock" xmlns:w16se="http://schemas.microsoft.com/office/word/2015/wordml/symex" mc:Ignorable="w14 w15 w16se w16cid w16 w16cex w16sdtdh w16sdtfl w16du">
   <w:docDefaults>
     <w:rPrDefault>
       <w:rPr>
@@ -29161,7 +29138,7 @@
       <w14:ligatures w14:val="none"/>
     </w:rPr>
   </w:style>
-  <w:style w:type="character" w:styleId="Textoennegrita">
+  <w:style w:type="character" w:styleId="Fuerte">
     <w:name w:val="Strong"/>
     <w:basedOn w:val="Fuentedeprrafopredeter"/>
     <w:uiPriority w:val="22"/>
